--- a/docs/SocialHub-AB250136.docx
+++ b/docs/SocialHub-AB250136.docx
@@ -4,668 +4,16 @@
   <w:body>
     <w:p>
       <w:pPr>
-        <w:widowControl w:val="0"/>
-        <w:autoSpaceDE w:val="0"/>
-        <w:autoSpaceDN w:val="0"/>
-        <w:adjustRightInd w:val="0"/>
         <w:rPr>
           <w:rFonts w:ascii="Calibri Light" w:eastAsia="Calibri Light" w:hAnsi="Calibri Light" w:cs="Calibri Light"/>
-          <w:color w:val="1F497D" w:themeColor="text2"/>
-          <w:sz w:val="26"/>
-          <w:szCs w:val="26"/>
-          <w:lang w:val="es-ES"/>
-        </w:rPr>
-      </w:pPr>
-      <w:r>
-        <w:rPr>
-          <w:rFonts w:ascii="Calibri Light" w:eastAsia="Calibri Light" w:hAnsi="Calibri Light" w:cs="Calibri Light"/>
-          <w:noProof/>
-          <w:color w:val="1F497D" w:themeColor="text2"/>
-          <w:sz w:val="26"/>
-          <w:szCs w:val="26"/>
-          <w:lang w:val="es-ES"/>
-        </w:rPr>
-        <w:drawing>
-          <wp:inline distT="0" distB="0" distL="0" distR="0" wp14:anchorId="321BE3A4" wp14:editId="18563931">
-            <wp:extent cx="1996991" cy="698989"/>
-            <wp:effectExtent l="0" t="0" r="3810" b="6350"/>
-            <wp:docPr id="1286883551" name="Imagen 1" descr="Logotipo&#10;&#10;Descripción generada automáticamente"/>
-            <wp:cNvGraphicFramePr>
-              <a:graphicFrameLocks xmlns:a="http://schemas.openxmlformats.org/drawingml/2006/main" noChangeAspect="1"/>
-            </wp:cNvGraphicFramePr>
-            <a:graphic xmlns:a="http://schemas.openxmlformats.org/drawingml/2006/main">
-              <a:graphicData uri="http://schemas.openxmlformats.org/drawingml/2006/picture">
-                <pic:pic xmlns:pic="http://schemas.openxmlformats.org/drawingml/2006/picture">
-                  <pic:nvPicPr>
-                    <pic:cNvPr id="1286883551" name="Imagen 1" descr="Logotipo&#10;&#10;Descripción generada automáticamente"/>
-                    <pic:cNvPicPr/>
-                  </pic:nvPicPr>
-                  <pic:blipFill>
-                    <a:blip r:embed="rId8"/>
-                    <a:stretch>
-                      <a:fillRect/>
-                    </a:stretch>
-                  </pic:blipFill>
-                  <pic:spPr>
-                    <a:xfrm>
-                      <a:off x="0" y="0"/>
-                      <a:ext cx="2062805" cy="722025"/>
-                    </a:xfrm>
-                    <a:prstGeom prst="rect">
-                      <a:avLst/>
-                    </a:prstGeom>
-                  </pic:spPr>
-                </pic:pic>
-              </a:graphicData>
-            </a:graphic>
-          </wp:inline>
-        </w:drawing>
-      </w:r>
-    </w:p>
-    <w:p>
-      <w:pPr>
-        <w:widowControl w:val="0"/>
-        <w:autoSpaceDE w:val="0"/>
-        <w:autoSpaceDN w:val="0"/>
-        <w:adjustRightInd w:val="0"/>
-        <w:spacing w:line="360" w:lineRule="auto"/>
-        <w:rPr>
-          <w:rFonts w:ascii="Arial" w:eastAsia="Arial" w:hAnsi="Arial" w:cs="Arial"/>
-          <w:b/>
-          <w:bCs/>
-          <w:sz w:val="26"/>
-          <w:szCs w:val="26"/>
-          <w:lang w:val="es-ES"/>
-        </w:rPr>
-      </w:pPr>
-      <w:r>
-        <w:rPr>
-          <w:rFonts w:ascii="Arial" w:eastAsia="Arial" w:hAnsi="Arial" w:cs="Arial"/>
-          <w:b/>
-          <w:bCs/>
-          <w:color w:val="1F497D" w:themeColor="text2"/>
-          <w:sz w:val="26"/>
-          <w:szCs w:val="26"/>
-          <w:lang w:val="es-ES"/>
-        </w:rPr>
-        <w:t xml:space="preserve">Asignatura: </w:t>
-      </w:r>
-      <w:r>
-        <w:rPr>
-          <w:rFonts w:ascii="Arial" w:eastAsia="Arial" w:hAnsi="Arial" w:cs="Arial"/>
-          <w:sz w:val="26"/>
-          <w:szCs w:val="26"/>
-          <w:lang w:val="es-ES"/>
-        </w:rPr>
-        <w:t>Desarrollo de Aplicaciones con Web Frameworks</w:t>
-      </w:r>
-      <w:r>
-        <w:rPr>
-          <w:rFonts w:ascii="Arial" w:eastAsia="Arial" w:hAnsi="Arial" w:cs="Arial"/>
-          <w:sz w:val="26"/>
-          <w:szCs w:val="26"/>
-          <w:lang w:val="es-ES"/>
-        </w:rPr>
-        <w:t xml:space="preserve"> </w:t>
-      </w:r>
-    </w:p>
-    <w:p>
-      <w:pPr>
-        <w:widowControl w:val="0"/>
-        <w:autoSpaceDE w:val="0"/>
-        <w:autoSpaceDN w:val="0"/>
-        <w:adjustRightInd w:val="0"/>
-        <w:spacing w:line="360" w:lineRule="auto"/>
-        <w:rPr>
-          <w:rFonts w:ascii="Arial" w:eastAsia="Arial" w:hAnsi="Arial" w:cs="Arial"/>
-          <w:sz w:val="26"/>
-          <w:szCs w:val="26"/>
-          <w:lang w:val="es-ES"/>
-        </w:rPr>
-      </w:pPr>
-      <w:r>
-        <w:rPr>
-          <w:rFonts w:ascii="Arial" w:eastAsia="Arial" w:hAnsi="Arial" w:cs="Arial"/>
-          <w:b/>
-          <w:bCs/>
-          <w:color w:val="1F497D" w:themeColor="text2"/>
-          <w:sz w:val="26"/>
-          <w:szCs w:val="26"/>
-          <w:lang w:val="es-ES"/>
-        </w:rPr>
-        <w:t xml:space="preserve">Ciclo / Grupo: </w:t>
-      </w:r>
-      <w:r>
-        <w:rPr>
-          <w:rFonts w:ascii="Arial" w:eastAsia="Arial" w:hAnsi="Arial" w:cs="Arial"/>
-          <w:sz w:val="26"/>
-          <w:szCs w:val="26"/>
-          <w:lang w:val="es-ES"/>
-        </w:rPr>
-        <w:t>0</w:t>
-      </w:r>
-      <w:r>
-        <w:rPr>
-          <w:rFonts w:ascii="Arial" w:eastAsia="Arial" w:hAnsi="Arial" w:cs="Arial"/>
-          <w:sz w:val="26"/>
-          <w:szCs w:val="26"/>
-          <w:lang w:val="es-ES"/>
-        </w:rPr>
-        <w:t>2</w:t>
-      </w:r>
-      <w:r>
-        <w:rPr>
-          <w:rFonts w:ascii="Arial" w:eastAsia="Arial" w:hAnsi="Arial" w:cs="Arial"/>
-          <w:sz w:val="26"/>
-          <w:szCs w:val="26"/>
-          <w:lang w:val="es-ES"/>
-        </w:rPr>
-        <w:t>– 20</w:t>
-      </w:r>
-      <w:r>
-        <w:rPr>
-          <w:rFonts w:ascii="Arial" w:eastAsia="Arial" w:hAnsi="Arial" w:cs="Arial"/>
-          <w:sz w:val="26"/>
-          <w:szCs w:val="26"/>
-          <w:lang w:val="es-ES"/>
-        </w:rPr>
-        <w:t>2</w:t>
-      </w:r>
-      <w:r>
-        <w:rPr>
-          <w:rFonts w:ascii="Arial" w:eastAsia="Arial" w:hAnsi="Arial" w:cs="Arial"/>
-          <w:sz w:val="26"/>
-          <w:szCs w:val="26"/>
-          <w:lang w:val="es-ES"/>
-        </w:rPr>
-        <w:t>6</w:t>
-      </w:r>
-      <w:r>
-        <w:rPr>
-          <w:rFonts w:ascii="Arial" w:eastAsia="Arial" w:hAnsi="Arial" w:cs="Arial"/>
-          <w:sz w:val="26"/>
-          <w:szCs w:val="26"/>
-          <w:lang w:val="es-ES"/>
-        </w:rPr>
-        <w:t xml:space="preserve"> / 0</w:t>
-      </w:r>
-      <w:r>
-        <w:rPr>
-          <w:rFonts w:ascii="Arial" w:eastAsia="Arial" w:hAnsi="Arial" w:cs="Arial"/>
-          <w:sz w:val="26"/>
-          <w:szCs w:val="26"/>
-          <w:lang w:val="es-ES"/>
-        </w:rPr>
-        <w:t>1L</w:t>
-      </w:r>
-    </w:p>
-    <w:tbl>
-      <w:tblPr>
-        <w:tblpPr w:leftFromText="187" w:rightFromText="187" w:bottomFromText="720" w:vertAnchor="page" w:horzAnchor="margin" w:tblpXSpec="center" w:tblpY="4073"/>
-        <w:tblW w:w="5272" w:type="pct"/>
-        <w:tblCellMar>
-          <w:left w:w="288" w:type="dxa"/>
-          <w:right w:w="288" w:type="dxa"/>
-        </w:tblCellMar>
-        <w:tblLook w:val="04A0" w:firstRow="1" w:lastRow="0" w:firstColumn="1" w:lastColumn="0" w:noHBand="0" w:noVBand="1"/>
-      </w:tblPr>
-      <w:tblGrid>
-        <w:gridCol w:w="10215"/>
-      </w:tblGrid>
-      <w:tr>
-        <w:trPr>
-          <w:trHeight w:val="507"/>
-        </w:trPr>
-        <w:tc>
-          <w:tcPr>
-            <w:tcW w:w="9927" w:type="dxa"/>
-            <w:hideMark/>
-          </w:tcPr>
-          <w:sdt>
-            <w:sdtPr>
-              <w:rPr>
-                <w:sz w:val="56"/>
-              </w:rPr>
-              <w:alias w:val="Título"/>
-              <w:id w:val="-308007970"/>
-              <w:placeholder>
-                <w:docPart w:val="AE720410D44342FCA194A216BFF5EC9C"/>
-              </w:placeholder>
-              <w:dataBinding w:prefixMappings="xmlns:ns0='http://schemas.openxmlformats.org/package/2006/metadata/core-properties' xmlns:ns1='http://purl.org/dc/elements/1.1/'" w:xpath="/ns0:coreProperties[1]/ns1:title[1]" w:storeItemID="{6C3C8BC8-F283-45AE-878A-BAB7291924A1}"/>
-              <w:text/>
-            </w:sdtPr>
-            <w:sdtContent>
-              <w:p>
-                <w:pPr>
-                  <w:pStyle w:val="Ttulo"/>
-                  <w:spacing w:after="0" w:line="276" w:lineRule="auto"/>
-                  <w:jc w:val="center"/>
-                  <w:rPr>
-                    <w:sz w:val="96"/>
-                  </w:rPr>
-                </w:pPr>
-                <w:r>
-                  <w:rPr>
-                    <w:sz w:val="56"/>
-                  </w:rPr>
-                  <w:t>SocialHub</w:t>
-                </w:r>
-              </w:p>
-            </w:sdtContent>
-          </w:sdt>
-        </w:tc>
-      </w:tr>
-      <w:tr>
-        <w:trPr>
-          <w:trHeight w:val="28"/>
-        </w:trPr>
-        <w:tc>
-          <w:tcPr>
-            <w:tcW w:w="9927" w:type="dxa"/>
-            <w:vAlign w:val="bottom"/>
-            <w:hideMark/>
-          </w:tcPr>
-          <w:sdt>
-            <w:sdtPr>
-              <w:rPr>
-                <w:sz w:val="32"/>
-                <w:szCs w:val="36"/>
-              </w:rPr>
-              <w:alias w:val="Subtítulo"/>
-              <w:id w:val="758173203"/>
-              <w:placeholder>
-                <w:docPart w:val="7B83D71142BF47CBBF85856F6DFDD7D7"/>
-              </w:placeholder>
-              <w:dataBinding w:prefixMappings="xmlns:ns0='http://schemas.openxmlformats.org/package/2006/metadata/core-properties' xmlns:ns1='http://purl.org/dc/elements/1.1/'" w:xpath="/ns0:coreProperties[1]/ns1:subject[1]" w:storeItemID="{6C3C8BC8-F283-45AE-878A-BAB7291924A1}"/>
-              <w:text/>
-            </w:sdtPr>
-            <w:sdtContent>
-              <w:p>
-                <w:pPr>
-                  <w:pStyle w:val="Subttulo"/>
-                  <w:spacing w:after="0"/>
-                  <w:jc w:val="center"/>
-                  <w:rPr>
-                    <w:sz w:val="36"/>
-                    <w:szCs w:val="36"/>
-                  </w:rPr>
-                </w:pPr>
-                <w:r>
-                  <w:rPr>
-                    <w:sz w:val="32"/>
-                    <w:szCs w:val="36"/>
-                  </w:rPr>
-                  <w:t>Desafío 02</w:t>
-                </w:r>
-              </w:p>
-            </w:sdtContent>
-          </w:sdt>
-        </w:tc>
-      </w:tr>
-    </w:tbl>
-    <w:p>
-      <w:pPr>
-        <w:spacing w:after="240"/>
-        <w:rPr>
-          <w:rFonts w:ascii="Calibri Light,ＭＳ ゴシック" w:eastAsia="Calibri Light,ＭＳ ゴシック" w:hAnsi="Calibri Light,ＭＳ ゴシック" w:cs="Calibri Light,ＭＳ ゴシック"/>
-          <w:color w:val="1F497D" w:themeColor="text2"/>
-          <w:sz w:val="28"/>
-          <w:szCs w:val="28"/>
-        </w:rPr>
-      </w:pPr>
-      <w:r>
-        <w:rPr>
-          <w:rFonts w:ascii="Arial" w:eastAsia="Arial" w:hAnsi="Arial" w:cs="Arial"/>
-          <w:b/>
-          <w:bCs/>
-          <w:color w:val="1F497D" w:themeColor="text2"/>
-          <w:sz w:val="26"/>
-          <w:szCs w:val="26"/>
-          <w:lang w:val="es-ES"/>
-        </w:rPr>
-        <w:t>Facilitador:</w:t>
-      </w:r>
-      <w:r>
-        <w:rPr>
-          <w:rFonts w:ascii="Calibri Light" w:eastAsia="Calibri Light" w:hAnsi="Calibri Light" w:cs="Calibri Light"/>
-          <w:color w:val="1F497D" w:themeColor="text2"/>
-          <w:spacing w:val="5"/>
-          <w:kern w:val="28"/>
-          <w:sz w:val="28"/>
-          <w:szCs w:val="28"/>
-          <w14:ligatures w14:val="standardContextual"/>
-          <w14:cntxtAlts/>
-        </w:rPr>
-        <w:t xml:space="preserve"> </w:t>
-      </w:r>
-      <w:r>
-        <w:rPr>
-          <w:rFonts w:ascii="Calibri Light" w:eastAsia="Calibri Light" w:hAnsi="Calibri Light" w:cs="Calibri Light"/>
-          <w:color w:val="0D0D0D" w:themeColor="text1" w:themeTint="F2"/>
-          <w:spacing w:val="5"/>
-          <w:kern w:val="28"/>
-          <w:sz w:val="28"/>
-          <w:szCs w:val="28"/>
-          <w14:ligatures w14:val="standardContextual"/>
-          <w14:cntxtAlts/>
-        </w:rPr>
-        <w:t xml:space="preserve">Ing. </w:t>
-      </w:r>
-      <w:r>
-        <w:rPr>
-          <w:rFonts w:ascii="Calibri Light" w:eastAsia="Calibri Light" w:hAnsi="Calibri Light" w:cs="Calibri Light"/>
-          <w:color w:val="0D0D0D" w:themeColor="text1" w:themeTint="F2"/>
-          <w:spacing w:val="5"/>
-          <w:kern w:val="28"/>
-          <w:sz w:val="28"/>
-          <w:szCs w:val="28"/>
-          <w14:ligatures w14:val="standardContextual"/>
-          <w14:cntxtAlts/>
-        </w:rPr>
-        <w:t>Edwin</w:t>
-      </w:r>
-      <w:r>
-        <w:rPr>
-          <w:rFonts w:ascii="Calibri Light" w:eastAsia="Calibri Light" w:hAnsi="Calibri Light" w:cs="Calibri Light"/>
-          <w:color w:val="0D0D0D" w:themeColor="text1" w:themeTint="F2"/>
-          <w:spacing w:val="5"/>
-          <w:kern w:val="28"/>
-          <w:sz w:val="28"/>
-          <w:szCs w:val="28"/>
-          <w14:ligatures w14:val="standardContextual"/>
-          <w14:cntxtAlts/>
-        </w:rPr>
-        <w:t xml:space="preserve"> Melgar</w:t>
-      </w:r>
-    </w:p>
-    <w:p>
-      <w:pPr>
-        <w:spacing w:line="360" w:lineRule="auto"/>
-        <w:jc w:val="center"/>
-        <w:rPr>
-          <w:rFonts w:ascii="Calibri Light" w:eastAsia="Calibri Light" w:hAnsi="Calibri Light" w:cs="Calibri Light"/>
-          <w:color w:val="1F497D" w:themeColor="text2"/>
-          <w:sz w:val="28"/>
-          <w:szCs w:val="28"/>
-          <w:lang w:val="es-ES"/>
-        </w:rPr>
-      </w:pPr>
-    </w:p>
-    <w:p>
-      <w:pPr>
-        <w:spacing w:line="360" w:lineRule="auto"/>
-        <w:jc w:val="center"/>
-        <w:rPr>
-          <w:rFonts w:ascii="Calibri Light" w:eastAsia="Calibri Light" w:hAnsi="Calibri Light" w:cs="Calibri Light"/>
-          <w:color w:val="1F497D" w:themeColor="text2"/>
-          <w:sz w:val="28"/>
-          <w:szCs w:val="28"/>
-          <w:lang w:val="es-ES"/>
-        </w:rPr>
-      </w:pPr>
-      <w:r>
-        <w:rPr>
-          <w:rFonts w:ascii="Calibri Light" w:eastAsia="Calibri Light" w:hAnsi="Calibri Light" w:cs="Calibri Light"/>
-          <w:color w:val="1F497D" w:themeColor="text2"/>
-          <w:sz w:val="28"/>
-          <w:szCs w:val="28"/>
-          <w:lang w:val="es-ES"/>
-        </w:rPr>
-        <w:t>Elaborado por:</w:t>
-      </w:r>
-    </w:p>
-    <w:p>
-      <w:pPr>
-        <w:spacing w:line="360" w:lineRule="auto"/>
-        <w:ind w:left="708" w:firstLine="708"/>
-        <w:rPr>
-          <w:rFonts w:ascii="Calibri Light" w:eastAsia="Calibri Light" w:hAnsi="Calibri Light" w:cs="Calibri Light"/>
-          <w:sz w:val="26"/>
-          <w:szCs w:val="26"/>
-          <w:lang w:val="es-ES"/>
-        </w:rPr>
-      </w:pPr>
-      <w:r>
-        <w:rPr>
-          <w:rFonts w:ascii="Calibri Light" w:eastAsia="Calibri Light" w:hAnsi="Calibri Light" w:cs="Calibri Light"/>
-          <w:sz w:val="26"/>
-          <w:szCs w:val="26"/>
-          <w:lang w:val="es-ES"/>
-        </w:rPr>
-        <w:t xml:space="preserve">Anaya Brizuela, Bryan Ernesto  </w:t>
-      </w:r>
-      <w:r>
-        <w:rPr>
-          <w:rFonts w:ascii="Calibri Light" w:eastAsia="Calibri Light" w:hAnsi="Calibri Light" w:cs="Calibri Light"/>
-          <w:sz w:val="26"/>
-          <w:szCs w:val="26"/>
-          <w:lang w:val="es-ES"/>
-        </w:rPr>
-        <w:tab/>
-      </w:r>
-      <w:r>
-        <w:rPr>
-          <w:rFonts w:ascii="Calibri Light" w:eastAsia="Calibri Light" w:hAnsi="Calibri Light" w:cs="Calibri Light"/>
-          <w:sz w:val="26"/>
-          <w:szCs w:val="26"/>
-          <w:lang w:val="es-ES"/>
-        </w:rPr>
-        <w:tab/>
-      </w:r>
-      <w:r>
-        <w:rPr>
-          <w:rFonts w:ascii="Calibri Light" w:eastAsia="Calibri Light" w:hAnsi="Calibri Light" w:cs="Calibri Light"/>
-          <w:sz w:val="26"/>
-          <w:szCs w:val="26"/>
-          <w:lang w:val="es-ES"/>
-        </w:rPr>
-        <w:tab/>
-        <w:t xml:space="preserve">      </w:t>
-      </w:r>
-      <w:r>
-        <w:rPr>
-          <w:rFonts w:ascii="Calibri Light" w:hAnsi="Calibri Light" w:cs="Calibri Light"/>
-          <w:sz w:val="26"/>
-          <w:szCs w:val="26"/>
-          <w:lang w:val="es-ES"/>
-        </w:rPr>
-        <w:t>AB250136</w:t>
-      </w:r>
-    </w:p>
-    <w:p>
-      <w:pPr>
-        <w:tabs>
-          <w:tab w:val="left" w:pos="745"/>
-        </w:tabs>
-        <w:rPr>
-          <w:rFonts w:ascii="Calibri Light" w:eastAsia="Calibri Light" w:hAnsi="Calibri Light" w:cs="Calibri Light"/>
-          <w:sz w:val="26"/>
-          <w:szCs w:val="26"/>
-          <w:lang w:val="es-ES"/>
-        </w:rPr>
-      </w:pPr>
-    </w:p>
-    <w:p>
-      <w:pPr>
-        <w:tabs>
-          <w:tab w:val="left" w:pos="745"/>
-        </w:tabs>
-        <w:rPr>
-          <w:rFonts w:ascii="Calibri Light" w:eastAsia="Calibri Light" w:hAnsi="Calibri Light" w:cs="Calibri Light"/>
-          <w:spacing w:val="5"/>
-          <w:kern w:val="28"/>
-          <w:sz w:val="28"/>
-          <w:szCs w:val="28"/>
-          <w14:ligatures w14:val="standardContextual"/>
-          <w14:cntxtAlts/>
-        </w:rPr>
-      </w:pPr>
-      <w:r>
-        <w:rPr>
-          <w:rFonts w:ascii="Calibri Light" w:eastAsia="Calibri Light" w:hAnsi="Calibri Light" w:cs="Calibri Light"/>
-          <w:sz w:val="26"/>
-          <w:szCs w:val="26"/>
-          <w:lang w:val="es-ES"/>
-        </w:rPr>
-        <w:tab/>
-      </w:r>
-      <w:r>
-        <w:rPr>
-          <w:rFonts w:ascii="Calibri Light" w:eastAsia="Calibri Light" w:hAnsi="Calibri Light" w:cs="Calibri Light"/>
-          <w:sz w:val="26"/>
-          <w:szCs w:val="26"/>
-          <w:lang w:val="es-ES"/>
-        </w:rPr>
-        <w:tab/>
-      </w:r>
-      <w:r>
-        <w:rPr>
-          <w:rFonts w:ascii="Calibri Light" w:eastAsia="Calibri Light" w:hAnsi="Calibri Light" w:cs="Calibri Light"/>
-          <w:color w:val="1F497D" w:themeColor="text2"/>
-          <w:spacing w:val="5"/>
-          <w:kern w:val="28"/>
-          <w:sz w:val="28"/>
-          <w:szCs w:val="28"/>
-          <w14:ligatures w14:val="standardContextual"/>
-          <w14:cntxtAlts/>
-        </w:rPr>
-        <w:t>Fecha de Entrega</w:t>
-      </w:r>
-      <w:r>
-        <w:rPr>
-          <w:rFonts w:ascii="Calibri Light" w:eastAsia="Calibri Light" w:hAnsi="Calibri Light" w:cs="Calibri Light"/>
-          <w:color w:val="1F497D" w:themeColor="text2"/>
-          <w:spacing w:val="5"/>
-          <w:kern w:val="28"/>
-          <w:sz w:val="28"/>
-          <w:szCs w:val="28"/>
-          <w14:ligatures w14:val="standardContextual"/>
-          <w14:cntxtAlts/>
-        </w:rPr>
-        <w:t>:</w:t>
-      </w:r>
-      <w:r>
-        <w:rPr>
-          <w:rFonts w:ascii="Calibri Light" w:eastAsia="Calibri Light" w:hAnsi="Calibri Light" w:cs="Calibri Light"/>
-          <w:color w:val="1F497D" w:themeColor="text2"/>
-          <w:spacing w:val="5"/>
-          <w:kern w:val="28"/>
-          <w:sz w:val="28"/>
-          <w:szCs w:val="28"/>
-          <w14:ligatures w14:val="standardContextual"/>
-          <w14:cntxtAlts/>
-        </w:rPr>
-        <w:t xml:space="preserve"> </w:t>
-      </w:r>
-      <w:r>
-        <w:rPr>
-          <w:rFonts w:ascii="Calibri Light" w:eastAsia="Calibri Light" w:hAnsi="Calibri Light" w:cs="Calibri Light"/>
-          <w:spacing w:val="5"/>
-          <w:kern w:val="28"/>
-          <w:sz w:val="28"/>
-          <w:szCs w:val="28"/>
-          <w14:ligatures w14:val="standardContextual"/>
-          <w14:cntxtAlts/>
-        </w:rPr>
-        <w:t xml:space="preserve">Miércoles </w:t>
-      </w:r>
-      <w:r>
-        <w:rPr>
-          <w:rFonts w:ascii="Calibri Light" w:eastAsia="Calibri Light" w:hAnsi="Calibri Light" w:cs="Calibri Light"/>
-          <w:spacing w:val="5"/>
-          <w:kern w:val="28"/>
-          <w:sz w:val="28"/>
-          <w:szCs w:val="28"/>
-          <w14:ligatures w14:val="standardContextual"/>
-          <w14:cntxtAlts/>
-        </w:rPr>
-        <w:t>19</w:t>
-      </w:r>
-      <w:r>
-        <w:rPr>
-          <w:rFonts w:ascii="Calibri Light" w:eastAsia="Calibri Light" w:hAnsi="Calibri Light" w:cs="Calibri Light"/>
-          <w:spacing w:val="5"/>
-          <w:kern w:val="28"/>
-          <w:sz w:val="28"/>
-          <w:szCs w:val="28"/>
-          <w14:ligatures w14:val="standardContextual"/>
-          <w14:cntxtAlts/>
-        </w:rPr>
-        <w:t xml:space="preserve"> de </w:t>
-      </w:r>
-      <w:r>
-        <w:rPr>
-          <w:rFonts w:ascii="Calibri Light" w:eastAsia="Calibri Light" w:hAnsi="Calibri Light" w:cs="Calibri Light"/>
-          <w:spacing w:val="5"/>
-          <w:kern w:val="28"/>
-          <w:sz w:val="28"/>
-          <w:szCs w:val="28"/>
-          <w14:ligatures w14:val="standardContextual"/>
-          <w14:cntxtAlts/>
-        </w:rPr>
-        <w:t xml:space="preserve">Septiembre </w:t>
-      </w:r>
-      <w:r>
-        <w:rPr>
-          <w:rFonts w:ascii="Calibri Light" w:eastAsia="Calibri Light" w:hAnsi="Calibri Light" w:cs="Calibri Light"/>
-          <w:spacing w:val="5"/>
-          <w:kern w:val="28"/>
-          <w:sz w:val="28"/>
-          <w:szCs w:val="28"/>
-          <w14:ligatures w14:val="standardContextual"/>
-          <w14:cntxtAlts/>
-        </w:rPr>
-        <w:t>de 20</w:t>
-      </w:r>
-      <w:r>
-        <w:rPr>
-          <w:rFonts w:ascii="Calibri Light" w:eastAsia="Calibri Light" w:hAnsi="Calibri Light" w:cs="Calibri Light"/>
-          <w:spacing w:val="5"/>
-          <w:kern w:val="28"/>
-          <w:sz w:val="28"/>
-          <w:szCs w:val="28"/>
-          <w14:ligatures w14:val="standardContextual"/>
-          <w14:cntxtAlts/>
-        </w:rPr>
-        <w:t>2</w:t>
-      </w:r>
-      <w:r>
-        <w:rPr>
-          <w:rFonts w:ascii="Calibri Light" w:eastAsia="Calibri Light" w:hAnsi="Calibri Light" w:cs="Calibri Light"/>
-          <w:spacing w:val="5"/>
-          <w:kern w:val="28"/>
-          <w:sz w:val="28"/>
-          <w:szCs w:val="28"/>
-          <w14:ligatures w14:val="standardContextual"/>
-          <w14:cntxtAlts/>
-        </w:rPr>
-        <w:t>6</w:t>
-      </w:r>
-    </w:p>
-    <w:p>
-      <w:pPr>
-        <w:rPr>
-          <w:rFonts w:ascii="Calibri Light" w:eastAsia="Calibri Light" w:hAnsi="Calibri Light" w:cs="Calibri Light"/>
-          <w:spacing w:val="5"/>
-          <w:kern w:val="28"/>
-          <w:sz w:val="28"/>
-          <w:szCs w:val="28"/>
-          <w14:ligatures w14:val="standardContextual"/>
-          <w14:cntxtAlts/>
-        </w:rPr>
-      </w:pPr>
-      <w:r>
-        <w:rPr>
-          <w:rFonts w:ascii="Calibri Light" w:eastAsia="Calibri Light" w:hAnsi="Calibri Light" w:cs="Calibri Light"/>
-          <w:spacing w:val="5"/>
-          <w:kern w:val="28"/>
-          <w:sz w:val="28"/>
-          <w:szCs w:val="28"/>
-          <w14:ligatures w14:val="standardContextual"/>
-          <w14:cntxtAlts/>
-        </w:rPr>
-        <w:br w:type="page"/>
-      </w:r>
+          <w:spacing w:val="5"/>
+          <w:kern w:val="28"/>
+          <w:sz w:val="28"/>
+          <w:szCs w:val="28"/>
+          <w14:ligatures w14:val="standardContextual"/>
+          <w14:cntxtAlts/>
+        </w:rPr>
+      </w:pPr>
     </w:p>
     <w:p>
       <w:pPr>
@@ -687,7 +35,6 @@
           <w:szCs w:val="28"/>
           <w:lang w:val="es-SV"/>
         </w:rPr>
-        <w:lastRenderedPageBreak/>
         <w:t>SocialHub</w:t>
       </w:r>
     </w:p>
@@ -760,179 +107,59 @@
           <w:szCs w:val="28"/>
           <w:lang w:val="es-SV"/>
         </w:rPr>
-        <w:t>SocialHub es una aplicación web desarrollada para la gestión de publicaciones y comentarios. El sistema permite a los usuarios crear</w:t>
-      </w:r>
-      <w:r>
-        <w:rPr>
-          <w:sz w:val="28"/>
-          <w:szCs w:val="28"/>
-          <w:lang w:val="es-SV"/>
-        </w:rPr>
-        <w:t xml:space="preserve"> </w:t>
-      </w:r>
-      <w:r>
-        <w:rPr>
-          <w:sz w:val="28"/>
-          <w:szCs w:val="28"/>
-          <w:lang w:val="es-SV"/>
-        </w:rPr>
-        <w:t>, consultar, modificar y eliminar publicaciones, así como administrar los comentarios asociados a cada una de ellas.</w:t>
-      </w:r>
-    </w:p>
-    <w:p>
-      <w:pPr>
-        <w:rPr>
-          <w:sz w:val="28"/>
-          <w:szCs w:val="28"/>
-          <w:lang w:val="es-SV"/>
-        </w:rPr>
-      </w:pPr>
-    </w:p>
-    <w:p>
-      <w:pPr>
-        <w:rPr>
-          <w:sz w:val="28"/>
-          <w:szCs w:val="28"/>
-          <w:lang w:val="es-SV"/>
-        </w:rPr>
-      </w:pPr>
-      <w:r>
-        <w:rPr>
-          <w:sz w:val="28"/>
-          <w:szCs w:val="28"/>
-          <w:lang w:val="es-SV"/>
-        </w:rPr>
-        <w:t xml:space="preserve">La solución fue construida utilizando una arquitectura cliente-servidor. El </w:t>
-      </w:r>
-      <w:r>
-        <w:rPr>
-          <w:sz w:val="28"/>
-          <w:szCs w:val="28"/>
-          <w:lang w:val="es-SV"/>
-        </w:rPr>
-        <w:t>B</w:t>
-      </w:r>
-      <w:r>
-        <w:rPr>
-          <w:sz w:val="28"/>
-          <w:szCs w:val="28"/>
-          <w:lang w:val="es-SV"/>
-        </w:rPr>
-        <w:t xml:space="preserve">ackend fue desarrollado con Spring Boot y expone una API REST documentada mediante Swagger/OpenAPI, mientras que el </w:t>
-      </w:r>
-      <w:r>
-        <w:rPr>
-          <w:sz w:val="28"/>
-          <w:szCs w:val="28"/>
-          <w:lang w:val="es-SV"/>
-        </w:rPr>
-        <w:t>Frontend</w:t>
-      </w:r>
-      <w:r>
-        <w:rPr>
-          <w:sz w:val="28"/>
-          <w:szCs w:val="28"/>
-          <w:lang w:val="es-SV"/>
-        </w:rPr>
-        <w:t xml:space="preserve"> fue desarrollado con React y consume exclusivamente los servicios proporcionados por dicha API.</w:t>
-      </w:r>
-    </w:p>
-    <w:p>
-      <w:pPr>
-        <w:rPr>
-          <w:sz w:val="28"/>
-          <w:szCs w:val="28"/>
-          <w:lang w:val="es-SV"/>
-        </w:rPr>
-      </w:pPr>
-    </w:p>
-    <w:p>
-      <w:pPr>
-        <w:rPr>
-          <w:sz w:val="28"/>
-          <w:szCs w:val="28"/>
-          <w:lang w:val="es-SV"/>
-        </w:rPr>
-      </w:pPr>
-      <w:r>
-        <w:rPr>
-          <w:sz w:val="28"/>
-          <w:szCs w:val="28"/>
-          <w:lang w:val="es-SV"/>
-        </w:rPr>
-        <w:t xml:space="preserve">El propósito del proyecto no fue únicamente implementar </w:t>
-      </w:r>
-      <w:r>
-        <w:rPr>
-          <w:sz w:val="28"/>
-          <w:szCs w:val="28"/>
-          <w:lang w:val="es-SV"/>
-        </w:rPr>
-        <w:t>un</w:t>
-      </w:r>
-      <w:r>
-        <w:rPr>
-          <w:sz w:val="28"/>
-          <w:szCs w:val="28"/>
-          <w:lang w:val="es-SV"/>
-        </w:rPr>
-        <w:t xml:space="preserve"> CRUD, sino demostrar la </w:t>
-      </w:r>
-      <w:r>
-        <w:rPr>
-          <w:sz w:val="28"/>
-          <w:szCs w:val="28"/>
-          <w:lang w:val="es-SV"/>
-        </w:rPr>
-        <w:t xml:space="preserve">forma </w:t>
-      </w:r>
-      <w:r>
-        <w:rPr>
-          <w:sz w:val="28"/>
-          <w:szCs w:val="28"/>
-          <w:lang w:val="es-SV"/>
-        </w:rPr>
-        <w:t xml:space="preserve">correcta </w:t>
-      </w:r>
-      <w:r>
-        <w:rPr>
-          <w:sz w:val="28"/>
-          <w:szCs w:val="28"/>
-          <w:lang w:val="es-SV"/>
-        </w:rPr>
-        <w:t xml:space="preserve">de </w:t>
-      </w:r>
-      <w:r>
-        <w:rPr>
-          <w:sz w:val="28"/>
-          <w:szCs w:val="28"/>
-          <w:lang w:val="es-SV"/>
-        </w:rPr>
-        <w:t xml:space="preserve">comunicación entre una aplicación </w:t>
-      </w:r>
-      <w:r>
-        <w:rPr>
-          <w:sz w:val="28"/>
-          <w:szCs w:val="28"/>
-          <w:lang w:val="es-SV"/>
-        </w:rPr>
-        <w:t>Frontend</w:t>
-      </w:r>
-      <w:r>
-        <w:rPr>
-          <w:sz w:val="28"/>
-          <w:szCs w:val="28"/>
-          <w:lang w:val="es-SV"/>
-        </w:rPr>
-        <w:t xml:space="preserve"> </w:t>
-      </w:r>
-      <w:r>
-        <w:rPr>
-          <w:sz w:val="28"/>
-          <w:szCs w:val="28"/>
-          <w:lang w:val="es-SV"/>
-        </w:rPr>
-        <w:t>y una API REST, además de gestionar adecuadamente la relación existente entre publicaciones y comentarios.</w:t>
+        <w:t>SocialHub es una aplicación web desarrollada para la gestión de publicaciones y comentarios. El sistema permite a los usuarios crear , consultar, modificar y eliminar publicaciones, así como administrar los comentarios asociados a cada una de ellas.</w:t>
+      </w:r>
+    </w:p>
+    <w:p>
+      <w:pPr>
+        <w:rPr>
+          <w:sz w:val="28"/>
+          <w:szCs w:val="28"/>
+          <w:lang w:val="es-SV"/>
+        </w:rPr>
+      </w:pPr>
+    </w:p>
+    <w:p>
+      <w:pPr>
+        <w:rPr>
+          <w:sz w:val="28"/>
+          <w:szCs w:val="28"/>
+          <w:lang w:val="es-SV"/>
+        </w:rPr>
+      </w:pPr>
+      <w:r>
+        <w:rPr>
+          <w:sz w:val="28"/>
+          <w:szCs w:val="28"/>
+          <w:lang w:val="es-SV"/>
+        </w:rPr>
+        <w:t>La solución fue construida utilizando una arquitectura cliente-servidor. El Backend fue desarrollado con Spring Boot y expone una API REST documentada mediante Swagger/OpenAPI, mientras que el Frontend fue desarrollado con React y consume exclusivamente los servicios proporcionados por dicha API.</w:t>
+      </w:r>
+    </w:p>
+    <w:p>
+      <w:pPr>
+        <w:rPr>
+          <w:sz w:val="28"/>
+          <w:szCs w:val="28"/>
+          <w:lang w:val="es-SV"/>
+        </w:rPr>
+      </w:pPr>
+    </w:p>
+    <w:p>
+      <w:pPr>
+        <w:rPr>
+          <w:sz w:val="28"/>
+          <w:szCs w:val="28"/>
+          <w:lang w:val="es-SV"/>
+        </w:rPr>
+      </w:pPr>
+      <w:r>
+        <w:rPr>
+          <w:sz w:val="28"/>
+          <w:szCs w:val="28"/>
+          <w:lang w:val="es-SV"/>
+        </w:rPr>
+        <w:t>El propósito del proyecto no fue únicamente implementar un CRUD, sino demostrar la forma correcta de comunicación entre una aplicación Frontend y una API REST, además de gestionar adecuadamente la relación existente entre publicaciones y comentarios.</w:t>
       </w:r>
     </w:p>
     <w:p>
@@ -980,37 +207,7 @@
           <w14:ligatures w14:val="standardContextual"/>
           <w14:cntxtAlts/>
         </w:rPr>
-        <w:t xml:space="preserve">2. </w:t>
-      </w:r>
-      <w:r>
-        <w:rPr>
-          <w:rFonts w:asciiTheme="majorHAnsi" w:eastAsia="Calibri Light" w:hAnsiTheme="majorHAnsi" w:cstheme="majorHAnsi"/>
-          <w:b/>
-          <w:bCs/>
-          <w:spacing w:val="5"/>
-          <w:kern w:val="28"/>
-          <w:sz w:val="28"/>
-          <w:szCs w:val="28"/>
-          <w:lang w:val="es-SV"/>
-          <w14:ligatures w14:val="standardContextual"/>
-          <w14:cntxtAlts/>
-        </w:rPr>
-        <w:t>Tecnologías utilizadas</w:t>
-      </w:r>
-      <w:r>
-        <w:rPr>
-          <w:rFonts w:asciiTheme="majorHAnsi" w:eastAsia="Calibri Light" w:hAnsiTheme="majorHAnsi" w:cstheme="majorHAnsi"/>
-          <w:b/>
-          <w:bCs/>
-          <w:spacing w:val="5"/>
-          <w:kern w:val="28"/>
-          <w:sz w:val="28"/>
-          <w:szCs w:val="28"/>
-          <w:lang w:val="es-SV"/>
-          <w14:ligatures w14:val="standardContextual"/>
-          <w14:cntxtAlts/>
-        </w:rPr>
-        <w:t xml:space="preserve"> para el proyecto SocialHub</w:t>
+        <w:t>2. Tecnologías utilizadas para el proyecto SocialHub</w:t>
       </w:r>
       <w:r>
         <w:rPr>
@@ -1986,33 +1183,7 @@
           <w14:ligatures w14:val="standardContextual"/>
           <w14:cntxtAlts/>
         </w:rPr>
-        <w:t>Bootstrap permitió implementar un diseño adaptable para dispositivos móviles, tabletas y computadora</w:t>
-      </w:r>
-      <w:r>
-        <w:rPr>
-          <w:rFonts w:asciiTheme="majorHAnsi" w:eastAsia="Calibri Light" w:hAnsiTheme="majorHAnsi" w:cstheme="majorHAnsi"/>
-          <w:spacing w:val="5"/>
-          <w:kern w:val="28"/>
-          <w:sz w:val="28"/>
-          <w:szCs w:val="28"/>
-          <w:lang w:val="es-SV"/>
-          <w14:ligatures w14:val="standardContextual"/>
-          <w14:cntxtAlts/>
-        </w:rPr>
-        <w:t>s</w:t>
-      </w:r>
-      <w:r>
-        <w:rPr>
-          <w:rFonts w:asciiTheme="majorHAnsi" w:eastAsia="Calibri Light" w:hAnsiTheme="majorHAnsi" w:cstheme="majorHAnsi"/>
-          <w:spacing w:val="5"/>
-          <w:kern w:val="28"/>
-          <w:sz w:val="28"/>
-          <w:szCs w:val="28"/>
-          <w:lang w:val="es-SV"/>
-          <w14:ligatures w14:val="standardContextual"/>
-          <w14:cntxtAlts/>
-        </w:rPr>
-        <w:t>.</w:t>
+        <w:t>Bootstrap permitió implementar un diseño adaptable para dispositivos móviles, tabletas y computadoras.</w:t>
       </w:r>
     </w:p>
     <w:p>
@@ -2153,9 +1324,54 @@
           <w14:ligatures w14:val="standardContextual"/>
           <w14:cntxtAlts/>
         </w:rPr>
-        <w:t xml:space="preserve">3. </w:t>
-      </w:r>
-      <w:r>
+        <w:t>3. Arquitectura de la solución:</w:t>
+      </w:r>
+    </w:p>
+    <w:p>
+      <w:pPr>
+        <w:rPr>
+          <w:rFonts w:asciiTheme="minorHAnsi" w:eastAsia="Calibri Light" w:hAnsiTheme="minorHAnsi" w:cstheme="majorHAnsi"/>
+          <w:spacing w:val="5"/>
+          <w:kern w:val="28"/>
+          <w:sz w:val="28"/>
+          <w:szCs w:val="28"/>
+          <w:lang w:val="es-SV"/>
+          <w14:ligatures w14:val="standardContextual"/>
+          <w14:cntxtAlts/>
+        </w:rPr>
+      </w:pPr>
+      <w:r>
+        <w:rPr>
+          <w:rFonts w:asciiTheme="minorHAnsi" w:eastAsia="Calibri Light" w:hAnsiTheme="minorHAnsi" w:cstheme="majorHAnsi"/>
+          <w:spacing w:val="5"/>
+          <w:kern w:val="28"/>
+          <w:sz w:val="28"/>
+          <w:szCs w:val="28"/>
+          <w:lang w:val="es-SV"/>
+          <w14:ligatures w14:val="standardContextual"/>
+          <w14:cntxtAlts/>
+        </w:rPr>
+        <w:t>Este es el flujo lineal de la arquitectura: El usuario interactúa con React, que usa Axios para llamar a la API; Spring Boot recibe la petición y la pasa por sus capas (Controller -&gt; Service -&gt; Repository) Hasta llegar a H2, la base de datos.</w:t>
+      </w:r>
+    </w:p>
+    <w:p>
+      <w:pPr>
+        <w:rPr>
+          <w:rFonts w:asciiTheme="minorHAnsi" w:eastAsia="Calibri Light" w:hAnsiTheme="minorHAnsi" w:cstheme="majorHAnsi"/>
+          <w:b/>
+          <w:bCs/>
+          <w:spacing w:val="5"/>
+          <w:kern w:val="28"/>
+          <w:sz w:val="28"/>
+          <w:szCs w:val="28"/>
+          <w:lang w:val="es-SV"/>
+          <w14:ligatures w14:val="standardContextual"/>
+          <w14:cntxtAlts/>
+        </w:rPr>
+      </w:pPr>
+    </w:p>
+    <w:p>
+      <w:pPr>
         <w:rPr>
           <w:rFonts w:asciiTheme="majorHAnsi" w:eastAsia="Calibri Light" w:hAnsiTheme="majorHAnsi" w:cstheme="majorHAnsi"/>
           <w:b/>
@@ -2168,8 +1384,7 @@
           <w14:ligatures w14:val="standardContextual"/>
           <w14:cntxtAlts/>
         </w:rPr>
-        <w:t>Arquitectura de la solución</w:t>
-      </w:r>
+      </w:pPr>
       <w:r>
         <w:rPr>
           <w:rFonts w:asciiTheme="majorHAnsi" w:eastAsia="Calibri Light" w:hAnsiTheme="majorHAnsi" w:cstheme="majorHAnsi"/>
@@ -2183,80 +1398,6 @@
           <w14:ligatures w14:val="standardContextual"/>
           <w14:cntxtAlts/>
         </w:rPr>
-        <w:t>:</w:t>
-      </w:r>
-    </w:p>
-    <w:p>
-      <w:pPr>
-        <w:rPr>
-          <w:rFonts w:asciiTheme="minorHAnsi" w:eastAsia="Calibri Light" w:hAnsiTheme="minorHAnsi" w:cstheme="majorHAnsi"/>
-          <w:spacing w:val="5"/>
-          <w:kern w:val="28"/>
-          <w:sz w:val="28"/>
-          <w:szCs w:val="28"/>
-          <w:lang w:val="es-SV"/>
-          <w14:ligatures w14:val="standardContextual"/>
-          <w14:cntxtAlts/>
-        </w:rPr>
-      </w:pPr>
-      <w:r>
-        <w:rPr>
-          <w:rFonts w:asciiTheme="minorHAnsi" w:eastAsia="Calibri Light" w:hAnsiTheme="minorHAnsi" w:cstheme="majorHAnsi"/>
-          <w:spacing w:val="5"/>
-          <w:kern w:val="28"/>
-          <w:sz w:val="28"/>
-          <w:szCs w:val="28"/>
-          <w:lang w:val="es-SV"/>
-          <w14:ligatures w14:val="standardContextual"/>
-          <w14:cntxtAlts/>
-        </w:rPr>
-        <w:t>Este es el flujo lineal de la arquitectura: El usuario interactúa con React, que usa Axios para llamar a la API; Spring Boot recibe la petición y la pasa por sus capas (Controller -&gt; Service -&gt; Repository) Hasta llegar a H2, la base de datos.</w:t>
-      </w:r>
-    </w:p>
-    <w:p>
-      <w:pPr>
-        <w:rPr>
-          <w:rFonts w:asciiTheme="minorHAnsi" w:eastAsia="Calibri Light" w:hAnsiTheme="minorHAnsi" w:cstheme="majorHAnsi"/>
-          <w:b/>
-          <w:bCs/>
-          <w:spacing w:val="5"/>
-          <w:kern w:val="28"/>
-          <w:sz w:val="28"/>
-          <w:szCs w:val="28"/>
-          <w:lang w:val="es-SV"/>
-          <w14:ligatures w14:val="standardContextual"/>
-          <w14:cntxtAlts/>
-        </w:rPr>
-      </w:pPr>
-    </w:p>
-    <w:p>
-      <w:pPr>
-        <w:rPr>
-          <w:rFonts w:asciiTheme="majorHAnsi" w:eastAsia="Calibri Light" w:hAnsiTheme="majorHAnsi" w:cstheme="majorHAnsi"/>
-          <w:b/>
-          <w:bCs/>
-          <w:spacing w:val="5"/>
-          <w:kern w:val="28"/>
-          <w:sz w:val="28"/>
-          <w:szCs w:val="28"/>
-          <w:lang w:val="es-SV"/>
-          <w14:ligatures w14:val="standardContextual"/>
-          <w14:cntxtAlts/>
-        </w:rPr>
-      </w:pPr>
-      <w:r>
-        <w:rPr>
-          <w:rFonts w:asciiTheme="majorHAnsi" w:eastAsia="Calibri Light" w:hAnsiTheme="majorHAnsi" w:cstheme="majorHAnsi"/>
-          <w:b/>
-          <w:bCs/>
-          <w:spacing w:val="5"/>
-          <w:kern w:val="28"/>
-          <w:sz w:val="28"/>
-          <w:szCs w:val="28"/>
-          <w:lang w:val="es-SV"/>
-          <w14:ligatures w14:val="standardContextual"/>
-          <w14:cntxtAlts/>
-        </w:rPr>
         <w:t>Frontend</w:t>
       </w:r>
     </w:p>
@@ -2284,33 +1425,7 @@
           <w14:ligatures w14:val="standardContextual"/>
           <w14:cntxtAlts/>
         </w:rPr>
-        <w:t xml:space="preserve">El </w:t>
-      </w:r>
-      <w:r>
-        <w:rPr>
-          <w:rFonts w:asciiTheme="minorHAnsi" w:eastAsia="Calibri Light" w:hAnsiTheme="minorHAnsi" w:cstheme="majorHAnsi"/>
-          <w:spacing w:val="5"/>
-          <w:kern w:val="28"/>
-          <w:sz w:val="28"/>
-          <w:szCs w:val="28"/>
-          <w:lang w:val="es-SV"/>
-          <w14:ligatures w14:val="standardContextual"/>
-          <w14:cntxtAlts/>
-        </w:rPr>
-        <w:t>Frontend</w:t>
-      </w:r>
-      <w:r>
-        <w:rPr>
-          <w:rFonts w:asciiTheme="minorHAnsi" w:eastAsia="Calibri Light" w:hAnsiTheme="minorHAnsi" w:cstheme="majorHAnsi"/>
-          <w:spacing w:val="5"/>
-          <w:kern w:val="28"/>
-          <w:sz w:val="28"/>
-          <w:szCs w:val="28"/>
-          <w:lang w:val="es-SV"/>
-          <w14:ligatures w14:val="standardContextual"/>
-          <w14:cntxtAlts/>
-        </w:rPr>
-        <w:t xml:space="preserve"> tiene la responsabilidad de:</w:t>
+        <w:t>El Frontend tiene la responsabilidad de:</w:t>
       </w:r>
     </w:p>
     <w:p>
@@ -2752,33 +1867,7 @@
           <w14:ligatures w14:val="standardContextual"/>
           <w14:cntxtAlts/>
         </w:rPr>
-        <w:t xml:space="preserve">Separar </w:t>
-      </w:r>
-      <w:r>
-        <w:rPr>
-          <w:rFonts w:asciiTheme="minorHAnsi" w:eastAsia="Calibri Light" w:hAnsiTheme="minorHAnsi" w:cstheme="majorHAnsi"/>
-          <w:spacing w:val="5"/>
-          <w:kern w:val="28"/>
-          <w:sz w:val="28"/>
-          <w:szCs w:val="28"/>
-          <w:lang w:val="es-SV"/>
-          <w14:ligatures w14:val="standardContextual"/>
-          <w14:cntxtAlts/>
-        </w:rPr>
-        <w:t>Frontend</w:t>
-      </w:r>
-      <w:r>
-        <w:rPr>
-          <w:rFonts w:asciiTheme="minorHAnsi" w:eastAsia="Calibri Light" w:hAnsiTheme="minorHAnsi" w:cstheme="majorHAnsi"/>
-          <w:spacing w:val="5"/>
-          <w:kern w:val="28"/>
-          <w:sz w:val="28"/>
-          <w:szCs w:val="28"/>
-          <w:lang w:val="es-SV"/>
-          <w14:ligatures w14:val="standardContextual"/>
-          <w14:cntxtAlts/>
-        </w:rPr>
-        <w:t xml:space="preserve"> y backend permite desacoplar ambas capas, haciendo posible modificar la interfaz sin afectar la lógica de negocio y viceversa.</w:t>
+        <w:t>Separar Frontend y backend permite desacoplar ambas capas, haciendo posible modificar la interfaz sin afectar la lógica de negocio y viceversa.</w:t>
       </w:r>
     </w:p>
     <w:p>
@@ -2807,7 +1896,7 @@
           <w:lang w:val="es-SV"/>
         </w:rPr>
         <w:drawing>
-          <wp:anchor distT="0" distB="0" distL="114300" distR="114300" simplePos="0" relativeHeight="251658240" behindDoc="1" locked="0" layoutInCell="1" allowOverlap="1" wp14:anchorId="7102DD2D" wp14:editId="43301781">
+          <wp:anchor distT="0" distB="0" distL="114300" distR="114300" simplePos="0" relativeHeight="251658240" behindDoc="0" locked="0" layoutInCell="1" allowOverlap="1" wp14:anchorId="7102DD2D" wp14:editId="43301781">
             <wp:simplePos x="0" y="0"/>
             <wp:positionH relativeFrom="page">
               <wp:align>center</wp:align>
@@ -2815,9 +1904,9 @@
             <wp:positionV relativeFrom="paragraph">
               <wp:posOffset>85452</wp:posOffset>
             </wp:positionV>
-            <wp:extent cx="3831772" cy="5070712"/>
+            <wp:extent cx="2107475" cy="2788892"/>
             <wp:effectExtent l="0" t="0" r="0" b="0"/>
-            <wp:wrapNone/>
+            <wp:wrapTopAndBottom/>
             <wp:docPr id="946690527" name="Gráfico 1"/>
             <wp:cNvGraphicFramePr>
               <a:graphicFrameLocks xmlns:a="http://schemas.openxmlformats.org/drawingml/2006/main" noChangeAspect="1"/>
@@ -2830,10 +1919,10 @@
                     <pic:cNvPicPr/>
                   </pic:nvPicPr>
                   <pic:blipFill>
-                    <a:blip r:embed="rId9">
+                    <a:blip r:embed="rId8">
                       <a:extLst>
                         <a:ext uri="{96DAC541-7B7A-43D3-8B79-37D633B846F1}">
-                          <asvg:svgBlip xmlns:asvg="http://schemas.microsoft.com/office/drawing/2016/SVG/main" r:embed="rId10"/>
+                          <asvg:svgBlip xmlns:asvg="http://schemas.microsoft.com/office/drawing/2016/SVG/main" r:embed="rId9"/>
                         </a:ext>
                       </a:extLst>
                     </a:blip>
@@ -2844,7 +1933,7 @@
                   <pic:spPr>
                     <a:xfrm>
                       <a:off x="0" y="0"/>
-                      <a:ext cx="3831772" cy="5070712"/>
+                      <a:ext cx="2107475" cy="2788892"/>
                     </a:xfrm>
                     <a:prstGeom prst="rect">
                       <a:avLst/>
@@ -2878,19 +1967,6 @@
       </w:pPr>
       <w:r>
         <w:rPr>
-          <w:rFonts w:asciiTheme="minorHAnsi" w:eastAsia="Calibri Light" w:hAnsiTheme="minorHAnsi" w:cstheme="majorHAnsi"/>
-          <w:spacing w:val="5"/>
-          <w:kern w:val="28"/>
-          <w:sz w:val="28"/>
-          <w:szCs w:val="28"/>
-          <w:lang w:val="es-SV"/>
-          <w14:ligatures w14:val="standardContextual"/>
-          <w14:cntxtAlts/>
-        </w:rPr>
-        <w:br w:type="page"/>
-      </w:r>
-      <w:r>
-        <w:rPr>
           <w:rFonts w:asciiTheme="majorHAnsi" w:eastAsia="Calibri Light" w:hAnsiTheme="majorHAnsi" w:cstheme="majorHAnsi"/>
           <w:b/>
           <w:bCs/>
@@ -2962,74 +2038,20 @@
           <w14:ligatures w14:val="standardContextual"/>
           <w14:cntxtAlts/>
         </w:rPr>
-        <w:t>GET /posts</w:t>
-      </w:r>
-      <w:r>
-        <w:rPr>
-          <w:rFonts w:asciiTheme="minorHAnsi" w:eastAsia="Calibri Light" w:hAnsiTheme="minorHAnsi" w:cstheme="majorHAnsi"/>
-          <w:b/>
-          <w:bCs/>
-          <w:spacing w:val="5"/>
-          <w:kern w:val="28"/>
-          <w:sz w:val="28"/>
-          <w:szCs w:val="28"/>
-          <w:lang w:val="es-SV"/>
-          <w14:ligatures w14:val="standardContextual"/>
-          <w14:cntxtAlts/>
-        </w:rPr>
-        <w:t xml:space="preserve">: </w:t>
-      </w:r>
-      <w:r>
-        <w:rPr>
-          <w:rFonts w:asciiTheme="minorHAnsi" w:eastAsia="Calibri Light" w:hAnsiTheme="minorHAnsi" w:cstheme="majorHAnsi"/>
-          <w:spacing w:val="5"/>
-          <w:kern w:val="28"/>
-          <w:sz w:val="28"/>
-          <w:szCs w:val="28"/>
-          <w:lang w:val="es-SV"/>
-          <w14:ligatures w14:val="standardContextual"/>
-          <w14:cntxtAlts/>
-        </w:rPr>
-        <w:t>Obtiene el listado comp</w:t>
-      </w:r>
-      <w:r>
-        <w:rPr>
-          <w:rFonts w:asciiTheme="minorHAnsi" w:eastAsia="Calibri Light" w:hAnsiTheme="minorHAnsi" w:cstheme="majorHAnsi"/>
-          <w:spacing w:val="5"/>
-          <w:kern w:val="28"/>
-          <w:sz w:val="28"/>
-          <w:szCs w:val="28"/>
-          <w:lang w:val="es-SV"/>
-          <w14:ligatures w14:val="standardContextual"/>
-          <w14:cntxtAlts/>
-        </w:rPr>
-        <w:t xml:space="preserve">leto de </w:t>
-      </w:r>
-      <w:r>
-        <w:rPr>
-          <w:rFonts w:asciiTheme="minorHAnsi" w:eastAsia="Calibri Light" w:hAnsiTheme="minorHAnsi" w:cstheme="majorHAnsi"/>
-          <w:spacing w:val="5"/>
-          <w:kern w:val="28"/>
-          <w:sz w:val="28"/>
-          <w:szCs w:val="28"/>
-          <w:lang w:val="es-SV"/>
-          <w14:ligatures w14:val="standardContextual"/>
-          <w14:cntxtAlts/>
-        </w:rPr>
-        <w:t>Posts</w:t>
-      </w:r>
-      <w:r>
-        <w:rPr>
-          <w:rFonts w:asciiTheme="minorHAnsi" w:eastAsia="Calibri Light" w:hAnsiTheme="minorHAnsi" w:cstheme="majorHAnsi"/>
-          <w:spacing w:val="5"/>
-          <w:kern w:val="28"/>
-          <w:sz w:val="28"/>
-          <w:szCs w:val="28"/>
-          <w:lang w:val="es-SV"/>
-          <w14:ligatures w14:val="standardContextual"/>
-          <w14:cntxtAlts/>
-        </w:rPr>
-        <w:t>, utilizado en:</w:t>
+        <w:t xml:space="preserve">GET /posts: </w:t>
+      </w:r>
+      <w:r>
+        <w:rPr>
+          <w:rFonts w:asciiTheme="minorHAnsi" w:eastAsia="Calibri Light" w:hAnsiTheme="minorHAnsi" w:cstheme="majorHAnsi"/>
+          <w:spacing w:val="5"/>
+          <w:kern w:val="28"/>
+          <w:sz w:val="28"/>
+          <w:szCs w:val="28"/>
+          <w:lang w:val="es-SV"/>
+          <w14:ligatures w14:val="standardContextual"/>
+          <w14:cntxtAlts/>
+        </w:rPr>
+        <w:t>Obtiene el listado completo de Posts, utilizado en:</w:t>
       </w:r>
     </w:p>
     <w:p>
@@ -3131,48 +2153,20 @@
           <w14:ligatures w14:val="standardContextual"/>
           <w14:cntxtAlts/>
         </w:rPr>
-        <w:t>GET /posts/{id}</w:t>
-      </w:r>
-      <w:r>
-        <w:rPr>
-          <w:rFonts w:asciiTheme="minorHAnsi" w:eastAsia="Calibri Light" w:hAnsiTheme="minorHAnsi" w:cstheme="majorHAnsi"/>
-          <w:b/>
-          <w:bCs/>
-          <w:spacing w:val="5"/>
-          <w:kern w:val="28"/>
-          <w:sz w:val="28"/>
-          <w:szCs w:val="28"/>
-          <w:lang w:val="es-SV"/>
-          <w14:ligatures w14:val="standardContextual"/>
-          <w14:cntxtAlts/>
-        </w:rPr>
-        <w:t xml:space="preserve">: </w:t>
-      </w:r>
-      <w:r>
-        <w:rPr>
-          <w:rFonts w:asciiTheme="minorHAnsi" w:eastAsia="Calibri Light" w:hAnsiTheme="minorHAnsi" w:cstheme="majorHAnsi"/>
-          <w:spacing w:val="5"/>
-          <w:kern w:val="28"/>
-          <w:sz w:val="28"/>
-          <w:szCs w:val="28"/>
-          <w:lang w:val="es-SV"/>
-          <w14:ligatures w14:val="standardContextual"/>
-          <w14:cntxtAlts/>
-        </w:rPr>
-        <w:t>Obtiene un Post específico</w:t>
-      </w:r>
-      <w:r>
-        <w:rPr>
-          <w:rFonts w:asciiTheme="minorHAnsi" w:eastAsia="Calibri Light" w:hAnsiTheme="minorHAnsi" w:cstheme="majorHAnsi"/>
-          <w:spacing w:val="5"/>
-          <w:kern w:val="28"/>
-          <w:sz w:val="28"/>
-          <w:szCs w:val="28"/>
-          <w:lang w:val="es-SV"/>
-          <w14:ligatures w14:val="standardContextual"/>
-          <w14:cntxtAlts/>
-        </w:rPr>
-        <w:t xml:space="preserve"> junto con sus comentarios, utilizado en:</w:t>
+        <w:t xml:space="preserve">GET /posts/{id}: </w:t>
+      </w:r>
+      <w:r>
+        <w:rPr>
+          <w:rFonts w:asciiTheme="minorHAnsi" w:eastAsia="Calibri Light" w:hAnsiTheme="minorHAnsi" w:cstheme="majorHAnsi"/>
+          <w:spacing w:val="5"/>
+          <w:kern w:val="28"/>
+          <w:sz w:val="28"/>
+          <w:szCs w:val="28"/>
+          <w:lang w:val="es-SV"/>
+          <w14:ligatures w14:val="standardContextual"/>
+          <w14:cntxtAlts/>
+        </w:rPr>
+        <w:t>Obtiene un Post específico junto con sus comentarios, utilizado en:</w:t>
       </w:r>
     </w:p>
     <w:p>
@@ -3207,20 +2201,7 @@
           <w14:ligatures w14:val="standardContextual"/>
           <w14:cntxtAlts/>
         </w:rPr>
-        <w:t xml:space="preserve">Vista detalle de </w:t>
-      </w:r>
-      <w:r>
-        <w:rPr>
-          <w:rFonts w:asciiTheme="minorHAnsi" w:eastAsia="Calibri Light" w:hAnsiTheme="minorHAnsi" w:cstheme="majorHAnsi"/>
-          <w:spacing w:val="5"/>
-          <w:kern w:val="28"/>
-          <w:sz w:val="28"/>
-          <w:szCs w:val="28"/>
-          <w:lang w:val="es-SV"/>
-          <w14:ligatures w14:val="standardContextual"/>
-          <w14:cntxtAlts/>
-        </w:rPr>
-        <w:t>Post</w:t>
+        <w:t>Vista detalle de Post</w:t>
       </w:r>
     </w:p>
     <w:p>
@@ -3252,61 +2233,20 @@
           <w14:ligatures w14:val="standardContextual"/>
           <w14:cntxtAlts/>
         </w:rPr>
-        <w:t>POST /posts</w:t>
-      </w:r>
-      <w:r>
-        <w:rPr>
-          <w:rFonts w:asciiTheme="minorHAnsi" w:eastAsia="Calibri Light" w:hAnsiTheme="minorHAnsi" w:cstheme="majorHAnsi"/>
-          <w:b/>
-          <w:bCs/>
-          <w:spacing w:val="5"/>
-          <w:kern w:val="28"/>
-          <w:sz w:val="28"/>
-          <w:szCs w:val="28"/>
-          <w:lang w:val="es-SV"/>
-          <w14:ligatures w14:val="standardContextual"/>
-          <w14:cntxtAlts/>
-        </w:rPr>
-        <w:t xml:space="preserve">: </w:t>
-      </w:r>
-      <w:r>
-        <w:rPr>
-          <w:rFonts w:asciiTheme="minorHAnsi" w:eastAsia="Calibri Light" w:hAnsiTheme="minorHAnsi" w:cstheme="majorHAnsi"/>
-          <w:spacing w:val="5"/>
-          <w:kern w:val="28"/>
-          <w:sz w:val="28"/>
-          <w:szCs w:val="28"/>
-          <w:lang w:val="es-SV"/>
-          <w14:ligatures w14:val="standardContextual"/>
-          <w14:cntxtAlts/>
-        </w:rPr>
-        <w:t>Crea un</w:t>
-      </w:r>
-      <w:r>
-        <w:rPr>
-          <w:rFonts w:asciiTheme="minorHAnsi" w:eastAsia="Calibri Light" w:hAnsiTheme="minorHAnsi" w:cstheme="majorHAnsi"/>
-          <w:spacing w:val="5"/>
-          <w:kern w:val="28"/>
-          <w:sz w:val="28"/>
-          <w:szCs w:val="28"/>
-          <w:lang w:val="es-SV"/>
-          <w14:ligatures w14:val="standardContextual"/>
-          <w14:cntxtAlts/>
-        </w:rPr>
-        <w:t xml:space="preserve"> nuevo Post</w:t>
-      </w:r>
-      <w:r>
-        <w:rPr>
-          <w:rFonts w:asciiTheme="minorHAnsi" w:eastAsia="Calibri Light" w:hAnsiTheme="minorHAnsi" w:cstheme="majorHAnsi"/>
-          <w:spacing w:val="5"/>
-          <w:kern w:val="28"/>
-          <w:sz w:val="28"/>
-          <w:szCs w:val="28"/>
-          <w:lang w:val="es-SV"/>
-          <w14:ligatures w14:val="standardContextual"/>
-          <w14:cntxtAlts/>
-        </w:rPr>
-        <w:t>, utilizado en:</w:t>
+        <w:t xml:space="preserve">POST /posts: </w:t>
+      </w:r>
+      <w:r>
+        <w:rPr>
+          <w:rFonts w:asciiTheme="minorHAnsi" w:eastAsia="Calibri Light" w:hAnsiTheme="minorHAnsi" w:cstheme="majorHAnsi"/>
+          <w:spacing w:val="5"/>
+          <w:kern w:val="28"/>
+          <w:sz w:val="28"/>
+          <w:szCs w:val="28"/>
+          <w:lang w:val="es-SV"/>
+          <w14:ligatures w14:val="standardContextual"/>
+          <w14:cntxtAlts/>
+        </w:rPr>
+        <w:t>Crea un nuevo Post, utilizado en:</w:t>
       </w:r>
     </w:p>
     <w:p>
@@ -3341,20 +2281,7 @@
           <w14:ligatures w14:val="standardContextual"/>
           <w14:cntxtAlts/>
         </w:rPr>
-        <w:t xml:space="preserve">Formulario para crear </w:t>
-      </w:r>
-      <w:r>
-        <w:rPr>
-          <w:rFonts w:asciiTheme="minorHAnsi" w:eastAsia="Calibri Light" w:hAnsiTheme="minorHAnsi" w:cstheme="majorHAnsi"/>
-          <w:spacing w:val="5"/>
-          <w:kern w:val="28"/>
-          <w:sz w:val="28"/>
-          <w:szCs w:val="28"/>
-          <w:lang w:val="es-SV"/>
-          <w14:ligatures w14:val="standardContextual"/>
-          <w14:cntxtAlts/>
-        </w:rPr>
-        <w:t>Post</w:t>
+        <w:t>Formulario para crear Post</w:t>
       </w:r>
     </w:p>
     <w:p>
@@ -3386,61 +2313,20 @@
           <w14:ligatures w14:val="standardContextual"/>
           <w14:cntxtAlts/>
         </w:rPr>
-        <w:t>PUT /posts/{id}</w:t>
-      </w:r>
-      <w:r>
-        <w:rPr>
-          <w:rFonts w:asciiTheme="minorHAnsi" w:eastAsia="Calibri Light" w:hAnsiTheme="minorHAnsi" w:cstheme="majorHAnsi"/>
-          <w:b/>
-          <w:bCs/>
-          <w:spacing w:val="5"/>
-          <w:kern w:val="28"/>
-          <w:sz w:val="28"/>
-          <w:szCs w:val="28"/>
-          <w:lang w:val="es-SV"/>
-          <w14:ligatures w14:val="standardContextual"/>
-          <w14:cntxtAlts/>
-        </w:rPr>
-        <w:t xml:space="preserve">: </w:t>
-      </w:r>
-      <w:r>
-        <w:rPr>
-          <w:rFonts w:asciiTheme="minorHAnsi" w:eastAsia="Calibri Light" w:hAnsiTheme="minorHAnsi" w:cstheme="majorHAnsi"/>
-          <w:spacing w:val="5"/>
-          <w:kern w:val="28"/>
-          <w:sz w:val="28"/>
-          <w:szCs w:val="28"/>
-          <w:lang w:val="es-SV"/>
-          <w14:ligatures w14:val="standardContextual"/>
-          <w14:cntxtAlts/>
-        </w:rPr>
-        <w:t>Actualiza un</w:t>
-      </w:r>
-      <w:r>
-        <w:rPr>
-          <w:rFonts w:asciiTheme="minorHAnsi" w:eastAsia="Calibri Light" w:hAnsiTheme="minorHAnsi" w:cstheme="majorHAnsi"/>
-          <w:spacing w:val="5"/>
-          <w:kern w:val="28"/>
-          <w:sz w:val="28"/>
-          <w:szCs w:val="28"/>
-          <w:lang w:val="es-SV"/>
-          <w14:ligatures w14:val="standardContextual"/>
-          <w14:cntxtAlts/>
-        </w:rPr>
-        <w:t xml:space="preserve"> Post </w:t>
-      </w:r>
-      <w:r>
-        <w:rPr>
-          <w:rFonts w:asciiTheme="minorHAnsi" w:eastAsia="Calibri Light" w:hAnsiTheme="minorHAnsi" w:cstheme="majorHAnsi"/>
-          <w:spacing w:val="5"/>
-          <w:kern w:val="28"/>
-          <w:sz w:val="28"/>
-          <w:szCs w:val="28"/>
-          <w:lang w:val="es-SV"/>
-          <w14:ligatures w14:val="standardContextual"/>
-          <w14:cntxtAlts/>
-        </w:rPr>
-        <w:t>existente, utilizado en:</w:t>
+        <w:t xml:space="preserve">PUT /posts/{id}: </w:t>
+      </w:r>
+      <w:r>
+        <w:rPr>
+          <w:rFonts w:asciiTheme="minorHAnsi" w:eastAsia="Calibri Light" w:hAnsiTheme="minorHAnsi" w:cstheme="majorHAnsi"/>
+          <w:spacing w:val="5"/>
+          <w:kern w:val="28"/>
+          <w:sz w:val="28"/>
+          <w:szCs w:val="28"/>
+          <w:lang w:val="es-SV"/>
+          <w14:ligatures w14:val="standardContextual"/>
+          <w14:cntxtAlts/>
+        </w:rPr>
+        <w:t>Actualiza un Post existente, utilizado en:</w:t>
       </w:r>
     </w:p>
     <w:p>
@@ -3475,20 +2361,7 @@
           <w14:ligatures w14:val="standardContextual"/>
           <w14:cntxtAlts/>
         </w:rPr>
-        <w:t xml:space="preserve">Formulario editar </w:t>
-      </w:r>
-      <w:r>
-        <w:rPr>
-          <w:rFonts w:asciiTheme="minorHAnsi" w:eastAsia="Calibri Light" w:hAnsiTheme="minorHAnsi" w:cstheme="majorHAnsi"/>
-          <w:spacing w:val="5"/>
-          <w:kern w:val="28"/>
-          <w:sz w:val="28"/>
-          <w:szCs w:val="28"/>
-          <w:lang w:val="es-SV"/>
-          <w14:ligatures w14:val="standardContextual"/>
-          <w14:cntxtAlts/>
-        </w:rPr>
-        <w:t>Post</w:t>
+        <w:t>Formulario editar Post</w:t>
       </w:r>
     </w:p>
     <w:p>
@@ -3520,61 +2393,20 @@
           <w14:ligatures w14:val="standardContextual"/>
           <w14:cntxtAlts/>
         </w:rPr>
-        <w:t>DELETE /posts/{id}</w:t>
-      </w:r>
-      <w:r>
-        <w:rPr>
-          <w:rFonts w:asciiTheme="minorHAnsi" w:eastAsia="Calibri Light" w:hAnsiTheme="minorHAnsi" w:cstheme="majorHAnsi"/>
-          <w:b/>
-          <w:bCs/>
-          <w:spacing w:val="5"/>
-          <w:kern w:val="28"/>
-          <w:sz w:val="28"/>
-          <w:szCs w:val="28"/>
-          <w:lang w:val="es-SV"/>
-          <w14:ligatures w14:val="standardContextual"/>
-          <w14:cntxtAlts/>
-        </w:rPr>
-        <w:t xml:space="preserve">: </w:t>
-      </w:r>
-      <w:r>
-        <w:rPr>
-          <w:rFonts w:asciiTheme="minorHAnsi" w:eastAsia="Calibri Light" w:hAnsiTheme="minorHAnsi" w:cstheme="majorHAnsi"/>
-          <w:spacing w:val="5"/>
-          <w:kern w:val="28"/>
-          <w:sz w:val="28"/>
-          <w:szCs w:val="28"/>
-          <w:lang w:val="es-SV"/>
-          <w14:ligatures w14:val="standardContextual"/>
-          <w14:cntxtAlts/>
-        </w:rPr>
-        <w:t>Elimina u</w:t>
-      </w:r>
-      <w:r>
-        <w:rPr>
-          <w:rFonts w:asciiTheme="minorHAnsi" w:eastAsia="Calibri Light" w:hAnsiTheme="minorHAnsi" w:cstheme="majorHAnsi"/>
-          <w:spacing w:val="5"/>
-          <w:kern w:val="28"/>
-          <w:sz w:val="28"/>
-          <w:szCs w:val="28"/>
-          <w:lang w:val="es-SV"/>
-          <w14:ligatures w14:val="standardContextual"/>
-          <w14:cntxtAlts/>
-        </w:rPr>
-        <w:t>n</w:t>
-      </w:r>
-      <w:r>
-        <w:rPr>
-          <w:rFonts w:asciiTheme="minorHAnsi" w:eastAsia="Calibri Light" w:hAnsiTheme="minorHAnsi" w:cstheme="majorHAnsi"/>
-          <w:spacing w:val="5"/>
-          <w:kern w:val="28"/>
-          <w:sz w:val="28"/>
-          <w:szCs w:val="28"/>
-          <w:lang w:val="es-SV"/>
-          <w14:ligatures w14:val="standardContextual"/>
-          <w14:cntxtAlts/>
-        </w:rPr>
-        <w:t xml:space="preserve"> Post y sus comentarios, utilizado en:</w:t>
+        <w:t xml:space="preserve">DELETE /posts/{id}: </w:t>
+      </w:r>
+      <w:r>
+        <w:rPr>
+          <w:rFonts w:asciiTheme="minorHAnsi" w:eastAsia="Calibri Light" w:hAnsiTheme="minorHAnsi" w:cstheme="majorHAnsi"/>
+          <w:spacing w:val="5"/>
+          <w:kern w:val="28"/>
+          <w:sz w:val="28"/>
+          <w:szCs w:val="28"/>
+          <w:lang w:val="es-SV"/>
+          <w14:ligatures w14:val="standardContextual"/>
+          <w14:cntxtAlts/>
+        </w:rPr>
+        <w:t>Elimina un Post y sus comentarios, utilizado en:</w:t>
       </w:r>
     </w:p>
     <w:p>
@@ -3643,7 +2475,7 @@
           <w14:ligatures w14:val="standardContextual"/>
           <w14:cntxtAlts/>
         </w:rPr>
-        <w:t>GET /</w:t>
+        <w:t>GET /posts/{</w:t>
       </w:r>
       <w:r>
         <w:rPr>
@@ -3658,7 +2490,7 @@
           <w14:ligatures w14:val="standardContextual"/>
           <w14:cntxtAlts/>
         </w:rPr>
-        <w:t>posts/{</w:t>
+        <w:t>postI</w:t>
       </w:r>
       <w:r>
         <w:rPr>
@@ -3673,8 +2505,38 @@
           <w14:ligatures w14:val="standardContextual"/>
           <w14:cntxtAlts/>
         </w:rPr>
-        <w:t>id}/comments</w:t>
-      </w:r>
+        <w:t xml:space="preserve">d}/comments: </w:t>
+      </w:r>
+      <w:r>
+        <w:rPr>
+          <w:rFonts w:asciiTheme="minorHAnsi" w:eastAsia="Calibri Light" w:hAnsiTheme="minorHAnsi" w:cstheme="majorHAnsi"/>
+          <w:spacing w:val="5"/>
+          <w:kern w:val="28"/>
+          <w:sz w:val="28"/>
+          <w:szCs w:val="28"/>
+          <w:lang w:val="es-SV"/>
+          <w14:ligatures w14:val="standardContextual"/>
+          <w14:cntxtAlts/>
+        </w:rPr>
+        <w:t>Obtiene todos los Comentarios de un Post.</w:t>
+      </w:r>
+    </w:p>
+    <w:p>
+      <w:pPr>
+        <w:tabs>
+          <w:tab w:val="left" w:pos="745"/>
+        </w:tabs>
+        <w:rPr>
+          <w:rFonts w:asciiTheme="minorHAnsi" w:eastAsia="Calibri Light" w:hAnsiTheme="minorHAnsi" w:cstheme="majorHAnsi"/>
+          <w:spacing w:val="5"/>
+          <w:kern w:val="28"/>
+          <w:sz w:val="28"/>
+          <w:szCs w:val="28"/>
+          <w:lang w:val="es-SV"/>
+          <w14:ligatures w14:val="standardContextual"/>
+          <w14:cntxtAlts/>
+        </w:rPr>
+      </w:pPr>
       <w:r>
         <w:rPr>
           <w:rFonts w:asciiTheme="minorHAnsi" w:eastAsia="Calibri Light" w:hAnsiTheme="minorHAnsi" w:cstheme="majorHAnsi"/>
@@ -3688,51 +2550,8 @@
           <w14:ligatures w14:val="standardContextual"/>
           <w14:cntxtAlts/>
         </w:rPr>
-        <w:t xml:space="preserve">: </w:t>
-      </w:r>
-      <w:r>
-        <w:rPr>
-          <w:rFonts w:asciiTheme="minorHAnsi" w:eastAsia="Calibri Light" w:hAnsiTheme="minorHAnsi" w:cstheme="majorHAnsi"/>
-          <w:spacing w:val="5"/>
-          <w:kern w:val="28"/>
-          <w:sz w:val="28"/>
-          <w:szCs w:val="28"/>
-          <w:lang w:val="es-SV"/>
-          <w14:ligatures w14:val="standardContextual"/>
-          <w14:cntxtAlts/>
-        </w:rPr>
-        <w:t>Obtiene todos los Comentarios de</w:t>
-      </w:r>
-      <w:r>
-        <w:rPr>
-          <w:rFonts w:asciiTheme="minorHAnsi" w:eastAsia="Calibri Light" w:hAnsiTheme="minorHAnsi" w:cstheme="majorHAnsi"/>
-          <w:spacing w:val="5"/>
-          <w:kern w:val="28"/>
-          <w:sz w:val="28"/>
-          <w:szCs w:val="28"/>
-          <w:lang w:val="es-SV"/>
-          <w14:ligatures w14:val="standardContextual"/>
-          <w14:cntxtAlts/>
-        </w:rPr>
-        <w:t xml:space="preserve"> un Post.</w:t>
-      </w:r>
-    </w:p>
-    <w:p>
-      <w:pPr>
-        <w:tabs>
-          <w:tab w:val="left" w:pos="745"/>
-        </w:tabs>
-        <w:rPr>
-          <w:rFonts w:asciiTheme="minorHAnsi" w:eastAsia="Calibri Light" w:hAnsiTheme="minorHAnsi" w:cstheme="majorHAnsi"/>
-          <w:spacing w:val="5"/>
-          <w:kern w:val="28"/>
-          <w:sz w:val="28"/>
-          <w:szCs w:val="28"/>
-          <w:lang w:val="en-US"/>
-          <w14:ligatures w14:val="standardContextual"/>
-          <w14:cntxtAlts/>
-        </w:rPr>
-      </w:pPr>
+        <w:t>POST /posts/{</w:t>
+      </w:r>
       <w:r>
         <w:rPr>
           <w:rFonts w:asciiTheme="minorHAnsi" w:eastAsia="Calibri Light" w:hAnsiTheme="minorHAnsi" w:cstheme="majorHAnsi"/>
@@ -3742,11 +2561,11 @@
           <w:kern w:val="28"/>
           <w:sz w:val="28"/>
           <w:szCs w:val="28"/>
-          <w:lang w:val="en-US"/>
-          <w14:ligatures w14:val="standardContextual"/>
-          <w14:cntxtAlts/>
-        </w:rPr>
-        <w:t>POST /posts/{id}/comments</w:t>
+          <w:lang w:val="es-SV"/>
+          <w14:ligatures w14:val="standardContextual"/>
+          <w14:cntxtAlts/>
+        </w:rPr>
+        <w:t>postI</w:t>
       </w:r>
       <w:r>
         <w:rPr>
@@ -3757,20 +2576,20 @@
           <w:kern w:val="28"/>
           <w:sz w:val="28"/>
           <w:szCs w:val="28"/>
-          <w:lang w:val="en-US"/>
-          <w14:ligatures w14:val="standardContextual"/>
-          <w14:cntxtAlts/>
-        </w:rPr>
-        <w:t xml:space="preserve">: </w:t>
-      </w:r>
-      <w:r>
-        <w:rPr>
-          <w:rFonts w:asciiTheme="minorHAnsi" w:eastAsia="Calibri Light" w:hAnsiTheme="minorHAnsi" w:cstheme="majorHAnsi"/>
-          <w:spacing w:val="5"/>
-          <w:kern w:val="28"/>
-          <w:sz w:val="28"/>
-          <w:szCs w:val="28"/>
-          <w:lang w:val="en-US"/>
+          <w:lang w:val="es-SV"/>
+          <w14:ligatures w14:val="standardContextual"/>
+          <w14:cntxtAlts/>
+        </w:rPr>
+        <w:t xml:space="preserve">d}/comments: </w:t>
+      </w:r>
+      <w:r>
+        <w:rPr>
+          <w:rFonts w:asciiTheme="minorHAnsi" w:eastAsia="Calibri Light" w:hAnsiTheme="minorHAnsi" w:cstheme="majorHAnsi"/>
+          <w:spacing w:val="5"/>
+          <w:kern w:val="28"/>
+          <w:sz w:val="28"/>
+          <w:szCs w:val="28"/>
+          <w:lang w:val="es-SV"/>
           <w14:ligatures w14:val="standardContextual"/>
           <w14:cntxtAlts/>
         </w:rPr>
@@ -3806,8 +2625,38 @@
           <w14:ligatures w14:val="standardContextual"/>
           <w14:cntxtAlts/>
         </w:rPr>
-        <w:t>PUT /</w:t>
-      </w:r>
+        <w:t xml:space="preserve">PUT /comments/{id}: </w:t>
+      </w:r>
+      <w:r>
+        <w:rPr>
+          <w:rFonts w:asciiTheme="minorHAnsi" w:eastAsia="Calibri Light" w:hAnsiTheme="minorHAnsi" w:cstheme="majorHAnsi"/>
+          <w:spacing w:val="5"/>
+          <w:kern w:val="28"/>
+          <w:sz w:val="28"/>
+          <w:szCs w:val="28"/>
+          <w:lang w:val="es-SV"/>
+          <w14:ligatures w14:val="standardContextual"/>
+          <w14:cntxtAlts/>
+        </w:rPr>
+        <w:t>Actualiza un comentario existente.</w:t>
+      </w:r>
+    </w:p>
+    <w:p>
+      <w:pPr>
+        <w:tabs>
+          <w:tab w:val="left" w:pos="745"/>
+        </w:tabs>
+        <w:rPr>
+          <w:rFonts w:asciiTheme="minorHAnsi" w:eastAsia="Calibri Light" w:hAnsiTheme="minorHAnsi" w:cstheme="majorHAnsi"/>
+          <w:spacing w:val="5"/>
+          <w:kern w:val="28"/>
+          <w:sz w:val="28"/>
+          <w:szCs w:val="28"/>
+          <w:lang w:val="es-SV"/>
+          <w14:ligatures w14:val="standardContextual"/>
+          <w14:cntxtAlts/>
+        </w:rPr>
+      </w:pPr>
       <w:r>
         <w:rPr>
           <w:rFonts w:asciiTheme="minorHAnsi" w:eastAsia="Calibri Light" w:hAnsiTheme="minorHAnsi" w:cstheme="majorHAnsi"/>
@@ -3821,9 +2670,27 @@
           <w14:ligatures w14:val="standardContextual"/>
           <w14:cntxtAlts/>
         </w:rPr>
-        <w:t>comments/{</w:t>
-      </w:r>
-      <w:r>
+        <w:t xml:space="preserve">DELETE /comments/{id}: </w:t>
+      </w:r>
+      <w:r>
+        <w:rPr>
+          <w:rFonts w:asciiTheme="minorHAnsi" w:eastAsia="Calibri Light" w:hAnsiTheme="minorHAnsi" w:cstheme="majorHAnsi"/>
+          <w:spacing w:val="5"/>
+          <w:kern w:val="28"/>
+          <w:sz w:val="28"/>
+          <w:szCs w:val="28"/>
+          <w:lang w:val="es-SV"/>
+          <w14:ligatures w14:val="standardContextual"/>
+          <w14:cntxtAlts/>
+        </w:rPr>
+        <w:t>Elimina un comentario específico.</w:t>
+      </w:r>
+    </w:p>
+    <w:p>
+      <w:pPr>
+        <w:tabs>
+          <w:tab w:val="left" w:pos="745"/>
+        </w:tabs>
         <w:rPr>
           <w:rFonts w:asciiTheme="minorHAnsi" w:eastAsia="Calibri Light" w:hAnsiTheme="minorHAnsi" w:cstheme="majorHAnsi"/>
           <w:b/>
@@ -3836,8 +2703,24 @@
           <w14:ligatures w14:val="standardContextual"/>
           <w14:cntxtAlts/>
         </w:rPr>
-        <w:t>id}</w:t>
-      </w:r>
+      </w:pPr>
+    </w:p>
+    <w:p>
+      <w:pPr>
+        <w:tabs>
+          <w:tab w:val="left" w:pos="745"/>
+        </w:tabs>
+        <w:rPr>
+          <w:rFonts w:asciiTheme="minorHAnsi" w:eastAsia="Calibri Light" w:hAnsiTheme="minorHAnsi" w:cstheme="majorHAnsi"/>
+          <w:spacing w:val="5"/>
+          <w:kern w:val="28"/>
+          <w:sz w:val="28"/>
+          <w:szCs w:val="28"/>
+          <w:lang w:val="es-SV"/>
+          <w14:ligatures w14:val="standardContextual"/>
+          <w14:cntxtAlts/>
+        </w:rPr>
+      </w:pPr>
       <w:r>
         <w:rPr>
           <w:rFonts w:asciiTheme="minorHAnsi" w:eastAsia="Calibri Light" w:hAnsiTheme="minorHAnsi" w:cstheme="majorHAnsi"/>
@@ -3851,51 +2734,9 @@
           <w14:ligatures w14:val="standardContextual"/>
           <w14:cntxtAlts/>
         </w:rPr>
-        <w:t xml:space="preserve">: </w:t>
-      </w:r>
-      <w:r>
-        <w:rPr>
-          <w:rFonts w:asciiTheme="minorHAnsi" w:eastAsia="Calibri Light" w:hAnsiTheme="minorHAnsi" w:cstheme="majorHAnsi"/>
-          <w:spacing w:val="5"/>
-          <w:kern w:val="28"/>
-          <w:sz w:val="28"/>
-          <w:szCs w:val="28"/>
-          <w:lang w:val="es-SV"/>
-          <w14:ligatures w14:val="standardContextual"/>
-          <w14:cntxtAlts/>
-        </w:rPr>
-        <w:t>Actualiza un comentario e</w:t>
-      </w:r>
-      <w:r>
-        <w:rPr>
-          <w:rFonts w:asciiTheme="minorHAnsi" w:eastAsia="Calibri Light" w:hAnsiTheme="minorHAnsi" w:cstheme="majorHAnsi"/>
-          <w:spacing w:val="5"/>
-          <w:kern w:val="28"/>
-          <w:sz w:val="28"/>
-          <w:szCs w:val="28"/>
-          <w:lang w:val="es-SV"/>
-          <w14:ligatures w14:val="standardContextual"/>
-          <w14:cntxtAlts/>
-        </w:rPr>
-        <w:t>xistente.</w:t>
-      </w:r>
-    </w:p>
-    <w:p>
-      <w:pPr>
-        <w:tabs>
-          <w:tab w:val="left" w:pos="745"/>
-        </w:tabs>
-        <w:rPr>
-          <w:rFonts w:asciiTheme="minorHAnsi" w:eastAsia="Calibri Light" w:hAnsiTheme="minorHAnsi" w:cstheme="majorHAnsi"/>
-          <w:spacing w:val="5"/>
-          <w:kern w:val="28"/>
-          <w:sz w:val="28"/>
-          <w:szCs w:val="28"/>
-          <w:lang w:val="es-SV"/>
-          <w14:ligatures w14:val="standardContextual"/>
-          <w14:cntxtAlts/>
-        </w:rPr>
-      </w:pPr>
+        <w:t>GET /</w:t>
+      </w:r>
+      <w:proofErr w:type="spellStart"/>
       <w:r>
         <w:rPr>
           <w:rFonts w:asciiTheme="minorHAnsi" w:eastAsia="Calibri Light" w:hAnsiTheme="minorHAnsi" w:cstheme="majorHAnsi"/>
@@ -3909,7 +2750,7 @@
           <w14:ligatures w14:val="standardContextual"/>
           <w14:cntxtAlts/>
         </w:rPr>
-        <w:t>DELETE /comments/{id}</w:t>
+        <w:t>d</w:t>
       </w:r>
       <w:r>
         <w:rPr>
@@ -3924,40 +2765,10 @@
           <w14:ligatures w14:val="standardContextual"/>
           <w14:cntxtAlts/>
         </w:rPr>
-        <w:t xml:space="preserve">: </w:t>
-      </w:r>
-      <w:r>
-        <w:rPr>
-          <w:rFonts w:asciiTheme="minorHAnsi" w:eastAsia="Calibri Light" w:hAnsiTheme="minorHAnsi" w:cstheme="majorHAnsi"/>
-          <w:spacing w:val="5"/>
-          <w:kern w:val="28"/>
-          <w:sz w:val="28"/>
-          <w:szCs w:val="28"/>
-          <w:lang w:val="es-SV"/>
-          <w14:ligatures w14:val="standardContextual"/>
-          <w14:cntxtAlts/>
-        </w:rPr>
-        <w:t>Elimina un co</w:t>
-      </w:r>
-      <w:r>
-        <w:rPr>
-          <w:rFonts w:asciiTheme="minorHAnsi" w:eastAsia="Calibri Light" w:hAnsiTheme="minorHAnsi" w:cstheme="majorHAnsi"/>
-          <w:spacing w:val="5"/>
-          <w:kern w:val="28"/>
-          <w:sz w:val="28"/>
-          <w:szCs w:val="28"/>
-          <w:lang w:val="es-SV"/>
-          <w14:ligatures w14:val="standardContextual"/>
-          <w14:cntxtAlts/>
-        </w:rPr>
-        <w:t>mentario específico.</w:t>
-      </w:r>
-    </w:p>
-    <w:p>
-      <w:pPr>
-        <w:tabs>
-          <w:tab w:val="left" w:pos="745"/>
-        </w:tabs>
+        <w:t>ashboard</w:t>
+      </w:r>
+      <w:proofErr w:type="spellEnd"/>
+      <w:r>
         <w:rPr>
           <w:rFonts w:asciiTheme="minorHAnsi" w:eastAsia="Calibri Light" w:hAnsiTheme="minorHAnsi" w:cstheme="majorHAnsi"/>
           <w:b/>
@@ -3970,67 +2781,6 @@
           <w14:ligatures w14:val="standardContextual"/>
           <w14:cntxtAlts/>
         </w:rPr>
-      </w:pPr>
-    </w:p>
-    <w:p>
-      <w:pPr>
-        <w:tabs>
-          <w:tab w:val="left" w:pos="745"/>
-        </w:tabs>
-        <w:rPr>
-          <w:rFonts w:asciiTheme="minorHAnsi" w:eastAsia="Calibri Light" w:hAnsiTheme="minorHAnsi" w:cstheme="majorHAnsi"/>
-          <w:spacing w:val="5"/>
-          <w:kern w:val="28"/>
-          <w:sz w:val="28"/>
-          <w:szCs w:val="28"/>
-          <w:lang w:val="es-SV"/>
-          <w14:ligatures w14:val="standardContextual"/>
-          <w14:cntxtAlts/>
-        </w:rPr>
-      </w:pPr>
-      <w:r>
-        <w:rPr>
-          <w:rFonts w:asciiTheme="minorHAnsi" w:eastAsia="Calibri Light" w:hAnsiTheme="minorHAnsi" w:cstheme="majorHAnsi"/>
-          <w:b/>
-          <w:bCs/>
-          <w:spacing w:val="5"/>
-          <w:kern w:val="28"/>
-          <w:sz w:val="28"/>
-          <w:szCs w:val="28"/>
-          <w:lang w:val="es-SV"/>
-          <w14:ligatures w14:val="standardContextual"/>
-          <w14:cntxtAlts/>
-        </w:rPr>
-        <w:t>GET /</w:t>
-      </w:r>
-      <w:r>
-        <w:rPr>
-          <w:rFonts w:asciiTheme="minorHAnsi" w:eastAsia="Calibri Light" w:hAnsiTheme="minorHAnsi" w:cstheme="majorHAnsi"/>
-          <w:b/>
-          <w:bCs/>
-          <w:spacing w:val="5"/>
-          <w:kern w:val="28"/>
-          <w:sz w:val="28"/>
-          <w:szCs w:val="28"/>
-          <w:lang w:val="es-SV"/>
-          <w14:ligatures w14:val="standardContextual"/>
-          <w14:cntxtAlts/>
-        </w:rPr>
-        <w:t>Dashboard</w:t>
-      </w:r>
-      <w:r>
-        <w:rPr>
-          <w:rFonts w:asciiTheme="minorHAnsi" w:eastAsia="Calibri Light" w:hAnsiTheme="minorHAnsi" w:cstheme="majorHAnsi"/>
-          <w:b/>
-          <w:bCs/>
-          <w:spacing w:val="5"/>
-          <w:kern w:val="28"/>
-          <w:sz w:val="28"/>
-          <w:szCs w:val="28"/>
-          <w:lang w:val="es-SV"/>
-          <w14:ligatures w14:val="standardContextual"/>
-          <w14:cntxtAlts/>
-        </w:rPr>
         <w:t xml:space="preserve">: </w:t>
       </w:r>
       <w:r>
@@ -4044,20 +2794,7 @@
           <w14:ligatures w14:val="standardContextual"/>
           <w14:cntxtAlts/>
         </w:rPr>
-        <w:t xml:space="preserve">Obtiene estadísticas </w:t>
-      </w:r>
-      <w:r>
-        <w:rPr>
-          <w:rFonts w:asciiTheme="minorHAnsi" w:eastAsia="Calibri Light" w:hAnsiTheme="minorHAnsi" w:cstheme="majorHAnsi"/>
-          <w:spacing w:val="5"/>
-          <w:kern w:val="28"/>
-          <w:sz w:val="28"/>
-          <w:szCs w:val="28"/>
-          <w:lang w:val="es-SV"/>
-          <w14:ligatures w14:val="standardContextual"/>
-          <w14:cntxtAlts/>
-        </w:rPr>
-        <w:t>generales del sistema:</w:t>
+        <w:t>Obtiene estadísticas generales del sistema:</w:t>
       </w:r>
     </w:p>
     <w:p>
@@ -4223,6 +2960,18 @@
           <w:tab w:val="left" w:pos="745"/>
         </w:tabs>
         <w:rPr>
+          <w:rFonts w:asciiTheme="minorHAnsi" w:eastAsia="Calibri Light" w:hAnsiTheme="minorHAnsi" w:cstheme="majorHAnsi"/>
+          <w:spacing w:val="5"/>
+          <w:kern w:val="28"/>
+          <w:sz w:val="28"/>
+          <w:szCs w:val="28"/>
+          <w:lang w:val="es-SV"/>
+          <w14:ligatures w14:val="standardContextual"/>
+          <w14:cntxtAlts/>
+        </w:rPr>
+      </w:pPr>
+      <w:r>
+        <w:rPr>
           <w:rFonts w:asciiTheme="majorHAnsi" w:eastAsia="Calibri Light" w:hAnsiTheme="majorHAnsi" w:cstheme="majorHAnsi"/>
           <w:b/>
           <w:bCs/>
@@ -4230,12 +2979,188 @@
           <w:kern w:val="28"/>
           <w:sz w:val="28"/>
           <w:szCs w:val="28"/>
-          <w:lang w:val="en-US"/>
-          <w14:ligatures w14:val="standardContextual"/>
-          <w14:cntxtAlts/>
-        </w:rPr>
-      </w:pPr>
-      <w:r>
+          <w:lang w:val="es-SV"/>
+          <w14:ligatures w14:val="standardContextual"/>
+          <w14:cntxtAlts/>
+        </w:rPr>
+        <w:t>Justificación del uso de los endpoints:</w:t>
+      </w:r>
+    </w:p>
+    <w:p>
+      <w:pPr>
+        <w:tabs>
+          <w:tab w:val="left" w:pos="745"/>
+        </w:tabs>
+        <w:rPr>
+          <w:rFonts w:asciiTheme="minorHAnsi" w:eastAsia="Calibri Light" w:hAnsiTheme="minorHAnsi" w:cstheme="majorHAnsi"/>
+          <w:spacing w:val="5"/>
+          <w:kern w:val="28"/>
+          <w:sz w:val="28"/>
+          <w:szCs w:val="28"/>
+          <w:lang w:val="es-SV"/>
+          <w14:ligatures w14:val="standardContextual"/>
+          <w14:cntxtAlts/>
+        </w:rPr>
+      </w:pPr>
+      <w:r>
+        <w:rPr>
+          <w:rFonts w:asciiTheme="minorHAnsi" w:eastAsia="Calibri Light" w:hAnsiTheme="minorHAnsi" w:cstheme="majorHAnsi"/>
+          <w:spacing w:val="5"/>
+          <w:kern w:val="28"/>
+          <w:sz w:val="28"/>
+          <w:szCs w:val="28"/>
+          <w:lang w:val="es-SV"/>
+          <w14:ligatures w14:val="standardContextual"/>
+          <w14:cntxtAlts/>
+        </w:rPr>
+        <w:t>Cada endpoint consumido corresponde a una necesidad real de la interfaz; no se consume ningún endpoint que el Frontend no utilice.</w:t>
+      </w:r>
+    </w:p>
+    <w:p>
+      <w:pPr>
+        <w:pStyle w:val="Prrafodelista"/>
+        <w:numPr>
+          <w:ilvl w:val="0"/>
+          <w:numId w:val="12"/>
+        </w:numPr>
+        <w:tabs>
+          <w:tab w:val="left" w:pos="745"/>
+        </w:tabs>
+        <w:rPr>
+          <w:rFonts w:asciiTheme="minorHAnsi" w:eastAsia="Calibri Light" w:hAnsiTheme="minorHAnsi" w:cstheme="majorHAnsi"/>
+          <w:spacing w:val="5"/>
+          <w:kern w:val="28"/>
+          <w:sz w:val="28"/>
+          <w:szCs w:val="28"/>
+          <w:lang w:val="es-SV"/>
+          <w14:ligatures w14:val="standardContextual"/>
+          <w14:cntxtAlts/>
+        </w:rPr>
+      </w:pPr>
+      <w:r>
+        <w:rPr>
+          <w:rFonts w:asciiTheme="minorHAnsi" w:eastAsia="Calibri Light" w:hAnsiTheme="minorHAnsi" w:cstheme="majorHAnsi"/>
+          <w:spacing w:val="5"/>
+          <w:kern w:val="28"/>
+          <w:sz w:val="28"/>
+          <w:szCs w:val="28"/>
+          <w:lang w:val="es-SV"/>
+          <w14:ligatures w14:val="standardContextual"/>
+          <w14:cntxtAlts/>
+        </w:rPr>
+        <w:t>GET /posts y GET /posts/{id}: listado y detalle de publicaciones.</w:t>
+      </w:r>
+    </w:p>
+    <w:p>
+      <w:pPr>
+        <w:pStyle w:val="Prrafodelista"/>
+        <w:numPr>
+          <w:ilvl w:val="0"/>
+          <w:numId w:val="12"/>
+        </w:numPr>
+        <w:tabs>
+          <w:tab w:val="left" w:pos="745"/>
+        </w:tabs>
+        <w:rPr>
+          <w:rFonts w:asciiTheme="minorHAnsi" w:eastAsia="Calibri Light" w:hAnsiTheme="minorHAnsi" w:cstheme="majorHAnsi"/>
+          <w:spacing w:val="5"/>
+          <w:kern w:val="28"/>
+          <w:sz w:val="28"/>
+          <w:szCs w:val="28"/>
+          <w:lang w:val="es-SV"/>
+          <w14:ligatures w14:val="standardContextual"/>
+          <w14:cntxtAlts/>
+        </w:rPr>
+      </w:pPr>
+      <w:r>
+        <w:rPr>
+          <w:rFonts w:asciiTheme="minorHAnsi" w:eastAsia="Calibri Light" w:hAnsiTheme="minorHAnsi" w:cstheme="majorHAnsi"/>
+          <w:spacing w:val="5"/>
+          <w:kern w:val="28"/>
+          <w:sz w:val="28"/>
+          <w:szCs w:val="28"/>
+          <w:lang w:val="es-SV"/>
+          <w14:ligatures w14:val="standardContextual"/>
+          <w14:cntxtAlts/>
+        </w:rPr>
+        <w:t>POST, PUT y DELETE /posts: CRUD completo de publicaciones.</w:t>
+      </w:r>
+    </w:p>
+    <w:p>
+      <w:pPr>
+        <w:pStyle w:val="Prrafodelista"/>
+        <w:numPr>
+          <w:ilvl w:val="0"/>
+          <w:numId w:val="12"/>
+        </w:numPr>
+        <w:tabs>
+          <w:tab w:val="left" w:pos="745"/>
+        </w:tabs>
+        <w:rPr>
+          <w:rFonts w:asciiTheme="minorHAnsi" w:eastAsia="Calibri Light" w:hAnsiTheme="minorHAnsi" w:cstheme="majorHAnsi"/>
+          <w:spacing w:val="5"/>
+          <w:kern w:val="28"/>
+          <w:sz w:val="28"/>
+          <w:szCs w:val="28"/>
+          <w:lang w:val="es-SV"/>
+          <w14:ligatures w14:val="standardContextual"/>
+          <w14:cntxtAlts/>
+        </w:rPr>
+      </w:pPr>
+      <w:r>
+        <w:rPr>
+          <w:rFonts w:asciiTheme="minorHAnsi" w:eastAsia="Calibri Light" w:hAnsiTheme="minorHAnsi" w:cstheme="majorHAnsi"/>
+          <w:spacing w:val="5"/>
+          <w:kern w:val="28"/>
+          <w:sz w:val="28"/>
+          <w:szCs w:val="28"/>
+          <w:lang w:val="es-SV"/>
+          <w14:ligatures w14:val="standardContextual"/>
+          <w14:cntxtAlts/>
+        </w:rPr>
+        <w:t>GET/POST /posts/{id}/comments y PUT/DELETE /comments/{id}: CRUD de comentarios, siempre asociado a un Post existente.</w:t>
+      </w:r>
+    </w:p>
+    <w:p>
+      <w:pPr>
+        <w:pStyle w:val="Prrafodelista"/>
+        <w:numPr>
+          <w:ilvl w:val="0"/>
+          <w:numId w:val="12"/>
+        </w:numPr>
+        <w:tabs>
+          <w:tab w:val="left" w:pos="745"/>
+        </w:tabs>
+        <w:rPr>
+          <w:rFonts w:asciiTheme="minorHAnsi" w:eastAsia="Calibri Light" w:hAnsiTheme="minorHAnsi" w:cstheme="majorHAnsi"/>
+          <w:spacing w:val="5"/>
+          <w:kern w:val="28"/>
+          <w:sz w:val="28"/>
+          <w:szCs w:val="28"/>
+          <w:lang w:val="es-SV"/>
+          <w14:ligatures w14:val="standardContextual"/>
+          <w14:cntxtAlts/>
+        </w:rPr>
+      </w:pPr>
+      <w:r>
+        <w:rPr>
+          <w:rFonts w:asciiTheme="minorHAnsi" w:eastAsia="Calibri Light" w:hAnsiTheme="minorHAnsi" w:cstheme="majorHAnsi"/>
+          <w:spacing w:val="5"/>
+          <w:kern w:val="28"/>
+          <w:sz w:val="28"/>
+          <w:szCs w:val="28"/>
+          <w:lang w:val="es-SV"/>
+          <w14:ligatures w14:val="standardContextual"/>
+          <w14:cntxtAlts/>
+        </w:rPr>
+        <w:t>GET /dashboard: estadísticas generales, sin recalcularlas en el Frontend.</w:t>
+      </w:r>
+    </w:p>
+    <w:p>
+      <w:pPr>
+        <w:tabs>
+          <w:tab w:val="left" w:pos="745"/>
+        </w:tabs>
         <w:rPr>
           <w:rFonts w:asciiTheme="majorHAnsi" w:eastAsia="Calibri Light" w:hAnsiTheme="majorHAnsi" w:cstheme="majorHAnsi"/>
           <w:b/>
@@ -4248,168 +3173,8 @@
           <w14:ligatures w14:val="standardContextual"/>
           <w14:cntxtAlts/>
         </w:rPr>
-        <w:t>Relación Post &lt;-&gt; PostComment:</w:t>
-      </w:r>
-    </w:p>
-    <w:p>
-      <w:pPr>
-        <w:tabs>
-          <w:tab w:val="left" w:pos="745"/>
-        </w:tabs>
-        <w:rPr>
-          <w:rFonts w:asciiTheme="minorHAnsi" w:eastAsia="Calibri Light" w:hAnsiTheme="minorHAnsi" w:cstheme="majorHAnsi"/>
-          <w:spacing w:val="5"/>
-          <w:kern w:val="28"/>
-          <w:sz w:val="28"/>
-          <w:szCs w:val="28"/>
-          <w:lang w:val="en-US"/>
-          <w14:ligatures w14:val="standardContextual"/>
-          <w14:cntxtAlts/>
-        </w:rPr>
-      </w:pPr>
-      <w:r>
-        <w:rPr>
-          <w:rFonts w:asciiTheme="minorHAnsi" w:eastAsia="Calibri Light" w:hAnsiTheme="minorHAnsi" w:cstheme="majorHAnsi"/>
-          <w:spacing w:val="5"/>
-          <w:kern w:val="28"/>
-          <w:sz w:val="28"/>
-          <w:szCs w:val="28"/>
-          <w:lang w:val="en-US"/>
-          <w14:ligatures w14:val="standardContextual"/>
-          <w14:cntxtAlts/>
-        </w:rPr>
-        <w:t>1 Post</w:t>
-      </w:r>
-    </w:p>
-    <w:p>
-      <w:pPr>
-        <w:tabs>
-          <w:tab w:val="left" w:pos="745"/>
-        </w:tabs>
-        <w:rPr>
-          <w:rFonts w:asciiTheme="minorHAnsi" w:eastAsia="Calibri Light" w:hAnsiTheme="minorHAnsi" w:cstheme="majorHAnsi"/>
-          <w:spacing w:val="5"/>
-          <w:kern w:val="28"/>
-          <w:sz w:val="28"/>
-          <w:szCs w:val="28"/>
-          <w:lang w:val="es-SV"/>
-          <w14:ligatures w14:val="standardContextual"/>
-          <w14:cntxtAlts/>
-        </w:rPr>
-      </w:pPr>
-      <w:r>
-        <w:rPr>
-          <w:rFonts w:asciiTheme="minorHAnsi" w:eastAsia="Calibri Light" w:hAnsiTheme="minorHAnsi" w:cstheme="majorHAnsi"/>
-          <w:spacing w:val="5"/>
-          <w:kern w:val="28"/>
-          <w:sz w:val="28"/>
-          <w:szCs w:val="28"/>
-          <w:lang w:val="es-SV"/>
-          <w14:ligatures w14:val="standardContextual"/>
-          <w14:cntxtAlts/>
-        </w:rPr>
-        <w:t>↓</w:t>
-      </w:r>
-    </w:p>
-    <w:p>
-      <w:pPr>
-        <w:tabs>
-          <w:tab w:val="left" w:pos="745"/>
-        </w:tabs>
-        <w:rPr>
-          <w:rFonts w:asciiTheme="minorHAnsi" w:eastAsia="Calibri Light" w:hAnsiTheme="minorHAnsi" w:cstheme="majorHAnsi"/>
-          <w:spacing w:val="5"/>
-          <w:kern w:val="28"/>
-          <w:sz w:val="28"/>
-          <w:szCs w:val="28"/>
-          <w:lang w:val="en-US"/>
-          <w14:ligatures w14:val="standardContextual"/>
-          <w14:cntxtAlts/>
-        </w:rPr>
-      </w:pPr>
-      <w:r>
-        <w:rPr>
-          <w:rFonts w:asciiTheme="minorHAnsi" w:eastAsia="Calibri Light" w:hAnsiTheme="minorHAnsi" w:cstheme="majorHAnsi"/>
-          <w:spacing w:val="5"/>
-          <w:kern w:val="28"/>
-          <w:sz w:val="28"/>
-          <w:szCs w:val="28"/>
-          <w:lang w:val="en-US"/>
-          <w14:ligatures w14:val="standardContextual"/>
-          <w14:cntxtAlts/>
-        </w:rPr>
-        <w:t>N Comentarios</w:t>
-      </w:r>
-    </w:p>
-    <w:p>
-      <w:pPr>
-        <w:tabs>
-          <w:tab w:val="left" w:pos="745"/>
-        </w:tabs>
-        <w:rPr>
-          <w:rFonts w:asciiTheme="minorHAnsi" w:eastAsia="Calibri Light" w:hAnsiTheme="minorHAnsi" w:cstheme="majorHAnsi"/>
-          <w:spacing w:val="5"/>
-          <w:kern w:val="28"/>
-          <w:sz w:val="28"/>
-          <w:szCs w:val="28"/>
-          <w:lang w:val="en-US"/>
-          <w14:ligatures w14:val="standardContextual"/>
-          <w14:cntxtAlts/>
-        </w:rPr>
-      </w:pPr>
-    </w:p>
-    <w:p>
-      <w:pPr>
-        <w:tabs>
-          <w:tab w:val="left" w:pos="745"/>
-        </w:tabs>
-        <w:rPr>
-          <w:rFonts w:asciiTheme="minorHAnsi" w:eastAsia="Calibri Light" w:hAnsiTheme="minorHAnsi" w:cstheme="majorHAnsi"/>
-          <w:spacing w:val="5"/>
-          <w:kern w:val="28"/>
-          <w:sz w:val="28"/>
-          <w:szCs w:val="28"/>
-          <w:lang w:val="en-US"/>
-          <w14:ligatures w14:val="standardContextual"/>
-          <w14:cntxtAlts/>
-        </w:rPr>
-      </w:pPr>
-      <w:r>
-        <w:rPr>
-          <w:rFonts w:asciiTheme="minorHAnsi" w:eastAsia="Calibri Light" w:hAnsiTheme="minorHAnsi" w:cstheme="majorHAnsi"/>
-          <w:spacing w:val="5"/>
-          <w:kern w:val="28"/>
-          <w:sz w:val="28"/>
-          <w:szCs w:val="28"/>
-          <w:lang w:val="en-US"/>
-          <w14:ligatures w14:val="standardContextual"/>
-          <w14:cntxtAlts/>
-        </w:rPr>
-        <w:t>Además con “Cascade Delete”</w:t>
-      </w:r>
-    </w:p>
-    <w:p>
-      <w:pPr>
-        <w:tabs>
-          <w:tab w:val="left" w:pos="745"/>
-        </w:tabs>
-        <w:rPr>
-          <w:rFonts w:asciiTheme="majorHAnsi" w:eastAsia="Calibri Light" w:hAnsiTheme="majorHAnsi" w:cstheme="majorHAnsi"/>
-          <w:spacing w:val="5"/>
-          <w:kern w:val="28"/>
-          <w:sz w:val="28"/>
-          <w:szCs w:val="28"/>
-          <w:lang w:val="en-US"/>
-          <w14:ligatures w14:val="standardContextual"/>
-          <w14:cntxtAlts/>
-        </w:rPr>
-      </w:pPr>
-    </w:p>
-    <w:p>
-      <w:pPr>
-        <w:tabs>
-          <w:tab w:val="left" w:pos="745"/>
-        </w:tabs>
+      </w:pPr>
+      <w:r>
         <w:rPr>
           <w:rFonts w:asciiTheme="majorHAnsi" w:eastAsia="Calibri Light" w:hAnsiTheme="majorHAnsi" w:cstheme="majorHAnsi"/>
           <w:b/>
@@ -4422,7 +3187,8 @@
           <w14:ligatures w14:val="standardContextual"/>
           <w14:cntxtAlts/>
         </w:rPr>
-      </w:pPr>
+        <w:t xml:space="preserve">Relación Post </w:t>
+      </w:r>
       <w:r>
         <w:rPr>
           <w:rFonts w:asciiTheme="majorHAnsi" w:eastAsia="Calibri Light" w:hAnsiTheme="majorHAnsi" w:cstheme="majorHAnsi"/>
@@ -4436,151 +3202,9 @@
           <w14:ligatures w14:val="standardContextual"/>
           <w14:cntxtAlts/>
         </w:rPr>
-        <w:t>Validaciones:</w:t>
-      </w:r>
-    </w:p>
-    <w:p>
-      <w:pPr>
-        <w:tabs>
-          <w:tab w:val="left" w:pos="745"/>
-        </w:tabs>
-        <w:rPr>
-          <w:rFonts w:asciiTheme="minorHAnsi" w:eastAsia="Calibri Light" w:hAnsiTheme="minorHAnsi" w:cstheme="majorHAnsi"/>
-          <w:spacing w:val="5"/>
-          <w:kern w:val="28"/>
-          <w:sz w:val="28"/>
-          <w:szCs w:val="28"/>
-          <w:lang w:val="en-US"/>
-          <w14:ligatures w14:val="standardContextual"/>
-          <w14:cntxtAlts/>
-        </w:rPr>
-      </w:pPr>
-      <w:r>
-        <w:rPr>
-          <w:rFonts w:asciiTheme="minorHAnsi" w:eastAsia="Calibri Light" w:hAnsiTheme="minorHAnsi" w:cstheme="majorHAnsi"/>
-          <w:spacing w:val="5"/>
-          <w:kern w:val="28"/>
-          <w:sz w:val="28"/>
-          <w:szCs w:val="28"/>
-          <w:lang w:val="en-US"/>
-          <w14:ligatures w14:val="standardContextual"/>
-          <w14:cntxtAlts/>
-        </w:rPr>
-        <w:t>-Título obligatorio</w:t>
-      </w:r>
-    </w:p>
-    <w:p>
-      <w:pPr>
-        <w:tabs>
-          <w:tab w:val="left" w:pos="745"/>
-        </w:tabs>
-        <w:rPr>
-          <w:rFonts w:asciiTheme="minorHAnsi" w:eastAsia="Calibri Light" w:hAnsiTheme="minorHAnsi" w:cstheme="majorHAnsi"/>
-          <w:spacing w:val="5"/>
-          <w:kern w:val="28"/>
-          <w:sz w:val="28"/>
-          <w:szCs w:val="28"/>
-          <w:lang w:val="en-US"/>
-          <w14:ligatures w14:val="standardContextual"/>
-          <w14:cntxtAlts/>
-        </w:rPr>
-      </w:pPr>
-      <w:r>
-        <w:rPr>
-          <w:rFonts w:asciiTheme="minorHAnsi" w:eastAsia="Calibri Light" w:hAnsiTheme="minorHAnsi" w:cstheme="majorHAnsi"/>
-          <w:spacing w:val="5"/>
-          <w:kern w:val="28"/>
-          <w:sz w:val="28"/>
-          <w:szCs w:val="28"/>
-          <w:lang w:val="en-US"/>
-          <w14:ligatures w14:val="standardContextual"/>
-          <w14:cntxtAlts/>
-        </w:rPr>
-        <w:t>-Contenido obligatorio</w:t>
-      </w:r>
-    </w:p>
-    <w:p>
-      <w:pPr>
-        <w:tabs>
-          <w:tab w:val="left" w:pos="745"/>
-        </w:tabs>
-        <w:rPr>
-          <w:rFonts w:asciiTheme="minorHAnsi" w:eastAsia="Calibri Light" w:hAnsiTheme="minorHAnsi" w:cstheme="majorHAnsi"/>
-          <w:spacing w:val="5"/>
-          <w:kern w:val="28"/>
-          <w:sz w:val="28"/>
-          <w:szCs w:val="28"/>
-          <w:lang w:val="es-SV"/>
-          <w14:ligatures w14:val="standardContextual"/>
-          <w14:cntxtAlts/>
-        </w:rPr>
-      </w:pPr>
-      <w:r>
-        <w:rPr>
-          <w:rFonts w:asciiTheme="minorHAnsi" w:eastAsia="Calibri Light" w:hAnsiTheme="minorHAnsi" w:cstheme="majorHAnsi"/>
-          <w:spacing w:val="5"/>
-          <w:kern w:val="28"/>
-          <w:sz w:val="28"/>
-          <w:szCs w:val="28"/>
-          <w:lang w:val="es-SV"/>
-          <w14:ligatures w14:val="standardContextual"/>
-          <w14:cntxtAlts/>
-        </w:rPr>
-        <w:t>-Autor obligatorio (para los comentarios)</w:t>
-      </w:r>
-    </w:p>
-    <w:p>
-      <w:pPr>
-        <w:tabs>
-          <w:tab w:val="left" w:pos="745"/>
-        </w:tabs>
-        <w:rPr>
-          <w:rFonts w:asciiTheme="minorHAnsi" w:eastAsia="Calibri Light" w:hAnsiTheme="minorHAnsi" w:cstheme="majorHAnsi"/>
-          <w:spacing w:val="5"/>
-          <w:kern w:val="28"/>
-          <w:sz w:val="28"/>
-          <w:szCs w:val="28"/>
-          <w:lang w:val="es-SV"/>
-          <w14:ligatures w14:val="standardContextual"/>
-          <w14:cntxtAlts/>
-        </w:rPr>
-      </w:pPr>
-      <w:r>
-        <w:rPr>
-          <w:rFonts w:asciiTheme="minorHAnsi" w:eastAsia="Calibri Light" w:hAnsiTheme="minorHAnsi" w:cstheme="majorHAnsi"/>
-          <w:spacing w:val="5"/>
-          <w:kern w:val="28"/>
-          <w:sz w:val="28"/>
-          <w:szCs w:val="28"/>
-          <w:lang w:val="es-SV"/>
-          <w14:ligatures w14:val="standardContextual"/>
-          <w14:cntxtAlts/>
-        </w:rPr>
-        <w:t>-Máximo 150 caracteres (para los títulos)</w:t>
-      </w:r>
-    </w:p>
-    <w:p>
-      <w:pPr>
-        <w:tabs>
-          <w:tab w:val="left" w:pos="745"/>
-        </w:tabs>
-        <w:rPr>
-          <w:rFonts w:asciiTheme="majorHAnsi" w:eastAsia="Calibri Light" w:hAnsiTheme="majorHAnsi" w:cstheme="majorHAnsi"/>
-          <w:spacing w:val="5"/>
-          <w:kern w:val="28"/>
-          <w:sz w:val="28"/>
-          <w:szCs w:val="28"/>
-          <w:lang w:val="es-SV"/>
-          <w14:ligatures w14:val="standardContextual"/>
-          <w14:cntxtAlts/>
-        </w:rPr>
-      </w:pPr>
-    </w:p>
-    <w:p>
-      <w:pPr>
-        <w:tabs>
-          <w:tab w:val="left" w:pos="745"/>
-        </w:tabs>
+        <w:t>&lt;-&gt;</w:t>
+      </w:r>
+      <w:r>
         <w:rPr>
           <w:rFonts w:asciiTheme="majorHAnsi" w:eastAsia="Calibri Light" w:hAnsiTheme="majorHAnsi" w:cstheme="majorHAnsi"/>
           <w:b/>
@@ -4589,12 +3213,277 @@
           <w:kern w:val="28"/>
           <w:sz w:val="28"/>
           <w:szCs w:val="28"/>
-          <w:lang w:val="es-SV"/>
-          <w14:ligatures w14:val="standardContextual"/>
-          <w14:cntxtAlts/>
-        </w:rPr>
-      </w:pPr>
-      <w:r>
+          <w:lang w:val="en-US"/>
+          <w14:ligatures w14:val="standardContextual"/>
+          <w14:cntxtAlts/>
+        </w:rPr>
+        <w:t xml:space="preserve"> PostComment:</w:t>
+      </w:r>
+    </w:p>
+    <w:p>
+      <w:pPr>
+        <w:tabs>
+          <w:tab w:val="left" w:pos="745"/>
+        </w:tabs>
+        <w:rPr>
+          <w:rFonts w:asciiTheme="minorHAnsi" w:eastAsia="Calibri Light" w:hAnsiTheme="minorHAnsi" w:cstheme="majorHAnsi"/>
+          <w:spacing w:val="5"/>
+          <w:kern w:val="28"/>
+          <w:sz w:val="28"/>
+          <w:szCs w:val="28"/>
+          <w:lang w:val="en-US"/>
+          <w14:ligatures w14:val="standardContextual"/>
+          <w14:cntxtAlts/>
+        </w:rPr>
+      </w:pPr>
+      <w:r>
+        <w:rPr>
+          <w:rFonts w:asciiTheme="minorHAnsi" w:eastAsia="Calibri Light" w:hAnsiTheme="minorHAnsi" w:cstheme="majorHAnsi"/>
+          <w:spacing w:val="5"/>
+          <w:kern w:val="28"/>
+          <w:sz w:val="28"/>
+          <w:szCs w:val="28"/>
+          <w:lang w:val="en-US"/>
+          <w14:ligatures w14:val="standardContextual"/>
+          <w14:cntxtAlts/>
+        </w:rPr>
+        <w:t>1 Post</w:t>
+      </w:r>
+    </w:p>
+    <w:p>
+      <w:pPr>
+        <w:tabs>
+          <w:tab w:val="left" w:pos="745"/>
+        </w:tabs>
+        <w:rPr>
+          <w:rFonts w:asciiTheme="minorHAnsi" w:eastAsia="Calibri Light" w:hAnsiTheme="minorHAnsi" w:cstheme="majorHAnsi"/>
+          <w:spacing w:val="5"/>
+          <w:kern w:val="28"/>
+          <w:sz w:val="28"/>
+          <w:szCs w:val="28"/>
+          <w:lang w:val="en-US"/>
+          <w14:ligatures w14:val="standardContextual"/>
+          <w14:cntxtAlts/>
+        </w:rPr>
+      </w:pPr>
+      <w:r>
+        <w:rPr>
+          <w:rFonts w:asciiTheme="minorHAnsi" w:eastAsia="Calibri Light" w:hAnsiTheme="minorHAnsi" w:cstheme="majorHAnsi"/>
+          <w:spacing w:val="5"/>
+          <w:kern w:val="28"/>
+          <w:sz w:val="28"/>
+          <w:szCs w:val="28"/>
+          <w:lang w:val="en-US"/>
+          <w14:ligatures w14:val="standardContextual"/>
+          <w14:cntxtAlts/>
+        </w:rPr>
+        <w:t>↓</w:t>
+      </w:r>
+    </w:p>
+    <w:p>
+      <w:pPr>
+        <w:tabs>
+          <w:tab w:val="left" w:pos="745"/>
+        </w:tabs>
+        <w:rPr>
+          <w:rFonts w:asciiTheme="minorHAnsi" w:eastAsia="Calibri Light" w:hAnsiTheme="minorHAnsi" w:cstheme="majorHAnsi"/>
+          <w:spacing w:val="5"/>
+          <w:kern w:val="28"/>
+          <w:sz w:val="28"/>
+          <w:szCs w:val="28"/>
+          <w:lang w:val="en-US"/>
+          <w14:ligatures w14:val="standardContextual"/>
+          <w14:cntxtAlts/>
+        </w:rPr>
+      </w:pPr>
+      <w:r>
+        <w:rPr>
+          <w:rFonts w:asciiTheme="minorHAnsi" w:eastAsia="Calibri Light" w:hAnsiTheme="minorHAnsi" w:cstheme="majorHAnsi"/>
+          <w:spacing w:val="5"/>
+          <w:kern w:val="28"/>
+          <w:sz w:val="28"/>
+          <w:szCs w:val="28"/>
+          <w:lang w:val="en-US"/>
+          <w14:ligatures w14:val="standardContextual"/>
+          <w14:cntxtAlts/>
+        </w:rPr>
+        <w:t>N Comentarios</w:t>
+      </w:r>
+    </w:p>
+    <w:p>
+      <w:pPr>
+        <w:tabs>
+          <w:tab w:val="left" w:pos="745"/>
+        </w:tabs>
+        <w:rPr>
+          <w:rFonts w:asciiTheme="minorHAnsi" w:eastAsia="Calibri Light" w:hAnsiTheme="minorHAnsi" w:cstheme="majorHAnsi"/>
+          <w:spacing w:val="5"/>
+          <w:kern w:val="28"/>
+          <w:sz w:val="28"/>
+          <w:szCs w:val="28"/>
+          <w:lang w:val="en-US"/>
+          <w14:ligatures w14:val="standardContextual"/>
+          <w14:cntxtAlts/>
+        </w:rPr>
+      </w:pPr>
+    </w:p>
+    <w:p>
+      <w:pPr>
+        <w:tabs>
+          <w:tab w:val="left" w:pos="745"/>
+        </w:tabs>
+        <w:rPr>
+          <w:rFonts w:asciiTheme="minorHAnsi" w:eastAsia="Calibri Light" w:hAnsiTheme="minorHAnsi" w:cstheme="majorHAnsi"/>
+          <w:spacing w:val="5"/>
+          <w:kern w:val="28"/>
+          <w:sz w:val="28"/>
+          <w:szCs w:val="28"/>
+          <w:lang w:val="es-SV"/>
+          <w14:ligatures w14:val="standardContextual"/>
+          <w14:cntxtAlts/>
+        </w:rPr>
+      </w:pPr>
+      <w:r>
+        <w:rPr>
+          <w:rFonts w:asciiTheme="minorHAnsi" w:eastAsia="Calibri Light" w:hAnsiTheme="minorHAnsi" w:cstheme="majorHAnsi"/>
+          <w:spacing w:val="5"/>
+          <w:kern w:val="28"/>
+          <w:sz w:val="28"/>
+          <w:szCs w:val="28"/>
+          <w:lang w:val="es-SV"/>
+          <w14:ligatures w14:val="standardContextual"/>
+          <w14:cntxtAlts/>
+        </w:rPr>
+        <w:t>Además con “Cascade Delete”</w:t>
+      </w:r>
+    </w:p>
+    <w:p>
+      <w:pPr>
+        <w:pStyle w:val="Prrafodelista"/>
+        <w:numPr>
+          <w:ilvl w:val="0"/>
+          <w:numId w:val="12"/>
+        </w:numPr>
+        <w:tabs>
+          <w:tab w:val="left" w:pos="745"/>
+        </w:tabs>
+        <w:rPr>
+          <w:rFonts w:asciiTheme="minorHAnsi" w:eastAsia="Calibri Light" w:hAnsiTheme="minorHAnsi" w:cstheme="majorHAnsi"/>
+          <w:spacing w:val="5"/>
+          <w:kern w:val="28"/>
+          <w:sz w:val="28"/>
+          <w:szCs w:val="28"/>
+          <w:lang w:val="es-SV"/>
+          <w14:ligatures w14:val="standardContextual"/>
+          <w14:cntxtAlts/>
+        </w:rPr>
+      </w:pPr>
+      <w:r>
+        <w:rPr>
+          <w:rFonts w:asciiTheme="minorHAnsi" w:eastAsia="Calibri Light" w:hAnsiTheme="minorHAnsi" w:cstheme="majorHAnsi"/>
+          <w:spacing w:val="5"/>
+          <w:kern w:val="28"/>
+          <w:sz w:val="28"/>
+          <w:szCs w:val="28"/>
+          <w:lang w:val="es-SV"/>
+          <w14:ligatures w14:val="standardContextual"/>
+          <w14:cntxtAlts/>
+        </w:rPr>
+        <w:t>Al eliminar un Post, se eliminan automáticamente todos sus comentarios (Cascade Delete).</w:t>
+      </w:r>
+    </w:p>
+    <w:p>
+      <w:pPr>
+        <w:pStyle w:val="Prrafodelista"/>
+        <w:numPr>
+          <w:ilvl w:val="0"/>
+          <w:numId w:val="12"/>
+        </w:numPr>
+        <w:tabs>
+          <w:tab w:val="left" w:pos="745"/>
+        </w:tabs>
+        <w:rPr>
+          <w:rFonts w:asciiTheme="minorHAnsi" w:eastAsia="Calibri Light" w:hAnsiTheme="minorHAnsi" w:cstheme="majorHAnsi"/>
+          <w:spacing w:val="5"/>
+          <w:kern w:val="28"/>
+          <w:sz w:val="28"/>
+          <w:szCs w:val="28"/>
+          <w:lang w:val="es-SV"/>
+          <w14:ligatures w14:val="standardContextual"/>
+          <w14:cntxtAlts/>
+        </w:rPr>
+      </w:pPr>
+      <w:r>
+        <w:rPr>
+          <w:rFonts w:asciiTheme="minorHAnsi" w:eastAsia="Calibri Light" w:hAnsiTheme="minorHAnsi" w:cstheme="majorHAnsi"/>
+          <w:spacing w:val="5"/>
+          <w:kern w:val="28"/>
+          <w:sz w:val="28"/>
+          <w:szCs w:val="28"/>
+          <w:lang w:val="es-SV"/>
+          <w14:ligatures w14:val="standardContextual"/>
+          <w14:cntxtAlts/>
+        </w:rPr>
+        <w:t>No se puede crear un comentario si el Post referenciado no existe; se valida antes de guardar.</w:t>
+      </w:r>
+    </w:p>
+    <w:p>
+      <w:pPr>
+        <w:pStyle w:val="Prrafodelista"/>
+        <w:numPr>
+          <w:ilvl w:val="0"/>
+          <w:numId w:val="12"/>
+        </w:numPr>
+        <w:tabs>
+          <w:tab w:val="left" w:pos="745"/>
+        </w:tabs>
+        <w:rPr>
+          <w:rFonts w:asciiTheme="minorHAnsi" w:eastAsia="Calibri Light" w:hAnsiTheme="minorHAnsi" w:cstheme="majorHAnsi"/>
+          <w:spacing w:val="5"/>
+          <w:kern w:val="28"/>
+          <w:sz w:val="28"/>
+          <w:szCs w:val="28"/>
+          <w:lang w:val="es-SV"/>
+          <w14:ligatures w14:val="standardContextual"/>
+          <w14:cntxtAlts/>
+        </w:rPr>
+      </w:pPr>
+      <w:r>
+        <w:rPr>
+          <w:rFonts w:asciiTheme="minorHAnsi" w:eastAsia="Calibri Light" w:hAnsiTheme="minorHAnsi" w:cstheme="majorHAnsi"/>
+          <w:spacing w:val="5"/>
+          <w:kern w:val="28"/>
+          <w:sz w:val="28"/>
+          <w:szCs w:val="28"/>
+          <w:lang w:val="es-SV"/>
+          <w14:ligatures w14:val="standardContextual"/>
+          <w14:cntxtAlts/>
+        </w:rPr>
+        <w:t>La cantidad de comentarios mostrada en el Dashboard y en el listado se actualiza dinámicamente, porque se calcula directamente desde la base de datos en cada consulta.</w:t>
+      </w:r>
+    </w:p>
+    <w:p>
+      <w:pPr>
+        <w:tabs>
+          <w:tab w:val="left" w:pos="745"/>
+        </w:tabs>
+        <w:rPr>
+          <w:rFonts w:asciiTheme="majorHAnsi" w:eastAsia="Calibri Light" w:hAnsiTheme="majorHAnsi" w:cstheme="majorHAnsi"/>
+          <w:spacing w:val="5"/>
+          <w:kern w:val="28"/>
+          <w:sz w:val="28"/>
+          <w:szCs w:val="28"/>
+          <w:lang w:val="es-SV"/>
+          <w14:ligatures w14:val="standardContextual"/>
+          <w14:cntxtAlts/>
+        </w:rPr>
+      </w:pPr>
+    </w:p>
+    <w:p>
+      <w:pPr>
+        <w:tabs>
+          <w:tab w:val="left" w:pos="745"/>
+        </w:tabs>
         <w:rPr>
           <w:rFonts w:asciiTheme="majorHAnsi" w:eastAsia="Calibri Light" w:hAnsiTheme="majorHAnsi" w:cstheme="majorHAnsi"/>
           <w:b/>
@@ -4607,61 +3496,8 @@
           <w14:ligatures w14:val="standardContextual"/>
           <w14:cntxtAlts/>
         </w:rPr>
-        <w:t>Manejo de Errores:</w:t>
-      </w:r>
-    </w:p>
-    <w:p>
-      <w:pPr>
-        <w:tabs>
-          <w:tab w:val="left" w:pos="745"/>
-        </w:tabs>
-        <w:rPr>
-          <w:rFonts w:asciiTheme="minorHAnsi" w:eastAsia="Calibri Light" w:hAnsiTheme="minorHAnsi" w:cstheme="majorHAnsi"/>
-          <w:spacing w:val="5"/>
-          <w:kern w:val="28"/>
-          <w:sz w:val="28"/>
-          <w:szCs w:val="28"/>
-          <w:lang w:val="es-SV"/>
-          <w14:ligatures w14:val="standardContextual"/>
-          <w14:cntxtAlts/>
-        </w:rPr>
-      </w:pPr>
-      <w:r>
-        <w:rPr>
-          <w:rFonts w:asciiTheme="minorHAnsi" w:eastAsia="Calibri Light" w:hAnsiTheme="minorHAnsi" w:cstheme="majorHAnsi"/>
-          <w:spacing w:val="5"/>
-          <w:kern w:val="28"/>
-          <w:sz w:val="28"/>
-          <w:szCs w:val="28"/>
-          <w:lang w:val="es-SV"/>
-          <w14:ligatures w14:val="standardContextual"/>
-          <w14:cntxtAlts/>
-        </w:rPr>
-        <w:t>400, 404, 500 y Error de conexión.</w:t>
-      </w:r>
-    </w:p>
-    <w:p>
-      <w:pPr>
-        <w:tabs>
-          <w:tab w:val="left" w:pos="745"/>
-        </w:tabs>
-        <w:rPr>
-          <w:rFonts w:asciiTheme="majorHAnsi" w:eastAsia="Calibri Light" w:hAnsiTheme="majorHAnsi" w:cstheme="majorHAnsi"/>
-          <w:spacing w:val="5"/>
-          <w:kern w:val="28"/>
-          <w:sz w:val="28"/>
-          <w:szCs w:val="28"/>
-          <w:lang w:val="es-SV"/>
-          <w14:ligatures w14:val="standardContextual"/>
-          <w14:cntxtAlts/>
-        </w:rPr>
-      </w:pPr>
-    </w:p>
-    <w:p>
-      <w:pPr>
-        <w:tabs>
-          <w:tab w:val="left" w:pos="745"/>
-        </w:tabs>
+      </w:pPr>
+      <w:r>
         <w:rPr>
           <w:rFonts w:asciiTheme="majorHAnsi" w:eastAsia="Calibri Light" w:hAnsiTheme="majorHAnsi" w:cstheme="majorHAnsi"/>
           <w:b/>
@@ -4674,8 +3510,151 @@
           <w14:ligatures w14:val="standardContextual"/>
           <w14:cntxtAlts/>
         </w:rPr>
-      </w:pPr>
-      <w:r>
+        <w:t>Validaciones:</w:t>
+      </w:r>
+    </w:p>
+    <w:p>
+      <w:pPr>
+        <w:tabs>
+          <w:tab w:val="left" w:pos="745"/>
+        </w:tabs>
+        <w:rPr>
+          <w:rFonts w:asciiTheme="minorHAnsi" w:eastAsia="Calibri Light" w:hAnsiTheme="minorHAnsi" w:cstheme="majorHAnsi"/>
+          <w:spacing w:val="5"/>
+          <w:kern w:val="28"/>
+          <w:sz w:val="28"/>
+          <w:szCs w:val="28"/>
+          <w:lang w:val="es-SV"/>
+          <w14:ligatures w14:val="standardContextual"/>
+          <w14:cntxtAlts/>
+        </w:rPr>
+      </w:pPr>
+      <w:r>
+        <w:rPr>
+          <w:rFonts w:asciiTheme="minorHAnsi" w:eastAsia="Calibri Light" w:hAnsiTheme="minorHAnsi" w:cstheme="majorHAnsi"/>
+          <w:spacing w:val="5"/>
+          <w:kern w:val="28"/>
+          <w:sz w:val="28"/>
+          <w:szCs w:val="28"/>
+          <w:lang w:val="es-SV"/>
+          <w14:ligatures w14:val="standardContextual"/>
+          <w14:cntxtAlts/>
+        </w:rPr>
+        <w:t>-Título obligatorio</w:t>
+      </w:r>
+    </w:p>
+    <w:p>
+      <w:pPr>
+        <w:tabs>
+          <w:tab w:val="left" w:pos="745"/>
+        </w:tabs>
+        <w:rPr>
+          <w:rFonts w:asciiTheme="minorHAnsi" w:eastAsia="Calibri Light" w:hAnsiTheme="minorHAnsi" w:cstheme="majorHAnsi"/>
+          <w:spacing w:val="5"/>
+          <w:kern w:val="28"/>
+          <w:sz w:val="28"/>
+          <w:szCs w:val="28"/>
+          <w:lang w:val="es-SV"/>
+          <w14:ligatures w14:val="standardContextual"/>
+          <w14:cntxtAlts/>
+        </w:rPr>
+      </w:pPr>
+      <w:r>
+        <w:rPr>
+          <w:rFonts w:asciiTheme="minorHAnsi" w:eastAsia="Calibri Light" w:hAnsiTheme="minorHAnsi" w:cstheme="majorHAnsi"/>
+          <w:spacing w:val="5"/>
+          <w:kern w:val="28"/>
+          <w:sz w:val="28"/>
+          <w:szCs w:val="28"/>
+          <w:lang w:val="es-SV"/>
+          <w14:ligatures w14:val="standardContextual"/>
+          <w14:cntxtAlts/>
+        </w:rPr>
+        <w:t>-Contenido obligatorio</w:t>
+      </w:r>
+    </w:p>
+    <w:p>
+      <w:pPr>
+        <w:tabs>
+          <w:tab w:val="left" w:pos="745"/>
+        </w:tabs>
+        <w:rPr>
+          <w:rFonts w:asciiTheme="minorHAnsi" w:eastAsia="Calibri Light" w:hAnsiTheme="minorHAnsi" w:cstheme="majorHAnsi"/>
+          <w:spacing w:val="5"/>
+          <w:kern w:val="28"/>
+          <w:sz w:val="28"/>
+          <w:szCs w:val="28"/>
+          <w:lang w:val="es-SV"/>
+          <w14:ligatures w14:val="standardContextual"/>
+          <w14:cntxtAlts/>
+        </w:rPr>
+      </w:pPr>
+      <w:r>
+        <w:rPr>
+          <w:rFonts w:asciiTheme="minorHAnsi" w:eastAsia="Calibri Light" w:hAnsiTheme="minorHAnsi" w:cstheme="majorHAnsi"/>
+          <w:spacing w:val="5"/>
+          <w:kern w:val="28"/>
+          <w:sz w:val="28"/>
+          <w:szCs w:val="28"/>
+          <w:lang w:val="es-SV"/>
+          <w14:ligatures w14:val="standardContextual"/>
+          <w14:cntxtAlts/>
+        </w:rPr>
+        <w:t>-Autor obligatorio (para los comentarios)</w:t>
+      </w:r>
+    </w:p>
+    <w:p>
+      <w:pPr>
+        <w:tabs>
+          <w:tab w:val="left" w:pos="745"/>
+        </w:tabs>
+        <w:rPr>
+          <w:rFonts w:asciiTheme="minorHAnsi" w:eastAsia="Calibri Light" w:hAnsiTheme="minorHAnsi" w:cstheme="majorHAnsi"/>
+          <w:spacing w:val="5"/>
+          <w:kern w:val="28"/>
+          <w:sz w:val="28"/>
+          <w:szCs w:val="28"/>
+          <w:lang w:val="es-SV"/>
+          <w14:ligatures w14:val="standardContextual"/>
+          <w14:cntxtAlts/>
+        </w:rPr>
+      </w:pPr>
+      <w:r>
+        <w:rPr>
+          <w:rFonts w:asciiTheme="minorHAnsi" w:eastAsia="Calibri Light" w:hAnsiTheme="minorHAnsi" w:cstheme="majorHAnsi"/>
+          <w:spacing w:val="5"/>
+          <w:kern w:val="28"/>
+          <w:sz w:val="28"/>
+          <w:szCs w:val="28"/>
+          <w:lang w:val="es-SV"/>
+          <w14:ligatures w14:val="standardContextual"/>
+          <w14:cntxtAlts/>
+        </w:rPr>
+        <w:t>-Máximo 150 caracteres (para los títulos)</w:t>
+      </w:r>
+    </w:p>
+    <w:p>
+      <w:pPr>
+        <w:tabs>
+          <w:tab w:val="left" w:pos="745"/>
+        </w:tabs>
+        <w:rPr>
+          <w:rFonts w:asciiTheme="majorHAnsi" w:eastAsia="Calibri Light" w:hAnsiTheme="majorHAnsi" w:cstheme="majorHAnsi"/>
+          <w:spacing w:val="5"/>
+          <w:kern w:val="28"/>
+          <w:sz w:val="28"/>
+          <w:szCs w:val="28"/>
+          <w:lang w:val="es-SV"/>
+          <w14:ligatures w14:val="standardContextual"/>
+          <w14:cntxtAlts/>
+        </w:rPr>
+      </w:pPr>
+    </w:p>
+    <w:p>
+      <w:pPr>
+        <w:tabs>
+          <w:tab w:val="left" w:pos="745"/>
+        </w:tabs>
         <w:rPr>
           <w:rFonts w:asciiTheme="majorHAnsi" w:eastAsia="Calibri Light" w:hAnsiTheme="majorHAnsi" w:cstheme="majorHAnsi"/>
           <w:b/>
@@ -4688,42 +3667,1094 @@
           <w14:ligatures w14:val="standardContextual"/>
           <w14:cntxtAlts/>
         </w:rPr>
+      </w:pPr>
+      <w:r>
+        <w:rPr>
+          <w:rFonts w:asciiTheme="majorHAnsi" w:eastAsia="Calibri Light" w:hAnsiTheme="majorHAnsi" w:cstheme="majorHAnsi"/>
+          <w:b/>
+          <w:bCs/>
+          <w:spacing w:val="5"/>
+          <w:kern w:val="28"/>
+          <w:sz w:val="28"/>
+          <w:szCs w:val="28"/>
+          <w:lang w:val="es-SV"/>
+          <w14:ligatures w14:val="standardContextual"/>
+          <w14:cntxtAlts/>
+        </w:rPr>
+        <w:t>Manejo de Errores:</w:t>
+      </w:r>
+    </w:p>
+    <w:p>
+      <w:pPr>
+        <w:tabs>
+          <w:tab w:val="left" w:pos="745"/>
+        </w:tabs>
+        <w:rPr>
+          <w:rFonts w:asciiTheme="minorHAnsi" w:eastAsia="Calibri Light" w:hAnsiTheme="minorHAnsi" w:cstheme="majorHAnsi"/>
+          <w:spacing w:val="5"/>
+          <w:kern w:val="28"/>
+          <w:sz w:val="28"/>
+          <w:szCs w:val="28"/>
+          <w:lang w:val="es-SV"/>
+          <w14:ligatures w14:val="standardContextual"/>
+          <w14:cntxtAlts/>
+        </w:rPr>
+      </w:pPr>
+      <w:r>
+        <w:rPr>
+          <w:rFonts w:asciiTheme="minorHAnsi" w:eastAsia="Calibri Light" w:hAnsiTheme="minorHAnsi" w:cstheme="majorHAnsi"/>
+          <w:spacing w:val="5"/>
+          <w:kern w:val="28"/>
+          <w:sz w:val="28"/>
+          <w:szCs w:val="28"/>
+          <w:lang w:val="es-SV"/>
+          <w14:ligatures w14:val="standardContextual"/>
+          <w14:cntxtAlts/>
+        </w:rPr>
+        <w:t>400, 404, 500 y Error de conexión.</w:t>
+      </w:r>
+    </w:p>
+    <w:p>
+      <w:pPr>
+        <w:tabs>
+          <w:tab w:val="left" w:pos="745"/>
+        </w:tabs>
+        <w:rPr>
+          <w:rFonts w:asciiTheme="majorHAnsi" w:eastAsia="Calibri Light" w:hAnsiTheme="majorHAnsi" w:cstheme="majorHAnsi"/>
+          <w:spacing w:val="5"/>
+          <w:kern w:val="28"/>
+          <w:sz w:val="28"/>
+          <w:szCs w:val="28"/>
+          <w:lang w:val="es-SV"/>
+          <w14:ligatures w14:val="standardContextual"/>
+          <w14:cntxtAlts/>
+        </w:rPr>
+      </w:pPr>
+    </w:p>
+    <w:p>
+      <w:pPr>
+        <w:tabs>
+          <w:tab w:val="left" w:pos="745"/>
+        </w:tabs>
+        <w:rPr>
+          <w:rFonts w:asciiTheme="minorHAnsi" w:eastAsia="Calibri Light" w:hAnsiTheme="minorHAnsi" w:cstheme="majorHAnsi"/>
+          <w:spacing w:val="5"/>
+          <w:kern w:val="28"/>
+          <w:sz w:val="28"/>
+          <w:szCs w:val="28"/>
+          <w:lang w:val="es-SV"/>
+          <w14:ligatures w14:val="standardContextual"/>
+          <w14:cntxtAlts/>
+        </w:rPr>
+      </w:pPr>
+      <w:r>
+        <w:rPr>
+          <w:rFonts w:asciiTheme="majorHAnsi" w:eastAsia="Calibri Light" w:hAnsiTheme="majorHAnsi" w:cstheme="majorHAnsi"/>
+          <w:b/>
+          <w:bCs/>
+          <w:spacing w:val="5"/>
+          <w:kern w:val="28"/>
+          <w:sz w:val="28"/>
+          <w:szCs w:val="28"/>
+          <w:lang w:val="es-SV"/>
+          <w14:ligatures w14:val="standardContextual"/>
+          <w14:cntxtAlts/>
+        </w:rPr>
+        <w:t>Estructura de Requests y Responses:</w:t>
+      </w:r>
+    </w:p>
+    <w:p>
+      <w:pPr>
+        <w:tabs>
+          <w:tab w:val="left" w:pos="745"/>
+        </w:tabs>
+        <w:rPr>
+          <w:rFonts w:asciiTheme="minorHAnsi" w:eastAsia="Calibri Light" w:hAnsiTheme="minorHAnsi" w:cstheme="majorHAnsi"/>
+          <w:spacing w:val="5"/>
+          <w:kern w:val="28"/>
+          <w:sz w:val="28"/>
+          <w:szCs w:val="28"/>
+          <w:lang w:val="en-US"/>
+          <w14:ligatures w14:val="standardContextual"/>
+          <w14:cntxtAlts/>
+        </w:rPr>
+      </w:pPr>
+      <w:r>
+        <w:rPr>
+          <w:rFonts w:asciiTheme="majorHAnsi" w:eastAsia="Calibri Light" w:hAnsiTheme="majorHAnsi" w:cstheme="majorHAnsi"/>
+          <w:b/>
+          <w:bCs/>
+          <w:spacing w:val="5"/>
+          <w:kern w:val="28"/>
+          <w:sz w:val="28"/>
+          <w:szCs w:val="28"/>
+          <w:lang w:val="en-US"/>
+          <w14:ligatures w14:val="standardContextual"/>
+          <w14:cntxtAlts/>
+        </w:rPr>
+        <w:t xml:space="preserve">Post (Request): </w:t>
+      </w:r>
+      <w:r>
+        <w:rPr>
+          <w:rFonts w:asciiTheme="minorHAnsi" w:eastAsia="Calibri Light" w:hAnsiTheme="minorHAnsi" w:cstheme="majorHAnsi"/>
+          <w:spacing w:val="5"/>
+          <w:kern w:val="28"/>
+          <w:sz w:val="28"/>
+          <w:szCs w:val="28"/>
+          <w:lang w:val="en-US"/>
+          <w14:ligatures w14:val="standardContextual"/>
+          <w14:cntxtAlts/>
+        </w:rPr>
+        <w:t>title, content.</w:t>
+      </w:r>
+    </w:p>
+    <w:p>
+      <w:pPr>
+        <w:tabs>
+          <w:tab w:val="left" w:pos="745"/>
+        </w:tabs>
+        <w:rPr>
+          <w:rFonts w:asciiTheme="minorHAnsi" w:eastAsia="Calibri Light" w:hAnsiTheme="minorHAnsi" w:cstheme="majorHAnsi"/>
+          <w:spacing w:val="5"/>
+          <w:kern w:val="28"/>
+          <w:sz w:val="28"/>
+          <w:szCs w:val="28"/>
+          <w:lang w:val="en-US"/>
+          <w14:ligatures w14:val="standardContextual"/>
+          <w14:cntxtAlts/>
+        </w:rPr>
+      </w:pPr>
+      <w:r>
+        <w:rPr>
+          <w:rFonts w:asciiTheme="majorHAnsi" w:eastAsia="Calibri Light" w:hAnsiTheme="majorHAnsi" w:cstheme="majorHAnsi"/>
+          <w:b/>
+          <w:bCs/>
+          <w:spacing w:val="5"/>
+          <w:kern w:val="28"/>
+          <w:sz w:val="28"/>
+          <w:szCs w:val="28"/>
+          <w:lang w:val="en-US"/>
+          <w14:ligatures w14:val="standardContextual"/>
+          <w14:cntxtAlts/>
+        </w:rPr>
+        <w:t xml:space="preserve">Post (Response): </w:t>
+      </w:r>
+      <w:r>
+        <w:rPr>
+          <w:rFonts w:asciiTheme="minorHAnsi" w:eastAsia="Calibri Light" w:hAnsiTheme="minorHAnsi" w:cstheme="majorHAnsi"/>
+          <w:spacing w:val="5"/>
+          <w:kern w:val="28"/>
+          <w:sz w:val="28"/>
+          <w:szCs w:val="28"/>
+          <w:lang w:val="en-US"/>
+          <w14:ligatures w14:val="standardContextual"/>
+          <w14:cntxtAlts/>
+        </w:rPr>
+        <w:t>id, title, content, createdAt, comments.</w:t>
+      </w:r>
+    </w:p>
+    <w:p>
+      <w:pPr>
+        <w:tabs>
+          <w:tab w:val="left" w:pos="745"/>
+        </w:tabs>
+        <w:rPr>
+          <w:rFonts w:asciiTheme="minorHAnsi" w:eastAsia="Calibri Light" w:hAnsiTheme="minorHAnsi" w:cstheme="majorHAnsi"/>
+          <w:spacing w:val="5"/>
+          <w:kern w:val="28"/>
+          <w:sz w:val="28"/>
+          <w:szCs w:val="28"/>
+          <w:lang w:val="en-US"/>
+          <w14:ligatures w14:val="standardContextual"/>
+          <w14:cntxtAlts/>
+        </w:rPr>
+      </w:pPr>
+      <w:r>
+        <w:rPr>
+          <w:rFonts w:asciiTheme="majorHAnsi" w:eastAsia="Calibri Light" w:hAnsiTheme="majorHAnsi" w:cstheme="majorHAnsi"/>
+          <w:b/>
+          <w:bCs/>
+          <w:spacing w:val="5"/>
+          <w:kern w:val="28"/>
+          <w:sz w:val="28"/>
+          <w:szCs w:val="28"/>
+          <w:lang w:val="en-US"/>
+          <w14:ligatures w14:val="standardContextual"/>
+          <w14:cntxtAlts/>
+        </w:rPr>
+        <w:t xml:space="preserve">PostComment (Request): </w:t>
+      </w:r>
+      <w:r>
+        <w:rPr>
+          <w:rFonts w:asciiTheme="minorHAnsi" w:eastAsia="Calibri Light" w:hAnsiTheme="minorHAnsi" w:cstheme="majorHAnsi"/>
+          <w:spacing w:val="5"/>
+          <w:kern w:val="28"/>
+          <w:sz w:val="28"/>
+          <w:szCs w:val="28"/>
+          <w:lang w:val="en-US"/>
+          <w14:ligatures w14:val="standardContextual"/>
+          <w14:cntxtAlts/>
+        </w:rPr>
+        <w:t>comment, author.</w:t>
+      </w:r>
+    </w:p>
+    <w:p>
+      <w:pPr>
+        <w:tabs>
+          <w:tab w:val="left" w:pos="745"/>
+        </w:tabs>
+        <w:rPr>
+          <w:rFonts w:asciiTheme="minorHAnsi" w:eastAsia="Calibri Light" w:hAnsiTheme="minorHAnsi" w:cstheme="majorHAnsi"/>
+          <w:spacing w:val="5"/>
+          <w:kern w:val="28"/>
+          <w:sz w:val="28"/>
+          <w:szCs w:val="28"/>
+          <w:lang w:val="en-US"/>
+          <w14:ligatures w14:val="standardContextual"/>
+          <w14:cntxtAlts/>
+        </w:rPr>
+      </w:pPr>
+      <w:r>
+        <w:rPr>
+          <w:rFonts w:asciiTheme="majorHAnsi" w:eastAsia="Calibri Light" w:hAnsiTheme="majorHAnsi" w:cstheme="majorHAnsi"/>
+          <w:b/>
+          <w:bCs/>
+          <w:spacing w:val="5"/>
+          <w:kern w:val="28"/>
+          <w:sz w:val="28"/>
+          <w:szCs w:val="28"/>
+          <w:lang w:val="en-US"/>
+          <w14:ligatures w14:val="standardContextual"/>
+          <w14:cntxtAlts/>
+        </w:rPr>
+        <w:t xml:space="preserve">PostComment (Response): </w:t>
+      </w:r>
+      <w:r>
+        <w:rPr>
+          <w:rFonts w:asciiTheme="minorHAnsi" w:eastAsia="Calibri Light" w:hAnsiTheme="minorHAnsi" w:cstheme="majorHAnsi"/>
+          <w:spacing w:val="5"/>
+          <w:kern w:val="28"/>
+          <w:sz w:val="28"/>
+          <w:szCs w:val="28"/>
+          <w:lang w:val="en-US"/>
+          <w14:ligatures w14:val="standardContextual"/>
+          <w14:cntxtAlts/>
+        </w:rPr>
+        <w:t>id, comment, author, createdAt.</w:t>
+      </w:r>
+    </w:p>
+    <w:p>
+      <w:pPr>
+        <w:tabs>
+          <w:tab w:val="left" w:pos="745"/>
+        </w:tabs>
+        <w:rPr>
+          <w:rFonts w:asciiTheme="minorHAnsi" w:eastAsia="Calibri Light" w:hAnsiTheme="minorHAnsi" w:cstheme="majorHAnsi"/>
+          <w:spacing w:val="5"/>
+          <w:kern w:val="28"/>
+          <w:sz w:val="28"/>
+          <w:szCs w:val="28"/>
+          <w:lang w:val="es-SV"/>
+          <w14:ligatures w14:val="standardContextual"/>
+          <w14:cntxtAlts/>
+        </w:rPr>
+      </w:pPr>
+      <w:r>
+        <w:rPr>
+          <w:rFonts w:asciiTheme="majorHAnsi" w:eastAsia="Calibri Light" w:hAnsiTheme="majorHAnsi" w:cstheme="majorHAnsi"/>
+          <w:b/>
+          <w:bCs/>
+          <w:spacing w:val="5"/>
+          <w:kern w:val="28"/>
+          <w:sz w:val="28"/>
+          <w:szCs w:val="28"/>
+          <w:lang w:val="es-SV"/>
+          <w14:ligatures w14:val="standardContextual"/>
+          <w14:cntxtAlts/>
+        </w:rPr>
+        <w:t>Códigos HTTP utilizados:</w:t>
+      </w:r>
+    </w:p>
+    <w:p>
+      <w:pPr>
+        <w:pStyle w:val="Prrafodelista"/>
+        <w:numPr>
+          <w:ilvl w:val="0"/>
+          <w:numId w:val="12"/>
+        </w:numPr>
+        <w:tabs>
+          <w:tab w:val="left" w:pos="745"/>
+        </w:tabs>
+        <w:rPr>
+          <w:rFonts w:asciiTheme="minorHAnsi" w:eastAsia="Calibri Light" w:hAnsiTheme="minorHAnsi" w:cstheme="majorHAnsi"/>
+          <w:spacing w:val="5"/>
+          <w:kern w:val="28"/>
+          <w:sz w:val="28"/>
+          <w:szCs w:val="28"/>
+          <w:lang w:val="es-SV"/>
+          <w14:ligatures w14:val="standardContextual"/>
+          <w14:cntxtAlts/>
+        </w:rPr>
+      </w:pPr>
+      <w:r>
+        <w:rPr>
+          <w:rFonts w:asciiTheme="minorHAnsi" w:eastAsia="Calibri Light" w:hAnsiTheme="minorHAnsi" w:cstheme="majorHAnsi"/>
+          <w:spacing w:val="5"/>
+          <w:kern w:val="28"/>
+          <w:sz w:val="28"/>
+          <w:szCs w:val="28"/>
+          <w:lang w:val="es-SV"/>
+          <w14:ligatures w14:val="standardContextual"/>
+          <w14:cntxtAlts/>
+        </w:rPr>
+        <w:t>200 OK: consultas exitosas (GET).</w:t>
+      </w:r>
+    </w:p>
+    <w:p>
+      <w:pPr>
+        <w:pStyle w:val="Prrafodelista"/>
+        <w:numPr>
+          <w:ilvl w:val="0"/>
+          <w:numId w:val="12"/>
+        </w:numPr>
+        <w:tabs>
+          <w:tab w:val="left" w:pos="745"/>
+        </w:tabs>
+        <w:rPr>
+          <w:rFonts w:asciiTheme="minorHAnsi" w:eastAsia="Calibri Light" w:hAnsiTheme="minorHAnsi" w:cstheme="majorHAnsi"/>
+          <w:spacing w:val="5"/>
+          <w:kern w:val="28"/>
+          <w:sz w:val="28"/>
+          <w:szCs w:val="28"/>
+          <w:lang w:val="es-SV"/>
+          <w14:ligatures w14:val="standardContextual"/>
+          <w14:cntxtAlts/>
+        </w:rPr>
+      </w:pPr>
+      <w:r>
+        <w:rPr>
+          <w:rFonts w:asciiTheme="minorHAnsi" w:eastAsia="Calibri Light" w:hAnsiTheme="minorHAnsi" w:cstheme="majorHAnsi"/>
+          <w:spacing w:val="5"/>
+          <w:kern w:val="28"/>
+          <w:sz w:val="28"/>
+          <w:szCs w:val="28"/>
+          <w:lang w:val="es-SV"/>
+          <w14:ligatures w14:val="standardContextual"/>
+          <w14:cntxtAlts/>
+        </w:rPr>
+        <w:t>201 Created: creación exitosa de un Post o un comentario.</w:t>
+      </w:r>
+    </w:p>
+    <w:p>
+      <w:pPr>
+        <w:pStyle w:val="Prrafodelista"/>
+        <w:numPr>
+          <w:ilvl w:val="0"/>
+          <w:numId w:val="12"/>
+        </w:numPr>
+        <w:tabs>
+          <w:tab w:val="left" w:pos="745"/>
+        </w:tabs>
+        <w:rPr>
+          <w:rFonts w:asciiTheme="minorHAnsi" w:eastAsia="Calibri Light" w:hAnsiTheme="minorHAnsi" w:cstheme="majorHAnsi"/>
+          <w:spacing w:val="5"/>
+          <w:kern w:val="28"/>
+          <w:sz w:val="28"/>
+          <w:szCs w:val="28"/>
+          <w:lang w:val="es-SV"/>
+          <w14:ligatures w14:val="standardContextual"/>
+          <w14:cntxtAlts/>
+        </w:rPr>
+      </w:pPr>
+      <w:r>
+        <w:rPr>
+          <w:rFonts w:asciiTheme="minorHAnsi" w:eastAsia="Calibri Light" w:hAnsiTheme="minorHAnsi" w:cstheme="majorHAnsi"/>
+          <w:spacing w:val="5"/>
+          <w:kern w:val="28"/>
+          <w:sz w:val="28"/>
+          <w:szCs w:val="28"/>
+          <w:lang w:val="es-SV"/>
+          <w14:ligatures w14:val="standardContextual"/>
+          <w14:cntxtAlts/>
+        </w:rPr>
+        <w:t>204 No Content: eliminación exitosa.</w:t>
+      </w:r>
+    </w:p>
+    <w:p>
+      <w:pPr>
+        <w:pStyle w:val="Prrafodelista"/>
+        <w:numPr>
+          <w:ilvl w:val="0"/>
+          <w:numId w:val="12"/>
+        </w:numPr>
+        <w:tabs>
+          <w:tab w:val="left" w:pos="745"/>
+        </w:tabs>
+        <w:ind w:left="745" w:hanging="385"/>
+        <w:rPr>
+          <w:rFonts w:asciiTheme="minorHAnsi" w:eastAsia="Calibri Light" w:hAnsiTheme="minorHAnsi" w:cstheme="majorHAnsi"/>
+          <w:spacing w:val="5"/>
+          <w:kern w:val="28"/>
+          <w:sz w:val="28"/>
+          <w:szCs w:val="28"/>
+          <w:lang w:val="es-SV"/>
+          <w14:ligatures w14:val="standardContextual"/>
+          <w14:cntxtAlts/>
+        </w:rPr>
+      </w:pPr>
+      <w:r>
+        <w:rPr>
+          <w:rFonts w:asciiTheme="minorHAnsi" w:eastAsia="Calibri Light" w:hAnsiTheme="minorHAnsi" w:cstheme="majorHAnsi"/>
+          <w:spacing w:val="5"/>
+          <w:kern w:val="28"/>
+          <w:sz w:val="28"/>
+          <w:szCs w:val="28"/>
+          <w:lang w:val="es-SV"/>
+          <w14:ligatures w14:val="standardContextual"/>
+          <w14:cntxtAlts/>
+        </w:rPr>
+        <w:t>400 Bad Request: datos que no cumplen las validaciones.</w:t>
+      </w:r>
+    </w:p>
+    <w:p>
+      <w:pPr>
+        <w:pStyle w:val="Prrafodelista"/>
+        <w:numPr>
+          <w:ilvl w:val="0"/>
+          <w:numId w:val="12"/>
+        </w:numPr>
+        <w:tabs>
+          <w:tab w:val="left" w:pos="745"/>
+        </w:tabs>
+        <w:rPr>
+          <w:rFonts w:asciiTheme="minorHAnsi" w:eastAsia="Calibri Light" w:hAnsiTheme="minorHAnsi" w:cstheme="majorHAnsi"/>
+          <w:spacing w:val="5"/>
+          <w:kern w:val="28"/>
+          <w:sz w:val="28"/>
+          <w:szCs w:val="28"/>
+          <w:lang w:val="es-SV"/>
+          <w14:ligatures w14:val="standardContextual"/>
+          <w14:cntxtAlts/>
+        </w:rPr>
+      </w:pPr>
+      <w:r>
+        <w:rPr>
+          <w:rFonts w:asciiTheme="minorHAnsi" w:eastAsia="Calibri Light" w:hAnsiTheme="minorHAnsi" w:cstheme="majorHAnsi"/>
+          <w:spacing w:val="5"/>
+          <w:kern w:val="28"/>
+          <w:sz w:val="28"/>
+          <w:szCs w:val="28"/>
+          <w:lang w:val="es-SV"/>
+          <w14:ligatures w14:val="standardContextual"/>
+          <w14:cntxtAlts/>
+        </w:rPr>
+        <w:t>404 Not Found: Post o comentario inexistente.</w:t>
+      </w:r>
+    </w:p>
+    <w:p>
+      <w:pPr>
+        <w:pStyle w:val="Prrafodelista"/>
+        <w:numPr>
+          <w:ilvl w:val="0"/>
+          <w:numId w:val="12"/>
+        </w:numPr>
+        <w:tabs>
+          <w:tab w:val="left" w:pos="745"/>
+        </w:tabs>
+        <w:rPr>
+          <w:rFonts w:asciiTheme="minorHAnsi" w:eastAsia="Calibri Light" w:hAnsiTheme="minorHAnsi" w:cstheme="majorHAnsi"/>
+          <w:spacing w:val="5"/>
+          <w:kern w:val="28"/>
+          <w:sz w:val="28"/>
+          <w:szCs w:val="28"/>
+          <w:lang w:val="es-SV"/>
+          <w14:ligatures w14:val="standardContextual"/>
+          <w14:cntxtAlts/>
+        </w:rPr>
+      </w:pPr>
+      <w:r>
+        <w:rPr>
+          <w:rFonts w:asciiTheme="minorHAnsi" w:eastAsia="Calibri Light" w:hAnsiTheme="minorHAnsi" w:cstheme="majorHAnsi"/>
+          <w:spacing w:val="5"/>
+          <w:kern w:val="28"/>
+          <w:sz w:val="28"/>
+          <w:szCs w:val="28"/>
+          <w:lang w:val="es-SV"/>
+          <w14:ligatures w14:val="standardContextual"/>
+          <w14:cntxtAlts/>
+        </w:rPr>
+        <w:t>500 Internal Server Error: error no controlado.</w:t>
+      </w:r>
+    </w:p>
+    <w:p>
+      <w:pPr>
+        <w:tabs>
+          <w:tab w:val="left" w:pos="745"/>
+        </w:tabs>
+        <w:rPr>
+          <w:rFonts w:asciiTheme="minorHAnsi" w:eastAsia="Calibri Light" w:hAnsiTheme="minorHAnsi" w:cstheme="majorHAnsi"/>
+          <w:spacing w:val="5"/>
+          <w:kern w:val="28"/>
+          <w:sz w:val="28"/>
+          <w:szCs w:val="28"/>
+          <w:lang w:val="es-SV"/>
+          <w14:ligatures w14:val="standardContextual"/>
+          <w14:cntxtAlts/>
+        </w:rPr>
+      </w:pPr>
+      <w:r>
+        <w:rPr>
+          <w:rFonts w:asciiTheme="majorHAnsi" w:eastAsia="Calibri Light" w:hAnsiTheme="majorHAnsi" w:cstheme="majorHAnsi"/>
+          <w:b/>
+          <w:bCs/>
+          <w:spacing w:val="5"/>
+          <w:kern w:val="28"/>
+          <w:sz w:val="28"/>
+          <w:szCs w:val="28"/>
+          <w:lang w:val="es-SV"/>
+          <w14:ligatures w14:val="standardContextual"/>
+          <w14:cntxtAlts/>
+        </w:rPr>
+        <w:t>Validaciones Frontend:</w:t>
+      </w:r>
+    </w:p>
+    <w:p>
+      <w:pPr>
+        <w:pStyle w:val="Prrafodelista"/>
+        <w:numPr>
+          <w:ilvl w:val="0"/>
+          <w:numId w:val="12"/>
+        </w:numPr>
+        <w:tabs>
+          <w:tab w:val="left" w:pos="745"/>
+        </w:tabs>
+        <w:rPr>
+          <w:rFonts w:asciiTheme="minorHAnsi" w:eastAsia="Calibri Light" w:hAnsiTheme="minorHAnsi" w:cstheme="majorHAnsi"/>
+          <w:spacing w:val="5"/>
+          <w:kern w:val="28"/>
+          <w:sz w:val="28"/>
+          <w:szCs w:val="28"/>
+          <w:lang w:val="es-SV"/>
+          <w14:ligatures w14:val="standardContextual"/>
+          <w14:cntxtAlts/>
+        </w:rPr>
+      </w:pPr>
+      <w:r>
+        <w:rPr>
+          <w:rFonts w:asciiTheme="minorHAnsi" w:eastAsia="Calibri Light" w:hAnsiTheme="minorHAnsi" w:cstheme="majorHAnsi"/>
+          <w:spacing w:val="5"/>
+          <w:kern w:val="28"/>
+          <w:sz w:val="28"/>
+          <w:szCs w:val="28"/>
+          <w:lang w:val="es-SV"/>
+          <w14:ligatures w14:val="standardContextual"/>
+          <w14:cntxtAlts/>
+        </w:rPr>
+        <w:t>Campos obligatorios (título, contenido, autor) validados antes de enviar la petición.</w:t>
+      </w:r>
+    </w:p>
+    <w:p>
+      <w:pPr>
+        <w:pStyle w:val="Prrafodelista"/>
+        <w:numPr>
+          <w:ilvl w:val="0"/>
+          <w:numId w:val="12"/>
+        </w:numPr>
+        <w:tabs>
+          <w:tab w:val="left" w:pos="745"/>
+        </w:tabs>
+        <w:rPr>
+          <w:rFonts w:asciiTheme="minorHAnsi" w:eastAsia="Calibri Light" w:hAnsiTheme="minorHAnsi" w:cstheme="majorHAnsi"/>
+          <w:spacing w:val="5"/>
+          <w:kern w:val="28"/>
+          <w:sz w:val="28"/>
+          <w:szCs w:val="28"/>
+          <w:lang w:val="es-SV"/>
+          <w14:ligatures w14:val="standardContextual"/>
+          <w14:cntxtAlts/>
+        </w:rPr>
+      </w:pPr>
+      <w:r>
+        <w:rPr>
+          <w:rFonts w:asciiTheme="minorHAnsi" w:eastAsia="Calibri Light" w:hAnsiTheme="minorHAnsi" w:cstheme="majorHAnsi"/>
+          <w:spacing w:val="5"/>
+          <w:kern w:val="28"/>
+          <w:sz w:val="28"/>
+          <w:szCs w:val="28"/>
+          <w:lang w:val="es-SV"/>
+          <w14:ligatures w14:val="standardContextual"/>
+          <w14:cntxtAlts/>
+        </w:rPr>
+        <w:t>Mensaje de error inmediato si un campo no cumple la validación, sin esperar la respuesta del backend.</w:t>
+      </w:r>
+    </w:p>
+    <w:p>
+      <w:pPr>
+        <w:pStyle w:val="Prrafodelista"/>
+        <w:numPr>
+          <w:ilvl w:val="0"/>
+          <w:numId w:val="12"/>
+        </w:numPr>
+        <w:tabs>
+          <w:tab w:val="left" w:pos="745"/>
+        </w:tabs>
+        <w:rPr>
+          <w:rFonts w:asciiTheme="minorHAnsi" w:eastAsia="Calibri Light" w:hAnsiTheme="minorHAnsi" w:cstheme="majorHAnsi"/>
+          <w:spacing w:val="5"/>
+          <w:kern w:val="28"/>
+          <w:sz w:val="28"/>
+          <w:szCs w:val="28"/>
+          <w:lang w:val="es-SV"/>
+          <w14:ligatures w14:val="standardContextual"/>
+          <w14:cntxtAlts/>
+        </w:rPr>
+      </w:pPr>
+      <w:r>
+        <w:rPr>
+          <w:rFonts w:asciiTheme="minorHAnsi" w:eastAsia="Calibri Light" w:hAnsiTheme="minorHAnsi" w:cstheme="majorHAnsi"/>
+          <w:spacing w:val="5"/>
+          <w:kern w:val="28"/>
+          <w:sz w:val="28"/>
+          <w:szCs w:val="28"/>
+          <w:lang w:val="es-SV"/>
+          <w14:ligatures w14:val="standardContextual"/>
+          <w14:cntxtAlts/>
+        </w:rPr>
+        <w:t>Botones de envío deshabilitados mientras la petición está en curso, para evitar duplicados.</w:t>
+      </w:r>
+    </w:p>
+    <w:p>
+      <w:pPr>
+        <w:tabs>
+          <w:tab w:val="left" w:pos="745"/>
+        </w:tabs>
+        <w:rPr>
+          <w:rFonts w:asciiTheme="minorHAnsi" w:eastAsia="Calibri Light" w:hAnsiTheme="minorHAnsi" w:cstheme="majorHAnsi"/>
+          <w:spacing w:val="5"/>
+          <w:kern w:val="28"/>
+          <w:sz w:val="28"/>
+          <w:szCs w:val="28"/>
+          <w:lang w:val="es-SV"/>
+          <w14:ligatures w14:val="standardContextual"/>
+          <w14:cntxtAlts/>
+        </w:rPr>
+      </w:pPr>
+      <w:r>
+        <w:rPr>
+          <w:rFonts w:asciiTheme="majorHAnsi" w:eastAsia="Calibri Light" w:hAnsiTheme="majorHAnsi" w:cstheme="majorHAnsi"/>
+          <w:b/>
+          <w:bCs/>
+          <w:spacing w:val="5"/>
+          <w:kern w:val="28"/>
+          <w:sz w:val="28"/>
+          <w:szCs w:val="28"/>
+          <w:lang w:val="es-SV"/>
+          <w14:ligatures w14:val="standardContextual"/>
+          <w14:cntxtAlts/>
+        </w:rPr>
+        <w:t>Estados de interfaz:</w:t>
+      </w:r>
+    </w:p>
+    <w:p>
+      <w:pPr>
+        <w:pStyle w:val="Prrafodelista"/>
+        <w:numPr>
+          <w:ilvl w:val="0"/>
+          <w:numId w:val="12"/>
+        </w:numPr>
+        <w:tabs>
+          <w:tab w:val="left" w:pos="745"/>
+        </w:tabs>
+        <w:rPr>
+          <w:rFonts w:asciiTheme="minorHAnsi" w:eastAsia="Calibri Light" w:hAnsiTheme="minorHAnsi" w:cstheme="majorHAnsi"/>
+          <w:spacing w:val="5"/>
+          <w:kern w:val="28"/>
+          <w:sz w:val="28"/>
+          <w:szCs w:val="28"/>
+          <w:lang w:val="es-SV"/>
+          <w14:ligatures w14:val="standardContextual"/>
+          <w14:cntxtAlts/>
+        </w:rPr>
+      </w:pPr>
+      <w:r>
+        <w:rPr>
+          <w:rFonts w:asciiTheme="minorHAnsi" w:eastAsia="Calibri Light" w:hAnsiTheme="minorHAnsi" w:cstheme="majorHAnsi"/>
+          <w:spacing w:val="5"/>
+          <w:kern w:val="28"/>
+          <w:sz w:val="28"/>
+          <w:szCs w:val="28"/>
+          <w:lang w:val="es-SV"/>
+          <w14:ligatures w14:val="standardContextual"/>
+          <w14:cntxtAlts/>
+        </w:rPr>
+        <w:t>Cargando, Datos encontrados y Sin resultados, según la respuesta del backend.</w:t>
+      </w:r>
+    </w:p>
+    <w:p>
+      <w:pPr>
+        <w:pStyle w:val="Prrafodelista"/>
+        <w:numPr>
+          <w:ilvl w:val="0"/>
+          <w:numId w:val="12"/>
+        </w:numPr>
+        <w:tabs>
+          <w:tab w:val="left" w:pos="745"/>
+        </w:tabs>
+        <w:rPr>
+          <w:rFonts w:asciiTheme="minorHAnsi" w:eastAsia="Calibri Light" w:hAnsiTheme="minorHAnsi" w:cstheme="majorHAnsi"/>
+          <w:spacing w:val="5"/>
+          <w:kern w:val="28"/>
+          <w:sz w:val="28"/>
+          <w:szCs w:val="28"/>
+          <w:lang w:val="es-SV"/>
+          <w14:ligatures w14:val="standardContextual"/>
+          <w14:cntxtAlts/>
+        </w:rPr>
+      </w:pPr>
+      <w:r>
+        <w:rPr>
+          <w:rFonts w:asciiTheme="minorHAnsi" w:eastAsia="Calibri Light" w:hAnsiTheme="minorHAnsi" w:cstheme="majorHAnsi"/>
+          <w:spacing w:val="5"/>
+          <w:kern w:val="28"/>
+          <w:sz w:val="28"/>
+          <w:szCs w:val="28"/>
+          <w:lang w:val="es-SV"/>
+          <w14:ligatures w14:val="standardContextual"/>
+          <w14:cntxtAlts/>
+        </w:rPr>
+        <w:t>Error de API: se muestra el mensaje real devuelto por el backend (campo message de ApiError).</w:t>
+      </w:r>
+    </w:p>
+    <w:p>
+      <w:pPr>
+        <w:pStyle w:val="Prrafodelista"/>
+        <w:numPr>
+          <w:ilvl w:val="0"/>
+          <w:numId w:val="12"/>
+        </w:numPr>
+        <w:tabs>
+          <w:tab w:val="left" w:pos="745"/>
+        </w:tabs>
+        <w:rPr>
+          <w:rFonts w:asciiTheme="minorHAnsi" w:eastAsia="Calibri Light" w:hAnsiTheme="minorHAnsi" w:cstheme="majorHAnsi"/>
+          <w:spacing w:val="5"/>
+          <w:kern w:val="28"/>
+          <w:sz w:val="28"/>
+          <w:szCs w:val="28"/>
+          <w:lang w:val="es-SV"/>
+          <w14:ligatures w14:val="standardContextual"/>
+          <w14:cntxtAlts/>
+        </w:rPr>
+      </w:pPr>
+      <w:r>
+        <w:rPr>
+          <w:rFonts w:asciiTheme="minorHAnsi" w:eastAsia="Calibri Light" w:hAnsiTheme="minorHAnsi" w:cstheme="majorHAnsi"/>
+          <w:spacing w:val="5"/>
+          <w:kern w:val="28"/>
+          <w:sz w:val="28"/>
+          <w:szCs w:val="28"/>
+          <w:lang w:val="es-SV"/>
+          <w14:ligatures w14:val="standardContextual"/>
+          <w14:cntxtAlts/>
+        </w:rPr>
+        <w:t>Operación exitosa y Confirmación antes de eliminar: gestionadas con SweetAlert2.</w:t>
+      </w:r>
+    </w:p>
+    <w:p>
+      <w:pPr>
+        <w:tabs>
+          <w:tab w:val="left" w:pos="745"/>
+        </w:tabs>
+        <w:rPr>
+          <w:rFonts w:asciiTheme="minorHAnsi" w:eastAsia="Calibri Light" w:hAnsiTheme="minorHAnsi" w:cstheme="majorHAnsi"/>
+          <w:spacing w:val="5"/>
+          <w:kern w:val="28"/>
+          <w:sz w:val="28"/>
+          <w:szCs w:val="28"/>
+          <w:lang w:val="es-SV"/>
+          <w14:ligatures w14:val="standardContextual"/>
+          <w14:cntxtAlts/>
+        </w:rPr>
+      </w:pPr>
+      <w:r>
+        <w:rPr>
+          <w:rFonts w:asciiTheme="majorHAnsi" w:eastAsia="Calibri Light" w:hAnsiTheme="majorHAnsi" w:cstheme="majorHAnsi"/>
+          <w:b/>
+          <w:bCs/>
+          <w:spacing w:val="5"/>
+          <w:kern w:val="28"/>
+          <w:sz w:val="28"/>
+          <w:szCs w:val="28"/>
+          <w:lang w:val="es-SV"/>
+          <w14:ligatures w14:val="standardContextual"/>
+          <w14:cntxtAlts/>
+        </w:rPr>
+        <w:t>Diseño Responsive:</w:t>
+      </w:r>
+    </w:p>
+    <w:p>
+      <w:pPr>
+        <w:tabs>
+          <w:tab w:val="left" w:pos="745"/>
+        </w:tabs>
+        <w:rPr>
+          <w:rFonts w:asciiTheme="minorHAnsi" w:eastAsia="Calibri Light" w:hAnsiTheme="minorHAnsi" w:cstheme="majorHAnsi"/>
+          <w:spacing w:val="5"/>
+          <w:kern w:val="28"/>
+          <w:sz w:val="28"/>
+          <w:szCs w:val="28"/>
+          <w:lang w:val="es-SV"/>
+          <w14:ligatures w14:val="standardContextual"/>
+          <w14:cntxtAlts/>
+        </w:rPr>
+      </w:pPr>
+      <w:r>
+        <w:rPr>
+          <w:rFonts w:asciiTheme="minorHAnsi" w:eastAsia="Calibri Light" w:hAnsiTheme="minorHAnsi" w:cstheme="majorHAnsi"/>
+          <w:spacing w:val="5"/>
+          <w:kern w:val="28"/>
+          <w:sz w:val="28"/>
+          <w:szCs w:val="28"/>
+          <w:lang w:val="es-SV"/>
+          <w14:ligatures w14:val="standardContextual"/>
+          <w14:cntxtAlts/>
+        </w:rPr>
+        <w:t>El sistema de grillas de Bootstrap (container, row, col-md-6) adapta las columnas automáticamente al tamaño de pantalla</w:t>
+      </w:r>
+      <w:r>
+        <w:rPr>
+          <w:rFonts w:asciiTheme="minorHAnsi" w:eastAsia="Calibri Light" w:hAnsiTheme="minorHAnsi" w:cstheme="majorHAnsi"/>
+          <w:spacing w:val="5"/>
+          <w:kern w:val="28"/>
+          <w:sz w:val="28"/>
+          <w:szCs w:val="28"/>
+          <w:lang w:val="es-SV"/>
+          <w14:ligatures w14:val="standardContextual"/>
+          <w14:cntxtAlts/>
+        </w:rPr>
+        <w:t xml:space="preserve"> y también se maneja con App.css</w:t>
+      </w:r>
+      <w:r>
+        <w:rPr>
+          <w:rFonts w:asciiTheme="minorHAnsi" w:eastAsia="Calibri Light" w:hAnsiTheme="minorHAnsi" w:cstheme="majorHAnsi"/>
+          <w:spacing w:val="5"/>
+          <w:kern w:val="28"/>
+          <w:sz w:val="28"/>
+          <w:szCs w:val="28"/>
+          <w:lang w:val="es-SV"/>
+          <w14:ligatures w14:val="standardContextual"/>
+          <w14:cntxtAlts/>
+        </w:rPr>
+        <w:t>. El Navbar usa una disposición flexible que se ajusta en pantallas pequeñas, evitando que los elementos se recorten en móviles y tabletas.</w:t>
+      </w:r>
+    </w:p>
+    <w:p>
+      <w:pPr>
+        <w:tabs>
+          <w:tab w:val="left" w:pos="745"/>
+        </w:tabs>
+        <w:rPr>
+          <w:rFonts w:asciiTheme="majorHAnsi" w:eastAsia="Calibri Light" w:hAnsiTheme="majorHAnsi" w:cstheme="majorHAnsi"/>
+          <w:b/>
+          <w:bCs/>
+          <w:spacing w:val="5"/>
+          <w:kern w:val="28"/>
+          <w:sz w:val="28"/>
+          <w:szCs w:val="28"/>
+          <w:lang w:val="es-SV"/>
+          <w14:ligatures w14:val="standardContextual"/>
+          <w14:cntxtAlts/>
+        </w:rPr>
+      </w:pPr>
+      <w:r>
+        <w:rPr>
+          <w:rFonts w:asciiTheme="majorHAnsi" w:eastAsia="Calibri Light" w:hAnsiTheme="majorHAnsi" w:cstheme="majorHAnsi"/>
+          <w:b/>
+          <w:bCs/>
+          <w:spacing w:val="5"/>
+          <w:kern w:val="28"/>
+          <w:sz w:val="28"/>
+          <w:szCs w:val="28"/>
+          <w:lang w:val="es-SV"/>
+          <w14:ligatures w14:val="standardContextual"/>
+          <w14:cntxtAlts/>
+        </w:rPr>
         <w:t>Decisiones Técnicas:</w:t>
       </w:r>
     </w:p>
     <w:p>
       <w:pPr>
-        <w:tabs>
-          <w:tab w:val="left" w:pos="745"/>
-        </w:tabs>
-        <w:rPr>
-          <w:rFonts w:asciiTheme="majorHAnsi" w:eastAsia="Calibri Light" w:hAnsiTheme="majorHAnsi" w:cstheme="majorHAnsi"/>
-          <w:spacing w:val="5"/>
-          <w:kern w:val="28"/>
-          <w:sz w:val="28"/>
-          <w:szCs w:val="28"/>
-          <w:lang w:val="es-SV"/>
-          <w14:ligatures w14:val="standardContextual"/>
-          <w14:cntxtAlts/>
-        </w:rPr>
-      </w:pPr>
-    </w:p>
-    <w:p>
-      <w:pPr>
-        <w:tabs>
-          <w:tab w:val="left" w:pos="745"/>
-        </w:tabs>
-        <w:rPr>
-          <w:rFonts w:asciiTheme="majorHAnsi" w:eastAsia="Calibri Light" w:hAnsiTheme="majorHAnsi" w:cstheme="majorHAnsi"/>
-          <w:spacing w:val="5"/>
-          <w:kern w:val="28"/>
-          <w:sz w:val="28"/>
-          <w:szCs w:val="28"/>
-          <w:lang w:val="es-SV"/>
-          <w14:ligatures w14:val="standardContextual"/>
-          <w14:cntxtAlts/>
-        </w:rPr>
-      </w:pPr>
+        <w:pStyle w:val="Prrafodelista"/>
+        <w:numPr>
+          <w:ilvl w:val="0"/>
+          <w:numId w:val="12"/>
+        </w:numPr>
+        <w:tabs>
+          <w:tab w:val="left" w:pos="745"/>
+        </w:tabs>
+        <w:rPr>
+          <w:rFonts w:asciiTheme="minorHAnsi" w:eastAsia="Calibri Light" w:hAnsiTheme="minorHAnsi" w:cstheme="majorHAnsi"/>
+          <w:spacing w:val="5"/>
+          <w:kern w:val="28"/>
+          <w:sz w:val="28"/>
+          <w:szCs w:val="28"/>
+          <w:lang w:val="es-SV"/>
+          <w14:ligatures w14:val="standardContextual"/>
+          <w14:cntxtAlts/>
+        </w:rPr>
+      </w:pPr>
+      <w:r>
+        <w:rPr>
+          <w:rFonts w:asciiTheme="minorHAnsi" w:eastAsia="Calibri Light" w:hAnsiTheme="minorHAnsi" w:cstheme="majorHAnsi"/>
+          <w:spacing w:val="5"/>
+          <w:kern w:val="28"/>
+          <w:sz w:val="28"/>
+          <w:szCs w:val="28"/>
+          <w:lang w:val="es-SV"/>
+          <w14:ligatures w14:val="standardContextual"/>
+          <w14:cntxtAlts/>
+        </w:rPr>
+        <w:t>DTOs (Request/Response) en lugar de exponer las entidades, para no acoplar la API a la base de datos.</w:t>
+      </w:r>
+    </w:p>
+    <w:p>
+      <w:pPr>
+        <w:pStyle w:val="Prrafodelista"/>
+        <w:numPr>
+          <w:ilvl w:val="0"/>
+          <w:numId w:val="12"/>
+        </w:numPr>
+        <w:tabs>
+          <w:tab w:val="left" w:pos="745"/>
+        </w:tabs>
+        <w:rPr>
+          <w:rFonts w:asciiTheme="minorHAnsi" w:eastAsia="Calibri Light" w:hAnsiTheme="minorHAnsi" w:cstheme="majorHAnsi"/>
+          <w:spacing w:val="5"/>
+          <w:kern w:val="28"/>
+          <w:sz w:val="28"/>
+          <w:szCs w:val="28"/>
+          <w:lang w:val="es-SV"/>
+          <w14:ligatures w14:val="standardContextual"/>
+          <w14:cntxtAlts/>
+        </w:rPr>
+      </w:pPr>
+      <w:r>
+        <w:rPr>
+          <w:rFonts w:asciiTheme="minorHAnsi" w:eastAsia="Calibri Light" w:hAnsiTheme="minorHAnsi" w:cstheme="majorHAnsi"/>
+          <w:spacing w:val="5"/>
+          <w:kern w:val="28"/>
+          <w:sz w:val="28"/>
+          <w:szCs w:val="28"/>
+          <w:lang w:val="es-SV"/>
+          <w14:ligatures w14:val="standardContextual"/>
+          <w14:cntxtAlts/>
+        </w:rPr>
+        <w:t>Manejo de errores centralizado en un GlobalExceptionHandler, con formato uniforme en todos los endpoints.</w:t>
+      </w:r>
+    </w:p>
+    <w:p>
+      <w:pPr>
+        <w:pStyle w:val="Prrafodelista"/>
+        <w:numPr>
+          <w:ilvl w:val="0"/>
+          <w:numId w:val="12"/>
+        </w:numPr>
+        <w:tabs>
+          <w:tab w:val="left" w:pos="745"/>
+        </w:tabs>
+        <w:rPr>
+          <w:rFonts w:asciiTheme="minorHAnsi" w:eastAsia="Calibri Light" w:hAnsiTheme="minorHAnsi" w:cstheme="majorHAnsi"/>
+          <w:spacing w:val="5"/>
+          <w:kern w:val="28"/>
+          <w:sz w:val="28"/>
+          <w:szCs w:val="28"/>
+          <w:lang w:val="es-SV"/>
+          <w14:ligatures w14:val="standardContextual"/>
+          <w14:cntxtAlts/>
+        </w:rPr>
+      </w:pPr>
+      <w:r>
+        <w:rPr>
+          <w:rFonts w:asciiTheme="minorHAnsi" w:eastAsia="Calibri Light" w:hAnsiTheme="minorHAnsi" w:cstheme="majorHAnsi"/>
+          <w:spacing w:val="5"/>
+          <w:kern w:val="28"/>
+          <w:sz w:val="28"/>
+          <w:szCs w:val="28"/>
+          <w:lang w:val="es-SV"/>
+          <w14:ligatures w14:val="standardContextual"/>
+          <w14:cntxtAlts/>
+        </w:rPr>
+        <w:t>Los filtros de publicaciones se resuelven en el Frontend, ya que el PostResponse ya incluye la lista de comentarios y no fue necesario modificar el backend.</w:t>
+      </w:r>
+    </w:p>
+    <w:p>
+      <w:pPr>
+        <w:pStyle w:val="Prrafodelista"/>
+        <w:numPr>
+          <w:ilvl w:val="0"/>
+          <w:numId w:val="12"/>
+        </w:numPr>
+        <w:tabs>
+          <w:tab w:val="left" w:pos="745"/>
+        </w:tabs>
+        <w:rPr>
+          <w:rFonts w:asciiTheme="minorHAnsi" w:eastAsia="Calibri Light" w:hAnsiTheme="minorHAnsi" w:cstheme="majorHAnsi"/>
+          <w:spacing w:val="5"/>
+          <w:kern w:val="28"/>
+          <w:sz w:val="28"/>
+          <w:szCs w:val="28"/>
+          <w:lang w:val="es-SV"/>
+          <w14:ligatures w14:val="standardContextual"/>
+          <w14:cntxtAlts/>
+        </w:rPr>
+      </w:pPr>
+      <w:r>
+        <w:rPr>
+          <w:rFonts w:asciiTheme="minorHAnsi" w:eastAsia="Calibri Light" w:hAnsiTheme="minorHAnsi" w:cstheme="majorHAnsi"/>
+          <w:spacing w:val="5"/>
+          <w:kern w:val="28"/>
+          <w:sz w:val="28"/>
+          <w:szCs w:val="28"/>
+          <w:lang w:val="es-SV"/>
+          <w14:ligatures w14:val="standardContextual"/>
+          <w14:cntxtAlts/>
+        </w:rPr>
+        <w:t>CORS configurado en el backend para permitir que el Frontend (localhost:5173) consuma la API.</w:t>
+      </w:r>
+    </w:p>
+    <w:p>
+      <w:pPr>
+        <w:pStyle w:val="Prrafodelista"/>
+        <w:numPr>
+          <w:ilvl w:val="0"/>
+          <w:numId w:val="12"/>
+        </w:numPr>
+        <w:tabs>
+          <w:tab w:val="left" w:pos="745"/>
+        </w:tabs>
+        <w:rPr>
+          <w:rFonts w:asciiTheme="minorHAnsi" w:eastAsia="Calibri Light" w:hAnsiTheme="minorHAnsi" w:cstheme="majorHAnsi"/>
+          <w:spacing w:val="5"/>
+          <w:kern w:val="28"/>
+          <w:sz w:val="28"/>
+          <w:szCs w:val="28"/>
+          <w:lang w:val="es-SV"/>
+          <w14:ligatures w14:val="standardContextual"/>
+          <w14:cntxtAlts/>
+        </w:rPr>
+      </w:pPr>
+      <w:r>
+        <w:rPr>
+          <w:rFonts w:asciiTheme="minorHAnsi" w:eastAsia="Calibri Light" w:hAnsiTheme="minorHAnsi" w:cstheme="majorHAnsi"/>
+          <w:spacing w:val="5"/>
+          <w:kern w:val="28"/>
+          <w:sz w:val="28"/>
+          <w:szCs w:val="28"/>
+          <w14:ligatures w14:val="standardContextual"/>
+          <w14:cntxtAlts/>
+        </w:rPr>
+        <w:t>Carga inicial de datos: El backend incorpora la clase DataSeeder, implementada mediante ApplicationRunner, para cargar datos de demostración automáticamente al iniciar la aplicación.</w:t>
+      </w:r>
     </w:p>
     <w:sectPr>
       <w:pgSz w:w="12240" w:h="15840"/>
@@ -4777,7 +4808,7 @@
 <w:numbering xmlns:wpc="http://schemas.microsoft.com/office/word/2010/wordprocessingCanvas" xmlns:cx="http://schemas.microsoft.com/office/drawing/2014/chartex" xmlns:cx1="http://schemas.microsoft.com/office/drawing/2015/9/8/chartex" xmlns:cx2="http://schemas.microsoft.com/office/drawing/2015/10/21/chartex" xmlns:cx3="http://schemas.microsoft.com/office/drawing/2016/5/9/chartex" xmlns:cx4="http://schemas.microsoft.com/office/drawing/2016/5/10/chartex" xmlns:cx5="http://schemas.microsoft.com/office/drawing/2016/5/11/chartex" xmlns:cx6="http://schemas.microsoft.com/office/drawing/2016/5/12/chartex" xmlns:cx7="http://schemas.microsoft.com/office/drawing/2016/5/13/chartex" xmlns:cx8="http://schemas.microsoft.com/office/drawing/2016/5/14/chartex" xmlns:mc="http://schemas.openxmlformats.org/markup-compatibility/2006" xmlns:aink="http://schemas.microsoft.com/office/drawing/2016/ink" xmlns:am3d="http://schemas.microsoft.com/office/drawing/2017/model3d" xmlns:o="urn:schemas-microsoft-com:office:office" xmlns:oel="http://schemas.microsoft.com/office/2019/extlst" xmlns:r="http://schemas.openxmlformats.org/officeDocument/2006/relationships" xmlns:m="http://schemas.openxmlformats.org/officeDocument/2006/math" xmlns:v="urn:schemas-microsoft-com:vml" xmlns:wp14="http://schemas.microsoft.com/office/word/2010/wordprocessingDrawing" xmlns:wp="http://schemas.openxmlformats.org/drawingml/2006/wordprocessingDrawing" xmlns:w10="urn:schemas-microsoft-com:office:word" xmlns:w="http://schemas.openxmlformats.org/wordprocessingml/2006/main" xmlns:w14="http://schemas.microsoft.com/office/word/2010/wordml" xmlns:w15="http://schemas.microsoft.com/office/word/2012/wordml" xmlns:w16cex="http://schemas.microsoft.com/office/word/2018/wordml/cex" xmlns:w16cid="http://schemas.microsoft.com/office/word/2016/wordml/cid" xmlns:w16="http://schemas.microsoft.com/office/word/2018/wordml" xmlns:w16du="http://schemas.microsoft.com/office/word/2023/wordml/word16du" xmlns:w16sdtdh="http://schemas.microsoft.com/office/word/2020/wordml/sdtdatahash" xmlns:w16sdtfl="http://schemas.microsoft.com/office/word/2024/wordml/sdtformatlock" xmlns:w16se="http://schemas.microsoft.com/office/word/2015/wordml/symex" xmlns:wpg="http://schemas.microsoft.com/office/word/2010/wordprocessingGroup" xmlns:wpi="http://schemas.microsoft.com/office/word/2010/wordprocessingInk" xmlns:wne="http://schemas.microsoft.com/office/word/2006/wordml" xmlns:wps="http://schemas.microsoft.com/office/word/2010/wordprocessingShape" mc:Ignorable="w14 w15 w16se w16cid w16 w16cex w16sdtdh w16sdtfl w16du wp14">
   <w:numPicBullet w:numPicBulletId="0">
     <w:pict>
-      <v:shapetype w14:anchorId="321BE3A4" id="_x0000_t75" coordsize="21600,21600" o:spt="75" o:preferrelative="t" path="m@4@5l@4@11@9@11@9@5xe" filled="f" stroked="f">
+      <v:shapetype id="_x0000_t75" coordsize="21600,21600" o:spt="75" o:preferrelative="t" path="m@4@5l@4@11@9@11@9@5xe" filled="f" stroked="f">
         <v:stroke joinstyle="miter"/>
         <v:formulas>
           <v:f eqn="if lineDrawn pixelLineWidth 0"/>
@@ -7004,688 +7035,6 @@
 </w:styles>
 </file>
 
-<file path=word/glossary/document.xml><?xml version="1.0" encoding="utf-8"?>
-<w:glossaryDocument xmlns:wpc="http://schemas.microsoft.com/office/word/2010/wordprocessingCanvas" xmlns:cx="http://schemas.microsoft.com/office/drawing/2014/chartex" xmlns:cx1="http://schemas.microsoft.com/office/drawing/2015/9/8/chartex" xmlns:cx2="http://schemas.microsoft.com/office/drawing/2015/10/21/chartex" xmlns:cx3="http://schemas.microsoft.com/office/drawing/2016/5/9/chartex" xmlns:cx4="http://schemas.microsoft.com/office/drawing/2016/5/10/chartex" xmlns:cx5="http://schemas.microsoft.com/office/drawing/2016/5/11/chartex" xmlns:cx6="http://schemas.microsoft.com/office/drawing/2016/5/12/chartex" xmlns:cx7="http://schemas.microsoft.com/office/drawing/2016/5/13/chartex" xmlns:cx8="http://schemas.microsoft.com/office/drawing/2016/5/14/chartex" xmlns:mc="http://schemas.openxmlformats.org/markup-compatibility/2006" xmlns:aink="http://schemas.microsoft.com/office/drawing/2016/ink" xmlns:am3d="http://schemas.microsoft.com/office/drawing/2017/model3d" xmlns:o="urn:schemas-microsoft-com:office:office" xmlns:oel="http://schemas.microsoft.com/office/2019/extlst" xmlns:r="http://schemas.openxmlformats.org/officeDocument/2006/relationships" xmlns:m="http://schemas.openxmlformats.org/officeDocument/2006/math" xmlns:v="urn:schemas-microsoft-com:vml" xmlns:wp14="http://schemas.microsoft.com/office/word/2010/wordprocessingDrawing" xmlns:wp="http://schemas.openxmlformats.org/drawingml/2006/wordprocessingDrawing" xmlns:w10="urn:schemas-microsoft-com:office:word" xmlns:w="http://schemas.openxmlformats.org/wordprocessingml/2006/main" xmlns:w14="http://schemas.microsoft.com/office/word/2010/wordml" xmlns:w15="http://schemas.microsoft.com/office/word/2012/wordml" xmlns:w16cex="http://schemas.microsoft.com/office/word/2018/wordml/cex" xmlns:w16cid="http://schemas.microsoft.com/office/word/2016/wordml/cid" xmlns:w16="http://schemas.microsoft.com/office/word/2018/wordml" xmlns:w16du="http://schemas.microsoft.com/office/word/2023/wordml/word16du" xmlns:w16sdtdh="http://schemas.microsoft.com/office/word/2020/wordml/sdtdatahash" xmlns:w16sdtfl="http://schemas.microsoft.com/office/word/2024/wordml/sdtformatlock" xmlns:w16se="http://schemas.microsoft.com/office/word/2015/wordml/symex" xmlns:wpg="http://schemas.microsoft.com/office/word/2010/wordprocessingGroup" xmlns:wpi="http://schemas.microsoft.com/office/word/2010/wordprocessingInk" xmlns:wne="http://schemas.microsoft.com/office/word/2006/wordml" xmlns:wps="http://schemas.microsoft.com/office/word/2010/wordprocessingShape" mc:Ignorable="w14 w15 w16se w16cid w16 w16cex w16sdtdh w16sdtfl w16du wp14">
-  <w:docParts>
-    <w:docPart>
-      <w:docPartPr>
-        <w:name w:val="AE720410D44342FCA194A216BFF5EC9C"/>
-        <w:category>
-          <w:name w:val="General"/>
-          <w:gallery w:val="placeholder"/>
-        </w:category>
-        <w:types>
-          <w:type w:val="bbPlcHdr"/>
-        </w:types>
-        <w:behaviors>
-          <w:behavior w:val="content"/>
-        </w:behaviors>
-        <w:guid w:val="{12801DCF-FE35-48F1-B2AD-3F0B69ADC006}"/>
-      </w:docPartPr>
-      <w:docPartBody>
-        <w:p>
-          <w:pPr>
-            <w:pStyle w:val="AE720410D44342FCA194A216BFF5EC9C"/>
-          </w:pPr>
-          <w:r>
-            <w:rPr>
-              <w:rFonts w:asciiTheme="majorHAnsi" w:eastAsiaTheme="majorEastAsia" w:hAnsiTheme="majorHAnsi" w:cstheme="majorBidi"/>
-              <w:sz w:val="80"/>
-              <w:szCs w:val="80"/>
-            </w:rPr>
-            <w:t>[Escriba el título del documento]</w:t>
-          </w:r>
-        </w:p>
-      </w:docPartBody>
-    </w:docPart>
-    <w:docPart>
-      <w:docPartPr>
-        <w:name w:val="7B83D71142BF47CBBF85856F6DFDD7D7"/>
-        <w:category>
-          <w:name w:val="General"/>
-          <w:gallery w:val="placeholder"/>
-        </w:category>
-        <w:types>
-          <w:type w:val="bbPlcHdr"/>
-        </w:types>
-        <w:behaviors>
-          <w:behavior w:val="content"/>
-        </w:behaviors>
-        <w:guid w:val="{744B5E11-218E-4B16-BD1D-55FC8C73E846}"/>
-      </w:docPartPr>
-      <w:docPartBody>
-        <w:p>
-          <w:pPr>
-            <w:pStyle w:val="7B83D71142BF47CBBF85856F6DFDD7D7"/>
-          </w:pPr>
-          <w:r>
-            <w:rPr>
-              <w:rFonts w:asciiTheme="majorHAnsi" w:eastAsiaTheme="majorEastAsia" w:hAnsiTheme="majorHAnsi" w:cstheme="majorBidi"/>
-              <w:sz w:val="44"/>
-              <w:szCs w:val="44"/>
-            </w:rPr>
-            <w:t>[Escriba el subtítulo del documento]</w:t>
-          </w:r>
-        </w:p>
-      </w:docPartBody>
-    </w:docPart>
-  </w:docParts>
-</w:glossaryDocument>
-</file>
-
-<file path=word/glossary/fontTable.xml><?xml version="1.0" encoding="utf-8"?>
-<w:fonts xmlns:mc="http://schemas.openxmlformats.org/markup-compatibility/2006" xmlns:r="http://schemas.openxmlformats.org/officeDocument/2006/relationships" xmlns:w="http://schemas.openxmlformats.org/wordprocessingml/2006/main" xmlns:w14="http://schemas.microsoft.com/office/word/2010/wordml" xmlns:w15="http://schemas.microsoft.com/office/word/2012/wordml" xmlns:w16cex="http://schemas.microsoft.com/office/word/2018/wordml/cex" xmlns:w16cid="http://schemas.microsoft.com/office/word/2016/wordml/cid" xmlns:w16="http://schemas.microsoft.com/office/word/2018/wordml" xmlns:w16du="http://schemas.microsoft.com/office/word/2023/wordml/word16du" xmlns:w16sdtdh="http://schemas.microsoft.com/office/word/2020/wordml/sdtdatahash" xmlns:w16sdtfl="http://schemas.microsoft.com/office/word/2024/wordml/sdtformatlock" xmlns:w16se="http://schemas.microsoft.com/office/word/2015/wordml/symex" mc:Ignorable="w14 w15 w16se w16cid w16 w16cex w16sdtdh w16sdtfl w16du">
-  <w:font w:name="Times New Roman">
-    <w:panose1 w:val="02020603050405020304"/>
-    <w:charset w:val="00"/>
-    <w:family w:val="roman"/>
-    <w:pitch w:val="variable"/>
-    <w:sig w:usb0="E0002EFF" w:usb1="C000785B" w:usb2="00000009" w:usb3="00000000" w:csb0="000001FF" w:csb1="00000000"/>
-  </w:font>
-  <w:font w:name="Symbol">
-    <w:panose1 w:val="05050102010706020507"/>
-    <w:charset w:val="02"/>
-    <w:family w:val="roman"/>
-    <w:pitch w:val="variable"/>
-    <w:sig w:usb0="00000000" w:usb1="10000000" w:usb2="00000000" w:usb3="00000000" w:csb0="80000000" w:csb1="00000000"/>
-  </w:font>
-  <w:font w:name="Courier New">
-    <w:panose1 w:val="02070309020205020404"/>
-    <w:charset w:val="00"/>
-    <w:family w:val="modern"/>
-    <w:pitch w:val="fixed"/>
-    <w:sig w:usb0="E0002EFF" w:usb1="C0007843" w:usb2="00000009" w:usb3="00000000" w:csb0="000001FF" w:csb1="00000000"/>
-  </w:font>
-  <w:font w:name="Wingdings">
-    <w:panose1 w:val="05000000000000000000"/>
-    <w:charset w:val="02"/>
-    <w:family w:val="auto"/>
-    <w:pitch w:val="variable"/>
-    <w:sig w:usb0="00000000" w:usb1="10000000" w:usb2="00000000" w:usb3="00000000" w:csb0="80000000" w:csb1="00000000"/>
-  </w:font>
-  <w:font w:name="Cambria">
-    <w:panose1 w:val="02040503050406030204"/>
-    <w:charset w:val="00"/>
-    <w:family w:val="roman"/>
-    <w:pitch w:val="variable"/>
-    <w:sig w:usb0="E00006FF" w:usb1="420024FF" w:usb2="02000000" w:usb3="00000000" w:csb0="0000019F" w:csb1="00000000"/>
-  </w:font>
-  <w:font w:name="Calibri Light">
-    <w:panose1 w:val="020F0302020204030204"/>
-    <w:charset w:val="00"/>
-    <w:family w:val="swiss"/>
-    <w:pitch w:val="variable"/>
-    <w:sig w:usb0="E4002EFF" w:usb1="C200247B" w:usb2="00000009" w:usb3="00000000" w:csb0="000001FF" w:csb1="00000000"/>
-  </w:font>
-  <w:font w:name="Calibri">
-    <w:panose1 w:val="020F0502020204030204"/>
-    <w:charset w:val="00"/>
-    <w:family w:val="swiss"/>
-    <w:pitch w:val="variable"/>
-    <w:sig w:usb0="E4002EFF" w:usb1="C200247B" w:usb2="00000009" w:usb3="00000000" w:csb0="000001FF" w:csb1="00000000"/>
-  </w:font>
-  <w:font w:name="MS Mincho">
-    <w:panose1 w:val="02020609040205080304"/>
-    <w:charset w:val="80"/>
-    <w:family w:val="modern"/>
-    <w:pitch w:val="fixed"/>
-    <w:sig w:usb0="E00002FF" w:usb1="6AC7FDFB" w:usb2="08000012" w:usb3="00000000" w:csb0="0002009F" w:csb1="00000000"/>
-  </w:font>
-  <w:font w:name="MS Gothic">
-    <w:altName w:val="ＭＳ ゴシック"/>
-    <w:panose1 w:val="020B0609070205080204"/>
-    <w:charset w:val="80"/>
-    <w:family w:val="modern"/>
-    <w:pitch w:val="fixed"/>
-    <w:sig w:usb0="E00002FF" w:usb1="6AC7FDFB" w:usb2="08000012" w:usb3="00000000" w:csb0="0002009F" w:csb1="00000000"/>
-  </w:font>
-  <w:font w:name="Lucida Grande">
-    <w:charset w:val="00"/>
-    <w:family w:val="auto"/>
-    <w:pitch w:val="variable"/>
-    <w:sig w:usb0="00000003" w:usb1="00000000" w:usb2="00000000" w:usb3="00000000" w:csb0="00000001" w:csb1="00000000"/>
-  </w:font>
-  <w:font w:name="Arial">
-    <w:panose1 w:val="020B0604020202020204"/>
-    <w:charset w:val="00"/>
-    <w:family w:val="swiss"/>
-    <w:pitch w:val="variable"/>
-    <w:sig w:usb0="E0002EFF" w:usb1="C000785B" w:usb2="00000009" w:usb3="00000000" w:csb0="000001FF" w:csb1="00000000"/>
-  </w:font>
-  <w:font w:name="Calibri Light,ＭＳ ゴシック">
-    <w:altName w:val="MS PMincho"/>
-    <w:panose1 w:val="00000000000000000000"/>
-    <w:charset w:val="80"/>
-    <w:family w:val="roman"/>
-    <w:notTrueType/>
-    <w:pitch w:val="default"/>
-  </w:font>
-  <w:font w:name="Aptos">
-    <w:charset w:val="00"/>
-    <w:family w:val="swiss"/>
-    <w:pitch w:val="variable"/>
-    <w:sig w:usb0="20000287" w:usb1="00000003" w:usb2="00000000" w:usb3="00000000" w:csb0="0000019F" w:csb1="00000000"/>
-  </w:font>
-  <w:font w:name="Yu Mincho">
-    <w:charset w:val="80"/>
-    <w:family w:val="roman"/>
-    <w:pitch w:val="variable"/>
-    <w:sig w:usb0="800002E7" w:usb1="2AC7FCFF" w:usb2="00000012" w:usb3="00000000" w:csb0="0002009F" w:csb1="00000000"/>
-  </w:font>
-  <w:font w:name="Aptos Display">
-    <w:charset w:val="00"/>
-    <w:family w:val="swiss"/>
-    <w:pitch w:val="variable"/>
-    <w:sig w:usb0="20000287" w:usb1="00000003" w:usb2="00000000" w:usb3="00000000" w:csb0="0000019F" w:csb1="00000000"/>
-  </w:font>
-  <w:font w:name="Yu Gothic Light">
-    <w:panose1 w:val="020B0300000000000000"/>
-    <w:charset w:val="80"/>
-    <w:family w:val="swiss"/>
-    <w:pitch w:val="variable"/>
-    <w:sig w:usb0="E00002FF" w:usb1="2AC7FDFF" w:usb2="00000016" w:usb3="00000000" w:csb0="0002009F" w:csb1="00000000"/>
-  </w:font>
-</w:fonts>
-</file>
-
-<file path=word/glossary/settings.xml><?xml version="1.0" encoding="utf-8"?>
-<w:settings xmlns:mc="http://schemas.openxmlformats.org/markup-compatibility/2006" xmlns:o="urn:schemas-microsoft-com:office:office" xmlns:r="http://schemas.openxmlformats.org/officeDocument/2006/relationships" xmlns:m="http://schemas.openxmlformats.org/officeDocument/2006/math" xmlns:v="urn:schemas-microsoft-com:vml" xmlns:w10="urn:schemas-microsoft-com:office:word" xmlns:w="http://schemas.openxmlformats.org/wordprocessingml/2006/main" xmlns:w14="http://schemas.microsoft.com/office/word/2010/wordml" xmlns:w15="http://schemas.microsoft.com/office/word/2012/wordml" xmlns:w16cex="http://schemas.microsoft.com/office/word/2018/wordml/cex" xmlns:w16cid="http://schemas.microsoft.com/office/word/2016/wordml/cid" xmlns:w16="http://schemas.microsoft.com/office/word/2018/wordml" xmlns:w16du="http://schemas.microsoft.com/office/word/2023/wordml/word16du" xmlns:w16sdtdh="http://schemas.microsoft.com/office/word/2020/wordml/sdtdatahash" xmlns:w16sdtfl="http://schemas.microsoft.com/office/word/2024/wordml/sdtformatlock" xmlns:w16se="http://schemas.microsoft.com/office/word/2015/wordml/symex" xmlns:sl="http://schemas.openxmlformats.org/schemaLibrary/2006/main" mc:Ignorable="w14 w15 w16se w16cid w16 w16cex w16sdtdh w16sdtfl w16du">
-  <w:view w:val="normal"/>
-  <w:defaultTabStop w:val="708"/>
-  <w:hyphenationZone w:val="425"/>
-  <w:characterSpacingControl w:val="doNotCompress"/>
-  <w:compat>
-    <w:useFELayout/>
-    <w:compatSetting w:name="compatibilityMode" w:uri="http://schemas.microsoft.com/office/word" w:val="14"/>
-    <w:compatSetting w:name="overrideTableStyleFontSizeAndJustification" w:uri="http://schemas.microsoft.com/office/word" w:val="1"/>
-    <w:compatSetting w:name="enableOpenTypeFeatures" w:uri="http://schemas.microsoft.com/office/word" w:val="1"/>
-    <w:compatSetting w:name="doNotFlipMirrorIndents" w:uri="http://schemas.microsoft.com/office/word" w:val="1"/>
-    <w:compatSetting w:name="useWord2013TrackBottomHyphenation" w:uri="http://schemas.microsoft.com/office/word" w:val="1"/>
-  </w:compat>
-  <w:rsids>
-    <w:rsidRoot w:val="00900F8F"/>
-    <w:rsid w:val="0028741A"/>
-    <w:rsid w:val="00354EDB"/>
-    <w:rsid w:val="006171E9"/>
-    <w:rsid w:val="00705EE7"/>
-    <w:rsid w:val="00806F5B"/>
-    <w:rsid w:val="00900F8F"/>
-    <w:rsid w:val="00BC3949"/>
-    <w:rsid w:val="00C6172B"/>
-    <w:rsid w:val="00D43122"/>
-    <w:rsid w:val="00DD26A5"/>
-    <w:rsid w:val="00DF7989"/>
-    <w:rsid w:val="00F10410"/>
-    <w:rsid w:val="00FB137D"/>
-  </w:rsids>
-  <m:mathPr>
-    <m:mathFont m:val="Cambria Math"/>
-    <m:brkBin m:val="before"/>
-    <m:brkBinSub m:val="--"/>
-    <m:smallFrac m:val="0"/>
-    <m:dispDef/>
-    <m:lMargin m:val="0"/>
-    <m:rMargin m:val="0"/>
-    <m:defJc m:val="centerGroup"/>
-    <m:wrapIndent m:val="1440"/>
-    <m:intLim m:val="subSup"/>
-    <m:naryLim m:val="undOvr"/>
-  </m:mathPr>
-  <w:themeFontLang w:val="es-SV" w:eastAsia="ja-JP"/>
-  <w:clrSchemeMapping w:bg1="light1" w:t1="dark1" w:bg2="light2" w:t2="dark2" w:accent1="accent1" w:accent2="accent2" w:accent3="accent3" w:accent4="accent4" w:accent5="accent5" w:accent6="accent6" w:hyperlink="hyperlink" w:followedHyperlink="followedHyperlink"/>
-  <w:doNotAutoCompressPictures/>
-  <w:decimalSymbol w:val="."/>
-  <w:listSeparator w:val=";"/>
-  <w14:defaultImageDpi w14:val="300"/>
-</w:settings>
-</file>
-
-<file path=word/glossary/styles.xml><?xml version="1.0" encoding="utf-8"?>
-<w:styles xmlns:mc="http://schemas.openxmlformats.org/markup-compatibility/2006" xmlns:r="http://schemas.openxmlformats.org/officeDocument/2006/relationships" xmlns:w="http://schemas.openxmlformats.org/wordprocessingml/2006/main" xmlns:w14="http://schemas.microsoft.com/office/word/2010/wordml" xmlns:w15="http://schemas.microsoft.com/office/word/2012/wordml" xmlns:w16cex="http://schemas.microsoft.com/office/word/2018/wordml/cex" xmlns:w16cid="http://schemas.microsoft.com/office/word/2016/wordml/cid" xmlns:w16="http://schemas.microsoft.com/office/word/2018/wordml" xmlns:w16du="http://schemas.microsoft.com/office/word/2023/wordml/word16du" xmlns:w16sdtdh="http://schemas.microsoft.com/office/word/2020/wordml/sdtdatahash" xmlns:w16sdtfl="http://schemas.microsoft.com/office/word/2024/wordml/sdtformatlock" xmlns:w16se="http://schemas.microsoft.com/office/word/2015/wordml/symex" mc:Ignorable="w14 w15 w16se w16cid w16 w16cex w16sdtdh w16sdtfl w16du">
-  <w:docDefaults>
-    <w:rPrDefault>
-      <w:rPr>
-        <w:rFonts w:asciiTheme="minorHAnsi" w:eastAsiaTheme="minorEastAsia" w:hAnsiTheme="minorHAnsi" w:cstheme="minorBidi"/>
-        <w:sz w:val="24"/>
-        <w:szCs w:val="24"/>
-        <w:lang w:val="es-SV" w:eastAsia="ja-JP" w:bidi="ar-SA"/>
-      </w:rPr>
-    </w:rPrDefault>
-    <w:pPrDefault/>
-  </w:docDefaults>
-  <w:latentStyles w:defLockedState="0" w:defUIPriority="99" w:defSemiHidden="0" w:defUnhideWhenUsed="0" w:defQFormat="0" w:count="376">
-    <w:lsdException w:name="Normal" w:uiPriority="0" w:qFormat="1"/>
-    <w:lsdException w:name="heading 1" w:uiPriority="9" w:qFormat="1"/>
-    <w:lsdException w:name="heading 2" w:semiHidden="1" w:uiPriority="9" w:unhideWhenUsed="1" w:qFormat="1"/>
-    <w:lsdException w:name="heading 3" w:semiHidden="1" w:uiPriority="9" w:unhideWhenUsed="1" w:qFormat="1"/>
-    <w:lsdException w:name="heading 4" w:semiHidden="1" w:uiPriority="9" w:unhideWhenUsed="1" w:qFormat="1"/>
-    <w:lsdException w:name="heading 5" w:semiHidden="1" w:uiPriority="9" w:unhideWhenUsed="1" w:qFormat="1"/>
-    <w:lsdException w:name="heading 6" w:semiHidden="1" w:uiPriority="9" w:unhideWhenUsed="1" w:qFormat="1"/>
-    <w:lsdException w:name="heading 7" w:semiHidden="1" w:uiPriority="9" w:unhideWhenUsed="1" w:qFormat="1"/>
-    <w:lsdException w:name="heading 8" w:semiHidden="1" w:uiPriority="9" w:unhideWhenUsed="1" w:qFormat="1"/>
-    <w:lsdException w:name="heading 9" w:semiHidden="1" w:uiPriority="9" w:unhideWhenUsed="1" w:qFormat="1"/>
-    <w:lsdException w:name="index 1" w:semiHidden="1" w:unhideWhenUsed="1"/>
-    <w:lsdException w:name="index 2" w:semiHidden="1" w:unhideWhenUsed="1"/>
-    <w:lsdException w:name="index 3" w:semiHidden="1" w:unhideWhenUsed="1"/>
-    <w:lsdException w:name="index 4" w:semiHidden="1" w:unhideWhenUsed="1"/>
-    <w:lsdException w:name="index 5" w:semiHidden="1" w:unhideWhenUsed="1"/>
-    <w:lsdException w:name="index 6" w:semiHidden="1" w:unhideWhenUsed="1"/>
-    <w:lsdException w:name="index 7" w:semiHidden="1" w:unhideWhenUsed="1"/>
-    <w:lsdException w:name="index 8" w:semiHidden="1" w:unhideWhenUsed="1"/>
-    <w:lsdException w:name="index 9" w:semiHidden="1" w:unhideWhenUsed="1"/>
-    <w:lsdException w:name="toc 1" w:semiHidden="1" w:uiPriority="39" w:unhideWhenUsed="1"/>
-    <w:lsdException w:name="toc 2" w:semiHidden="1" w:uiPriority="39" w:unhideWhenUsed="1"/>
-    <w:lsdException w:name="toc 3" w:semiHidden="1" w:uiPriority="39" w:unhideWhenUsed="1"/>
-    <w:lsdException w:name="toc 4" w:semiHidden="1" w:uiPriority="39" w:unhideWhenUsed="1"/>
-    <w:lsdException w:name="toc 5" w:semiHidden="1" w:uiPriority="39" w:unhideWhenUsed="1"/>
-    <w:lsdException w:name="toc 6" w:semiHidden="1" w:uiPriority="39" w:unhideWhenUsed="1"/>
-    <w:lsdException w:name="toc 7" w:semiHidden="1" w:uiPriority="39" w:unhideWhenUsed="1"/>
-    <w:lsdException w:name="toc 8" w:semiHidden="1" w:uiPriority="39" w:unhideWhenUsed="1"/>
-    <w:lsdException w:name="toc 9" w:semiHidden="1" w:uiPriority="39" w:unhideWhenUsed="1"/>
-    <w:lsdException w:name="Normal Indent" w:semiHidden="1" w:unhideWhenUsed="1"/>
-    <w:lsdException w:name="footnote text" w:semiHidden="1" w:unhideWhenUsed="1"/>
-    <w:lsdException w:name="annotation text" w:semiHidden="1" w:unhideWhenUsed="1"/>
-    <w:lsdException w:name="header" w:semiHidden="1" w:unhideWhenUsed="1"/>
-    <w:lsdException w:name="footer" w:semiHidden="1" w:unhideWhenUsed="1"/>
-    <w:lsdException w:name="index heading" w:semiHidden="1" w:unhideWhenUsed="1"/>
-    <w:lsdException w:name="caption" w:semiHidden="1" w:uiPriority="35" w:unhideWhenUsed="1" w:qFormat="1"/>
-    <w:lsdException w:name="table of figures" w:semiHidden="1" w:unhideWhenUsed="1"/>
-    <w:lsdException w:name="envelope address" w:semiHidden="1" w:unhideWhenUsed="1"/>
-    <w:lsdException w:name="envelope return" w:semiHidden="1" w:unhideWhenUsed="1"/>
-    <w:lsdException w:name="footnote reference" w:semiHidden="1" w:unhideWhenUsed="1"/>
-    <w:lsdException w:name="annotation reference" w:semiHidden="1" w:unhideWhenUsed="1"/>
-    <w:lsdException w:name="line number" w:semiHidden="1" w:unhideWhenUsed="1"/>
-    <w:lsdException w:name="page number" w:semiHidden="1" w:unhideWhenUsed="1"/>
-    <w:lsdException w:name="endnote reference" w:semiHidden="1" w:unhideWhenUsed="1"/>
-    <w:lsdException w:name="endnote text" w:semiHidden="1" w:unhideWhenUsed="1"/>
-    <w:lsdException w:name="table of authorities" w:semiHidden="1" w:unhideWhenUsed="1"/>
-    <w:lsdException w:name="macro" w:semiHidden="1" w:unhideWhenUsed="1"/>
-    <w:lsdException w:name="toa heading" w:semiHidden="1" w:unhideWhenUsed="1"/>
-    <w:lsdException w:name="List" w:semiHidden="1" w:unhideWhenUsed="1"/>
-    <w:lsdException w:name="List Bullet" w:semiHidden="1" w:unhideWhenUsed="1"/>
-    <w:lsdException w:name="List Number" w:semiHidden="1" w:unhideWhenUsed="1"/>
-    <w:lsdException w:name="List 2" w:semiHidden="1" w:unhideWhenUsed="1"/>
-    <w:lsdException w:name="List 3" w:semiHidden="1" w:unhideWhenUsed="1"/>
-    <w:lsdException w:name="List 4" w:semiHidden="1" w:unhideWhenUsed="1"/>
-    <w:lsdException w:name="List 5" w:semiHidden="1" w:unhideWhenUsed="1"/>
-    <w:lsdException w:name="List Bullet 2" w:semiHidden="1" w:unhideWhenUsed="1"/>
-    <w:lsdException w:name="List Bullet 3" w:semiHidden="1" w:unhideWhenUsed="1"/>
-    <w:lsdException w:name="List Bullet 4" w:semiHidden="1" w:unhideWhenUsed="1"/>
-    <w:lsdException w:name="List Bullet 5" w:semiHidden="1" w:unhideWhenUsed="1"/>
-    <w:lsdException w:name="List Number 2" w:semiHidden="1" w:unhideWhenUsed="1"/>
-    <w:lsdException w:name="List Number 3" w:semiHidden="1" w:unhideWhenUsed="1"/>
-    <w:lsdException w:name="List Number 4" w:semiHidden="1" w:unhideWhenUsed="1"/>
-    <w:lsdException w:name="List Number 5" w:semiHidden="1" w:unhideWhenUsed="1"/>
-    <w:lsdException w:name="Title" w:uiPriority="10" w:qFormat="1"/>
-    <w:lsdException w:name="Closing" w:semiHidden="1" w:unhideWhenUsed="1"/>
-    <w:lsdException w:name="Signature" w:semiHidden="1" w:unhideWhenUsed="1"/>
-    <w:lsdException w:name="Default Paragraph Font" w:semiHidden="1" w:uiPriority="1" w:unhideWhenUsed="1"/>
-    <w:lsdException w:name="Body Text" w:semiHidden="1" w:unhideWhenUsed="1"/>
-    <w:lsdException w:name="Body Text Indent" w:semiHidden="1" w:unhideWhenUsed="1"/>
-    <w:lsdException w:name="List Continue" w:semiHidden="1" w:unhideWhenUsed="1"/>
-    <w:lsdException w:name="List Continue 2" w:semiHidden="1" w:unhideWhenUsed="1"/>
-    <w:lsdException w:name="List Continue 3" w:semiHidden="1" w:unhideWhenUsed="1"/>
-    <w:lsdException w:name="List Continue 4" w:semiHidden="1" w:unhideWhenUsed="1"/>
-    <w:lsdException w:name="List Continue 5" w:semiHidden="1" w:unhideWhenUsed="1"/>
-    <w:lsdException w:name="Message Header" w:semiHidden="1" w:unhideWhenUsed="1"/>
-    <w:lsdException w:name="Subtitle" w:uiPriority="11" w:qFormat="1"/>
-    <w:lsdException w:name="Salutation" w:semiHidden="1" w:unhideWhenUsed="1"/>
-    <w:lsdException w:name="Date" w:semiHidden="1" w:unhideWhenUsed="1"/>
-    <w:lsdException w:name="Body Text First Indent" w:semiHidden="1" w:unhideWhenUsed="1"/>
-    <w:lsdException w:name="Body Text First Indent 2" w:semiHidden="1" w:unhideWhenUsed="1"/>
-    <w:lsdException w:name="Note Heading" w:semiHidden="1" w:unhideWhenUsed="1"/>
-    <w:lsdException w:name="Body Text 2" w:semiHidden="1" w:unhideWhenUsed="1"/>
-    <w:lsdException w:name="Body Text 3" w:semiHidden="1" w:unhideWhenUsed="1"/>
-    <w:lsdException w:name="Body Text Indent 2" w:semiHidden="1" w:unhideWhenUsed="1"/>
-    <w:lsdException w:name="Body Text Indent 3" w:semiHidden="1" w:unhideWhenUsed="1"/>
-    <w:lsdException w:name="Block Text" w:semiHidden="1" w:unhideWhenUsed="1"/>
-    <w:lsdException w:name="Hyperlink" w:semiHidden="1" w:unhideWhenUsed="1"/>
-    <w:lsdException w:name="FollowedHyperlink" w:semiHidden="1" w:unhideWhenUsed="1"/>
-    <w:lsdException w:name="Strong" w:uiPriority="22" w:qFormat="1"/>
-    <w:lsdException w:name="Emphasis" w:uiPriority="20" w:qFormat="1"/>
-    <w:lsdException w:name="Document Map" w:semiHidden="1" w:unhideWhenUsed="1"/>
-    <w:lsdException w:name="Plain Text" w:semiHidden="1" w:unhideWhenUsed="1"/>
-    <w:lsdException w:name="E-mail Signature" w:semiHidden="1" w:unhideWhenUsed="1"/>
-    <w:lsdException w:name="HTML Top of Form" w:semiHidden="1" w:unhideWhenUsed="1"/>
-    <w:lsdException w:name="HTML Bottom of Form" w:semiHidden="1" w:unhideWhenUsed="1"/>
-    <w:lsdException w:name="Normal (Web)" w:semiHidden="1" w:unhideWhenUsed="1"/>
-    <w:lsdException w:name="HTML Acronym" w:semiHidden="1" w:unhideWhenUsed="1"/>
-    <w:lsdException w:name="HTML Address" w:semiHidden="1" w:unhideWhenUsed="1"/>
-    <w:lsdException w:name="HTML Cite" w:semiHidden="1" w:unhideWhenUsed="1"/>
-    <w:lsdException w:name="HTML Code" w:semiHidden="1" w:unhideWhenUsed="1"/>
-    <w:lsdException w:name="HTML Definition" w:semiHidden="1" w:unhideWhenUsed="1"/>
-    <w:lsdException w:name="HTML Keyboard" w:semiHidden="1" w:unhideWhenUsed="1"/>
-    <w:lsdException w:name="HTML Preformatted" w:semiHidden="1" w:unhideWhenUsed="1"/>
-    <w:lsdException w:name="HTML Sample" w:semiHidden="1" w:unhideWhenUsed="1"/>
-    <w:lsdException w:name="HTML Typewriter" w:semiHidden="1" w:unhideWhenUsed="1"/>
-    <w:lsdException w:name="HTML Variable" w:semiHidden="1" w:unhideWhenUsed="1"/>
-    <w:lsdException w:name="Normal Table" w:semiHidden="1" w:unhideWhenUsed="1"/>
-    <w:lsdException w:name="annotation subject" w:semiHidden="1" w:unhideWhenUsed="1"/>
-    <w:lsdException w:name="No List" w:semiHidden="1" w:unhideWhenUsed="1"/>
-    <w:lsdException w:name="Outline List 1" w:semiHidden="1" w:unhideWhenUsed="1"/>
-    <w:lsdException w:name="Outline List 2" w:semiHidden="1" w:unhideWhenUsed="1"/>
-    <w:lsdException w:name="Outline List 3" w:semiHidden="1" w:unhideWhenUsed="1"/>
-    <w:lsdException w:name="Table Simple 1" w:semiHidden="1" w:unhideWhenUsed="1"/>
-    <w:lsdException w:name="Table Simple 2" w:semiHidden="1" w:unhideWhenUsed="1"/>
-    <w:lsdException w:name="Table Simple 3" w:semiHidden="1" w:unhideWhenUsed="1"/>
-    <w:lsdException w:name="Table Classic 1" w:semiHidden="1" w:unhideWhenUsed="1"/>
-    <w:lsdException w:name="Table Classic 2" w:semiHidden="1" w:unhideWhenUsed="1"/>
-    <w:lsdException w:name="Table Classic 3" w:semiHidden="1" w:unhideWhenUsed="1"/>
-    <w:lsdException w:name="Table Classic 4" w:semiHidden="1" w:unhideWhenUsed="1"/>
-    <w:lsdException w:name="Table Colorful 1" w:semiHidden="1" w:unhideWhenUsed="1"/>
-    <w:lsdException w:name="Table Colorful 2" w:semiHidden="1" w:unhideWhenUsed="1"/>
-    <w:lsdException w:name="Table Colorful 3" w:semiHidden="1" w:unhideWhenUsed="1"/>
-    <w:lsdException w:name="Table Columns 1" w:semiHidden="1" w:unhideWhenUsed="1"/>
-    <w:lsdException w:name="Table Columns 2" w:semiHidden="1" w:unhideWhenUsed="1"/>
-    <w:lsdException w:name="Table Columns 3" w:semiHidden="1" w:unhideWhenUsed="1"/>
-    <w:lsdException w:name="Table Columns 4" w:semiHidden="1" w:unhideWhenUsed="1"/>
-    <w:lsdException w:name="Table Columns 5" w:semiHidden="1" w:unhideWhenUsed="1"/>
-    <w:lsdException w:name="Table Grid 1" w:semiHidden="1" w:unhideWhenUsed="1"/>
-    <w:lsdException w:name="Table Grid 2" w:semiHidden="1" w:unhideWhenUsed="1"/>
-    <w:lsdException w:name="Table Grid 3" w:semiHidden="1" w:unhideWhenUsed="1"/>
-    <w:lsdException w:name="Table Grid 4" w:semiHidden="1" w:unhideWhenUsed="1"/>
-    <w:lsdException w:name="Table Grid 5" w:semiHidden="1" w:unhideWhenUsed="1"/>
-    <w:lsdException w:name="Table Grid 6" w:semiHidden="1" w:unhideWhenUsed="1"/>
-    <w:lsdException w:name="Table Grid 7" w:semiHidden="1" w:unhideWhenUsed="1"/>
-    <w:lsdException w:name="Table Grid 8" w:semiHidden="1" w:unhideWhenUsed="1"/>
-    <w:lsdException w:name="Table List 1" w:semiHidden="1" w:unhideWhenUsed="1"/>
-    <w:lsdException w:name="Table List 2" w:semiHidden="1" w:unhideWhenUsed="1"/>
-    <w:lsdException w:name="Table List 3" w:semiHidden="1" w:unhideWhenUsed="1"/>
-    <w:lsdException w:name="Table List 4" w:semiHidden="1" w:unhideWhenUsed="1"/>
-    <w:lsdException w:name="Table List 5" w:semiHidden="1" w:unhideWhenUsed="1"/>
-    <w:lsdException w:name="Table List 6" w:semiHidden="1" w:unhideWhenUsed="1"/>
-    <w:lsdException w:name="Table List 7" w:semiHidden="1" w:unhideWhenUsed="1"/>
-    <w:lsdException w:name="Table List 8" w:semiHidden="1" w:unhideWhenUsed="1"/>
-    <w:lsdException w:name="Table 3D effects 1" w:semiHidden="1" w:unhideWhenUsed="1"/>
-    <w:lsdException w:name="Table 3D effects 2" w:semiHidden="1" w:unhideWhenUsed="1"/>
-    <w:lsdException w:name="Table 3D effects 3" w:semiHidden="1" w:unhideWhenUsed="1"/>
-    <w:lsdException w:name="Table Contemporary" w:semiHidden="1" w:unhideWhenUsed="1"/>
-    <w:lsdException w:name="Table Elegant" w:semiHidden="1" w:unhideWhenUsed="1"/>
-    <w:lsdException w:name="Table Professional" w:semiHidden="1" w:unhideWhenUsed="1"/>
-    <w:lsdException w:name="Table Subtle 1" w:semiHidden="1" w:unhideWhenUsed="1"/>
-    <w:lsdException w:name="Table Subtle 2" w:semiHidden="1" w:unhideWhenUsed="1"/>
-    <w:lsdException w:name="Table Web 1" w:semiHidden="1" w:unhideWhenUsed="1"/>
-    <w:lsdException w:name="Table Web 2" w:semiHidden="1" w:unhideWhenUsed="1"/>
-    <w:lsdException w:name="Table Web 3" w:semiHidden="1" w:unhideWhenUsed="1"/>
-    <w:lsdException w:name="Balloon Text" w:semiHidden="1" w:unhideWhenUsed="1"/>
-    <w:lsdException w:name="Table Grid" w:uiPriority="59"/>
-    <w:lsdException w:name="Table Theme" w:semiHidden="1" w:unhideWhenUsed="1"/>
-    <w:lsdException w:name="Placeholder Text" w:semiHidden="1"/>
-    <w:lsdException w:name="No Spacing" w:uiPriority="1" w:qFormat="1"/>
-    <w:lsdException w:name="Light Shading" w:uiPriority="60"/>
-    <w:lsdException w:name="Light List" w:uiPriority="61"/>
-    <w:lsdException w:name="Light Grid" w:uiPriority="62"/>
-    <w:lsdException w:name="Medium Shading 1" w:uiPriority="63"/>
-    <w:lsdException w:name="Medium Shading 2" w:uiPriority="64"/>
-    <w:lsdException w:name="Medium List 1" w:uiPriority="65"/>
-    <w:lsdException w:name="Medium List 2" w:uiPriority="66"/>
-    <w:lsdException w:name="Medium Grid 1" w:uiPriority="67"/>
-    <w:lsdException w:name="Medium Grid 2" w:uiPriority="68"/>
-    <w:lsdException w:name="Medium Grid 3" w:uiPriority="69"/>
-    <w:lsdException w:name="Dark List" w:uiPriority="70"/>
-    <w:lsdException w:name="Colorful Shading" w:uiPriority="71"/>
-    <w:lsdException w:name="Colorful List" w:uiPriority="72"/>
-    <w:lsdException w:name="Colorful Grid" w:uiPriority="73"/>
-    <w:lsdException w:name="Light Shading Accent 1" w:uiPriority="60"/>
-    <w:lsdException w:name="Light List Accent 1" w:uiPriority="61"/>
-    <w:lsdException w:name="Light Grid Accent 1" w:uiPriority="62"/>
-    <w:lsdException w:name="Medium Shading 1 Accent 1" w:uiPriority="63"/>
-    <w:lsdException w:name="Medium Shading 2 Accent 1" w:uiPriority="64"/>
-    <w:lsdException w:name="Medium List 1 Accent 1" w:uiPriority="65"/>
-    <w:lsdException w:name="Revision" w:semiHidden="1"/>
-    <w:lsdException w:name="List Paragraph" w:uiPriority="34" w:qFormat="1"/>
-    <w:lsdException w:name="Quote" w:uiPriority="29" w:qFormat="1"/>
-    <w:lsdException w:name="Intense Quote" w:uiPriority="30" w:qFormat="1"/>
-    <w:lsdException w:name="Medium List 2 Accent 1" w:uiPriority="66"/>
-    <w:lsdException w:name="Medium Grid 1 Accent 1" w:uiPriority="67"/>
-    <w:lsdException w:name="Medium Grid 2 Accent 1" w:uiPriority="68"/>
-    <w:lsdException w:name="Medium Grid 3 Accent 1" w:uiPriority="69"/>
-    <w:lsdException w:name="Dark List Accent 1" w:uiPriority="70"/>
-    <w:lsdException w:name="Colorful Shading Accent 1" w:uiPriority="71"/>
-    <w:lsdException w:name="Colorful List Accent 1" w:uiPriority="72"/>
-    <w:lsdException w:name="Colorful Grid Accent 1" w:uiPriority="73"/>
-    <w:lsdException w:name="Light Shading Accent 2" w:uiPriority="60"/>
-    <w:lsdException w:name="Light List Accent 2" w:uiPriority="61"/>
-    <w:lsdException w:name="Light Grid Accent 2" w:uiPriority="62"/>
-    <w:lsdException w:name="Medium Shading 1 Accent 2" w:uiPriority="63"/>
-    <w:lsdException w:name="Medium Shading 2 Accent 2" w:uiPriority="64"/>
-    <w:lsdException w:name="Medium List 1 Accent 2" w:uiPriority="65"/>
-    <w:lsdException w:name="Medium List 2 Accent 2" w:uiPriority="66"/>
-    <w:lsdException w:name="Medium Grid 1 Accent 2" w:uiPriority="67"/>
-    <w:lsdException w:name="Medium Grid 2 Accent 2" w:uiPriority="68"/>
-    <w:lsdException w:name="Medium Grid 3 Accent 2" w:uiPriority="69"/>
-    <w:lsdException w:name="Dark List Accent 2" w:uiPriority="70"/>
-    <w:lsdException w:name="Colorful Shading Accent 2" w:uiPriority="71"/>
-    <w:lsdException w:name="Colorful List Accent 2" w:uiPriority="72"/>
-    <w:lsdException w:name="Colorful Grid Accent 2" w:uiPriority="73"/>
-    <w:lsdException w:name="Light Shading Accent 3" w:uiPriority="60"/>
-    <w:lsdException w:name="Light List Accent 3" w:uiPriority="61"/>
-    <w:lsdException w:name="Light Grid Accent 3" w:uiPriority="62"/>
-    <w:lsdException w:name="Medium Shading 1 Accent 3" w:uiPriority="63"/>
-    <w:lsdException w:name="Medium Shading 2 Accent 3" w:uiPriority="64"/>
-    <w:lsdException w:name="Medium List 1 Accent 3" w:uiPriority="65"/>
-    <w:lsdException w:name="Medium List 2 Accent 3" w:uiPriority="66"/>
-    <w:lsdException w:name="Medium Grid 1 Accent 3" w:uiPriority="67"/>
-    <w:lsdException w:name="Medium Grid 2 Accent 3" w:uiPriority="68"/>
-    <w:lsdException w:name="Medium Grid 3 Accent 3" w:uiPriority="69"/>
-    <w:lsdException w:name="Dark List Accent 3" w:uiPriority="70"/>
-    <w:lsdException w:name="Colorful Shading Accent 3" w:uiPriority="71"/>
-    <w:lsdException w:name="Colorful List Accent 3" w:uiPriority="72"/>
-    <w:lsdException w:name="Colorful Grid Accent 3" w:uiPriority="73"/>
-    <w:lsdException w:name="Light Shading Accent 4" w:uiPriority="60"/>
-    <w:lsdException w:name="Light List Accent 4" w:uiPriority="61"/>
-    <w:lsdException w:name="Light Grid Accent 4" w:uiPriority="62"/>
-    <w:lsdException w:name="Medium Shading 1 Accent 4" w:uiPriority="63"/>
-    <w:lsdException w:name="Medium Shading 2 Accent 4" w:uiPriority="64"/>
-    <w:lsdException w:name="Medium List 1 Accent 4" w:uiPriority="65"/>
-    <w:lsdException w:name="Medium List 2 Accent 4" w:uiPriority="66"/>
-    <w:lsdException w:name="Medium Grid 1 Accent 4" w:uiPriority="67"/>
-    <w:lsdException w:name="Medium Grid 2 Accent 4" w:uiPriority="68"/>
-    <w:lsdException w:name="Medium Grid 3 Accent 4" w:uiPriority="69"/>
-    <w:lsdException w:name="Dark List Accent 4" w:uiPriority="70"/>
-    <w:lsdException w:name="Colorful Shading Accent 4" w:uiPriority="71"/>
-    <w:lsdException w:name="Colorful List Accent 4" w:uiPriority="72"/>
-    <w:lsdException w:name="Colorful Grid Accent 4" w:uiPriority="73"/>
-    <w:lsdException w:name="Light Shading Accent 5" w:uiPriority="60"/>
-    <w:lsdException w:name="Light List Accent 5" w:uiPriority="61"/>
-    <w:lsdException w:name="Light Grid Accent 5" w:uiPriority="62"/>
-    <w:lsdException w:name="Medium Shading 1 Accent 5" w:uiPriority="63"/>
-    <w:lsdException w:name="Medium Shading 2 Accent 5" w:uiPriority="64"/>
-    <w:lsdException w:name="Medium List 1 Accent 5" w:uiPriority="65"/>
-    <w:lsdException w:name="Medium List 2 Accent 5" w:uiPriority="66"/>
-    <w:lsdException w:name="Medium Grid 1 Accent 5" w:uiPriority="67"/>
-    <w:lsdException w:name="Medium Grid 2 Accent 5" w:uiPriority="68"/>
-    <w:lsdException w:name="Medium Grid 3 Accent 5" w:uiPriority="69"/>
-    <w:lsdException w:name="Dark List Accent 5" w:uiPriority="70"/>
-    <w:lsdException w:name="Colorful Shading Accent 5" w:uiPriority="71"/>
-    <w:lsdException w:name="Colorful List Accent 5" w:uiPriority="72"/>
-    <w:lsdException w:name="Colorful Grid Accent 5" w:uiPriority="73"/>
-    <w:lsdException w:name="Light Shading Accent 6" w:uiPriority="60"/>
-    <w:lsdException w:name="Light List Accent 6" w:uiPriority="61"/>
-    <w:lsdException w:name="Light Grid Accent 6" w:uiPriority="62"/>
-    <w:lsdException w:name="Medium Shading 1 Accent 6" w:uiPriority="63"/>
-    <w:lsdException w:name="Medium Shading 2 Accent 6" w:uiPriority="64"/>
-    <w:lsdException w:name="Medium List 1 Accent 6" w:uiPriority="65"/>
-    <w:lsdException w:name="Medium List 2 Accent 6" w:uiPriority="66"/>
-    <w:lsdException w:name="Medium Grid 1 Accent 6" w:uiPriority="67"/>
-    <w:lsdException w:name="Medium Grid 2 Accent 6" w:uiPriority="68"/>
-    <w:lsdException w:name="Medium Grid 3 Accent 6" w:uiPriority="69"/>
-    <w:lsdException w:name="Dark List Accent 6" w:uiPriority="70"/>
-    <w:lsdException w:name="Colorful Shading Accent 6" w:uiPriority="71"/>
-    <w:lsdException w:name="Colorful List Accent 6" w:uiPriority="72"/>
-    <w:lsdException w:name="Colorful Grid Accent 6" w:uiPriority="73"/>
-    <w:lsdException w:name="Subtle Emphasis" w:uiPriority="19" w:qFormat="1"/>
-    <w:lsdException w:name="Intense Emphasis" w:uiPriority="21" w:qFormat="1"/>
-    <w:lsdException w:name="Subtle Reference" w:uiPriority="31" w:qFormat="1"/>
-    <w:lsdException w:name="Intense Reference" w:uiPriority="32" w:qFormat="1"/>
-    <w:lsdException w:name="Book Title" w:uiPriority="33" w:qFormat="1"/>
-    <w:lsdException w:name="Bibliography" w:semiHidden="1" w:uiPriority="37" w:unhideWhenUsed="1"/>
-    <w:lsdException w:name="TOC Heading" w:semiHidden="1" w:uiPriority="39" w:unhideWhenUsed="1" w:qFormat="1"/>
-    <w:lsdException w:name="Grid Table 4" w:uiPriority="49"/>
-    <w:lsdException w:name="Grid Table 5 Dark" w:uiPriority="50"/>
-    <w:lsdException w:name="Grid Table 6 Colorful" w:uiPriority="51"/>
-    <w:lsdException w:name="Grid Table 7 Colorful" w:uiPriority="52"/>
-    <w:lsdException w:name="Grid Table 1 Light Accent 1" w:uiPriority="46"/>
-    <w:lsdException w:name="Grid Table 2 Accent 1" w:uiPriority="47"/>
-    <w:lsdException w:name="Grid Table 3 Accent 1" w:uiPriority="48"/>
-    <w:lsdException w:name="Grid Table 4 Accent 1" w:uiPriority="49"/>
-    <w:lsdException w:name="Grid Table 5 Dark Accent 1" w:uiPriority="50"/>
-    <w:lsdException w:name="Grid Table 6 Colorful Accent 1" w:uiPriority="51"/>
-    <w:lsdException w:name="Grid Table 7 Colorful Accent 1" w:uiPriority="52"/>
-    <w:lsdException w:name="Grid Table 1 Light Accent 2" w:uiPriority="46"/>
-    <w:lsdException w:name="Grid Table 2 Accent 2" w:uiPriority="47"/>
-    <w:lsdException w:name="Grid Table 3 Accent 2" w:uiPriority="48"/>
-    <w:lsdException w:name="Grid Table 4 Accent 2" w:uiPriority="49"/>
-    <w:lsdException w:name="Grid Table 5 Dark Accent 2" w:uiPriority="50"/>
-    <w:lsdException w:name="Grid Table 6 Colorful Accent 2" w:uiPriority="51"/>
-    <w:lsdException w:name="Grid Table 7 Colorful Accent 2" w:uiPriority="52"/>
-    <w:lsdException w:name="Grid Table 1 Light Accent 3" w:uiPriority="46"/>
-    <w:lsdException w:name="Grid Table 2 Accent 3" w:uiPriority="47"/>
-    <w:lsdException w:name="Grid Table 3 Accent 3" w:uiPriority="48"/>
-    <w:lsdException w:name="Grid Table 4 Accent 3" w:uiPriority="49"/>
-    <w:lsdException w:name="Grid Table 5 Dark Accent 3" w:uiPriority="50"/>
-    <w:lsdException w:name="Grid Table 6 Colorful Accent 3" w:uiPriority="51"/>
-    <w:lsdException w:name="Grid Table 7 Colorful Accent 3" w:uiPriority="52"/>
-    <w:lsdException w:name="Grid Table 1 Light Accent 4" w:uiPriority="46"/>
-    <w:lsdException w:name="Grid Table 2 Accent 4" w:uiPriority="47"/>
-    <w:lsdException w:name="Grid Table 3 Accent 4" w:uiPriority="48"/>
-    <w:lsdException w:name="Grid Table 4 Accent 4" w:uiPriority="49"/>
-    <w:lsdException w:name="Grid Table 5 Dark Accent 4" w:uiPriority="50"/>
-    <w:lsdException w:name="Grid Table 6 Colorful Accent 4" w:uiPriority="51"/>
-    <w:lsdException w:name="Grid Table 7 Colorful Accent 4" w:uiPriority="52"/>
-    <w:lsdException w:name="Grid Table 1 Light Accent 5" w:uiPriority="46"/>
-    <w:lsdException w:name="Grid Table 2 Accent 5" w:uiPriority="47"/>
-    <w:lsdException w:name="Grid Table 3 Accent 5" w:uiPriority="48"/>
-    <w:lsdException w:name="Grid Table 4 Accent 5" w:uiPriority="49"/>
-    <w:lsdException w:name="Grid Table 5 Dark Accent 5" w:uiPriority="50"/>
-    <w:lsdException w:name="Grid Table 6 Colorful Accent 5" w:uiPriority="51"/>
-    <w:lsdException w:name="Grid Table 7 Colorful Accent 5" w:uiPriority="52"/>
-    <w:lsdException w:name="Grid Table 1 Light Accent 6" w:uiPriority="46"/>
-    <w:lsdException w:name="Grid Table 2 Accent 6" w:uiPriority="47"/>
-    <w:lsdException w:name="Grid Table 3 Accent 6" w:uiPriority="48"/>
-    <w:lsdException w:name="Grid Table 4 Accent 6" w:uiPriority="49"/>
-    <w:lsdException w:name="Grid Table 5 Dark Accent 6" w:uiPriority="50"/>
-    <w:lsdException w:name="Grid Table 6 Colorful Accent 6" w:uiPriority="51"/>
-    <w:lsdException w:name="Grid Table 7 Colorful Accent 6" w:uiPriority="52"/>
-    <w:lsdException w:name="List Table 1 Light" w:uiPriority="46"/>
-    <w:lsdException w:name="List Table 2" w:uiPriority="47"/>
-    <w:lsdException w:name="List Table 3" w:uiPriority="48"/>
-    <w:lsdException w:name="List Table 4" w:uiPriority="49"/>
-    <w:lsdException w:name="List Table 5 Dark" w:uiPriority="50"/>
-    <w:lsdException w:name="List Table 6 Colorful" w:uiPriority="51"/>
-    <w:lsdException w:name="List Table 7 Colorful" w:uiPriority="52"/>
-    <w:lsdException w:name="List Table 1 Light Accent 1" w:uiPriority="46"/>
-    <w:lsdException w:name="List Table 2 Accent 1" w:uiPriority="47"/>
-    <w:lsdException w:name="List Table 3 Accent 1" w:uiPriority="48"/>
-    <w:lsdException w:name="List Table 4 Accent 1" w:uiPriority="49"/>
-    <w:lsdException w:name="List Table 5 Dark Accent 1" w:uiPriority="50"/>
-    <w:lsdException w:name="List Table 6 Colorful Accent 1" w:uiPriority="51"/>
-    <w:lsdException w:name="List Table 7 Colorful Accent 1" w:uiPriority="52"/>
-    <w:lsdException w:name="List Table 1 Light Accent 2" w:uiPriority="46"/>
-    <w:lsdException w:name="List Table 2 Accent 2" w:uiPriority="47"/>
-    <w:lsdException w:name="List Table 3 Accent 2" w:uiPriority="48"/>
-    <w:lsdException w:name="List Table 4 Accent 2" w:uiPriority="49"/>
-    <w:lsdException w:name="List Table 5 Dark Accent 2" w:uiPriority="50"/>
-    <w:lsdException w:name="List Table 6 Colorful Accent 2" w:uiPriority="51"/>
-    <w:lsdException w:name="List Table 7 Colorful Accent 2" w:uiPriority="52"/>
-    <w:lsdException w:name="List Table 1 Light Accent 3" w:uiPriority="46"/>
-    <w:lsdException w:name="List Table 2 Accent 3" w:uiPriority="47"/>
-    <w:lsdException w:name="List Table 3 Accent 3" w:uiPriority="48"/>
-    <w:lsdException w:name="List Table 4 Accent 3" w:uiPriority="49"/>
-    <w:lsdException w:name="List Table 5 Dark Accent 3" w:uiPriority="50"/>
-    <w:lsdException w:name="List Table 6 Colorful Accent 3" w:uiPriority="51"/>
-    <w:lsdException w:name="List Table 7 Colorful Accent 3" w:uiPriority="52"/>
-    <w:lsdException w:name="List Table 1 Light Accent 4" w:uiPriority="46"/>
-    <w:lsdException w:name="List Table 2 Accent 4" w:uiPriority="47"/>
-    <w:lsdException w:name="List Table 3 Accent 4" w:uiPriority="48"/>
-    <w:lsdException w:name="List Table 4 Accent 4" w:uiPriority="49"/>
-    <w:lsdException w:name="List Table 5 Dark Accent 4" w:uiPriority="50"/>
-    <w:lsdException w:name="List Table 6 Colorful Accent 4" w:uiPriority="51"/>
-    <w:lsdException w:name="List Table 7 Colorful Accent 4" w:uiPriority="52"/>
-    <w:lsdException w:name="List Table 1 Light Accent 5" w:uiPriority="46"/>
-    <w:lsdException w:name="List Table 2 Accent 5" w:uiPriority="47"/>
-    <w:lsdException w:name="List Table 3 Accent 5" w:uiPriority="48"/>
-    <w:lsdException w:name="List Table 4 Accent 5" w:uiPriority="49"/>
-    <w:lsdException w:name="List Table 5 Dark Accent 5" w:uiPriority="50"/>
-    <w:lsdException w:name="List Table 6 Colorful Accent 5" w:uiPriority="51"/>
-    <w:lsdException w:name="List Table 7 Colorful Accent 5" w:uiPriority="52"/>
-    <w:lsdException w:name="List Table 1 Light Accent 6" w:uiPriority="46"/>
-    <w:lsdException w:name="List Table 2 Accent 6" w:uiPriority="47"/>
-    <w:lsdException w:name="List Table 3 Accent 6" w:uiPriority="48"/>
-    <w:lsdException w:name="List Table 4 Accent 6" w:uiPriority="49"/>
-    <w:lsdException w:name="List Table 5 Dark Accent 6" w:uiPriority="50"/>
-    <w:lsdException w:name="List Table 6 Colorful Accent 6" w:uiPriority="51"/>
-    <w:lsdException w:name="List Table 7 Colorful Accent 6" w:uiPriority="52"/>
-    <w:lsdException w:name="Mention" w:semiHidden="1" w:unhideWhenUsed="1"/>
-    <w:lsdException w:name="Smart Hyperlink" w:semiHidden="1" w:unhideWhenUsed="1"/>
-    <w:lsdException w:name="Hashtag" w:semiHidden="1" w:unhideWhenUsed="1"/>
-    <w:lsdException w:name="Unresolved Mention" w:semiHidden="1" w:unhideWhenUsed="1"/>
-    <w:lsdException w:name="Smart Link" w:semiHidden="1" w:unhideWhenUsed="1"/>
-  </w:latentStyles>
-  <w:style w:type="paragraph" w:default="1" w:styleId="Normal">
-    <w:name w:val="Normal"/>
-    <w:qFormat/>
-  </w:style>
-  <w:style w:type="character" w:default="1" w:styleId="Fuentedeprrafopredeter">
-    <w:name w:val="Default Paragraph Font"/>
-    <w:uiPriority w:val="1"/>
-    <w:semiHidden/>
-    <w:unhideWhenUsed/>
-  </w:style>
-  <w:style w:type="table" w:default="1" w:styleId="Tablanormal">
-    <w:name w:val="Normal Table"/>
-    <w:uiPriority w:val="99"/>
-    <w:semiHidden/>
-    <w:unhideWhenUsed/>
-    <w:tblPr>
-      <w:tblInd w:w="0" w:type="dxa"/>
-      <w:tblCellMar>
-        <w:top w:w="0" w:type="dxa"/>
-        <w:left w:w="108" w:type="dxa"/>
-        <w:bottom w:w="0" w:type="dxa"/>
-        <w:right w:w="108" w:type="dxa"/>
-      </w:tblCellMar>
-    </w:tblPr>
-  </w:style>
-  <w:style w:type="numbering" w:default="1" w:styleId="Sinlista">
-    <w:name w:val="No List"/>
-    <w:uiPriority w:val="99"/>
-    <w:semiHidden/>
-    <w:unhideWhenUsed/>
-  </w:style>
-  <w:style w:type="paragraph" w:customStyle="1" w:styleId="AE720410D44342FCA194A216BFF5EC9C">
-    <w:name w:val="AE720410D44342FCA194A216BFF5EC9C"/>
-    <w:rsid w:val="006171E9"/>
-    <w:pPr>
-      <w:spacing w:after="160" w:line="259" w:lineRule="auto"/>
-    </w:pPr>
-    <w:rPr>
-      <w:sz w:val="22"/>
-      <w:szCs w:val="22"/>
-      <w:lang w:val="es-419" w:eastAsia="es-419"/>
-    </w:rPr>
-  </w:style>
-  <w:style w:type="paragraph" w:customStyle="1" w:styleId="7B83D71142BF47CBBF85856F6DFDD7D7">
-    <w:name w:val="7B83D71142BF47CBBF85856F6DFDD7D7"/>
-    <w:rsid w:val="006171E9"/>
-    <w:pPr>
-      <w:spacing w:after="160" w:line="259" w:lineRule="auto"/>
-    </w:pPr>
-    <w:rPr>
-      <w:sz w:val="22"/>
-      <w:szCs w:val="22"/>
-      <w:lang w:val="es-419" w:eastAsia="es-419"/>
-    </w:rPr>
-  </w:style>
-</w:styles>
-</file>
-
-<file path=word/glossary/webSettings.xml><?xml version="1.0" encoding="utf-8"?>
-<w:webSettings xmlns:mc="http://schemas.openxmlformats.org/markup-compatibility/2006" xmlns:r="http://schemas.openxmlformats.org/officeDocument/2006/relationships" xmlns:w="http://schemas.openxmlformats.org/wordprocessingml/2006/main" xmlns:w14="http://schemas.microsoft.com/office/word/2010/wordml" xmlns:w15="http://schemas.microsoft.com/office/word/2012/wordml" xmlns:w16cex="http://schemas.microsoft.com/office/word/2018/wordml/cex" xmlns:w16cid="http://schemas.microsoft.com/office/word/2016/wordml/cid" xmlns:w16="http://schemas.microsoft.com/office/word/2018/wordml" xmlns:w16du="http://schemas.microsoft.com/office/word/2023/wordml/word16du" xmlns:w16sdtdh="http://schemas.microsoft.com/office/word/2020/wordml/sdtdatahash" xmlns:w16sdtfl="http://schemas.microsoft.com/office/word/2024/wordml/sdtformatlock" xmlns:w16se="http://schemas.microsoft.com/office/word/2015/wordml/symex" mc:Ignorable="w14 w15 w16se w16cid w16 w16cex w16sdtdh w16sdtfl w16du">
-  <w:allowPNG/>
-</w:webSettings>
-</file>
-
 <file path=word/theme/theme1.xml><?xml version="1.0" encoding="utf-8"?>
 <a:theme xmlns:a="http://schemas.openxmlformats.org/drawingml/2006/main" name="Tema de Office">
   <a:themeElements>
